--- a/references/Manuals/Full GUI Manual.docx
+++ b/references/Manuals/Full GUI Manual.docx
@@ -7733,9 +7733,58 @@
         <w:t>Setup Tab</w:t>
       </w:r>
     </w:p>
+    <w:tbl>
+      <w:tblPr>
+        <w:tblW w:type="auto" w:w="0"/>
+        <w:tblLayout w:type="fixed"/>
+        <w:tblLook w:firstColumn="1" w:firstRow="1" w:lastColumn="0" w:lastRow="0" w:noHBand="0" w:noVBand="1" w:val="04A0"/>
+      </w:tblPr>
+      <w:tblGrid>
+        <w:gridCol w:w="9860"/>
+      </w:tblGrid>
+      <w:tr>
+        <w:trPr>
+          <w:trHeight w:val="3168" w:hRule="exact"/>
+        </w:trPr>
+        <w:tc>
+          <w:tcPr>
+            <w:tcW w:type="dxa" w:w="8640"/>
+            <w:shd w:val="clear" w:color="auto" w:fill="F2F2F2"/>
+            <w:tcBorders>
+              <w:top w:val="single" w:sz="8" w:space="0" w:color="999999"/>
+              <w:left w:val="single" w:sz="8" w:space="0" w:color="999999"/>
+              <w:bottom w:val="single" w:sz="8" w:space="0" w:color="999999"/>
+              <w:right w:val="single" w:sz="8" w:space="0" w:color="999999"/>
+            </w:tcBorders>
+            <w:vAlign w:val="center"/>
+          </w:tcPr>
+          <w:p>
+            <w:pPr>
+              <w:jc w:val="center"/>
+            </w:pPr>
+            <w:r>
+              <w:rPr>
+                <w:i/>
+                <w:color w:val="808080"/>
+              </w:rPr>
+              <w:t>[Insert screenshot here]</w:t>
+            </w:r>
+          </w:p>
+        </w:tc>
+      </w:tr>
+    </w:tbl>
     <w:p>
       <w:pPr/>
       <w:r>
+        <w:rPr>
+          <w:i/>
+        </w:rPr>
+        <w:t>Figure: Setup tab overview</w:t>
+      </w:r>
+    </w:p>
+    <w:p>
+      <w:pPr/>
+      <w:r>
         <w:t>The Setup tab is where the physical bench is described to the software: which prober is attached, which instruments exist on that bench, and how they are addressed over GPIB/VISA. Everything downstream (Recipe tab dropdowns, Switch Routing, Debug tabs) reads its instrument list from what is configured here, so a bench must be set up correctly here before recipes can reference its instruments.</w:t>
       </w:r>
     </w:p>
@@ -7753,9 +7802,58 @@
         <w:t>Bench / Instrument Profiles</w:t>
       </w:r>
     </w:p>
+    <w:tbl>
+      <w:tblPr>
+        <w:tblW w:type="auto" w:w="0"/>
+        <w:tblLayout w:type="fixed"/>
+        <w:tblLook w:firstColumn="1" w:firstRow="1" w:lastColumn="0" w:lastRow="0" w:noHBand="0" w:noVBand="1" w:val="04A0"/>
+      </w:tblPr>
+      <w:tblGrid>
+        <w:gridCol w:w="9860"/>
+      </w:tblGrid>
+      <w:tr>
+        <w:trPr>
+          <w:trHeight w:val="2880" w:hRule="exact"/>
+        </w:trPr>
+        <w:tc>
+          <w:tcPr>
+            <w:tcW w:type="dxa" w:w="8640"/>
+            <w:shd w:val="clear" w:color="auto" w:fill="F2F2F2"/>
+            <w:tcBorders>
+              <w:top w:val="single" w:sz="8" w:space="0" w:color="999999"/>
+              <w:left w:val="single" w:sz="8" w:space="0" w:color="999999"/>
+              <w:bottom w:val="single" w:sz="8" w:space="0" w:color="999999"/>
+              <w:right w:val="single" w:sz="8" w:space="0" w:color="999999"/>
+            </w:tcBorders>
+            <w:vAlign w:val="center"/>
+          </w:tcPr>
+          <w:p>
+            <w:pPr>
+              <w:jc w:val="center"/>
+            </w:pPr>
+            <w:r>
+              <w:rPr>
+                <w:i/>
+                <w:color w:val="808080"/>
+              </w:rPr>
+              <w:t>[Insert screenshot here]</w:t>
+            </w:r>
+          </w:p>
+        </w:tc>
+      </w:tr>
+    </w:tbl>
     <w:p>
       <w:pPr/>
       <w:r>
+        <w:rPr>
+          <w:i/>
+        </w:rPr>
+        <w:t>Figure: Add Instrument dialog</w:t>
+      </w:r>
+    </w:p>
+    <w:p>
+      <w:pPr/>
+      <w:r>
         <w:t>Each physical prober (e.g. probe08, probe08old, probe02) has its own instrument profile: a named set of instrument slots (SMU, DMM, wave generator, switch matrix, etc.) with the GPIB/VISA address configured for each. Two slots are mandatory on every profile - the prober itself and the switch matrix - since a bench cannot usefully exist without them. Every other instrument slot is optional and can be added or removed freely: a bench can have three DMMs and no wave generator, a single SMU, two SMUs, or any other combination the physical setup actually has.</w:t>
       </w:r>
     </w:p>
@@ -7811,9 +7909,58 @@
         <w:t>Default Prober and Default ATA Folder</w:t>
       </w:r>
     </w:p>
+    <w:tbl>
+      <w:tblPr>
+        <w:tblW w:type="auto" w:w="0"/>
+        <w:tblLayout w:type="fixed"/>
+        <w:tblLook w:firstColumn="1" w:firstRow="1" w:lastColumn="0" w:lastRow="0" w:noHBand="0" w:noVBand="1" w:val="04A0"/>
+      </w:tblPr>
+      <w:tblGrid>
+        <w:gridCol w:w="9860"/>
+      </w:tblGrid>
+      <w:tr>
+        <w:trPr>
+          <w:trHeight w:val="2592" w:hRule="exact"/>
+        </w:trPr>
+        <w:tc>
+          <w:tcPr>
+            <w:tcW w:type="dxa" w:w="8640"/>
+            <w:shd w:val="clear" w:color="auto" w:fill="F2F2F2"/>
+            <w:tcBorders>
+              <w:top w:val="single" w:sz="8" w:space="0" w:color="999999"/>
+              <w:left w:val="single" w:sz="8" w:space="0" w:color="999999"/>
+              <w:bottom w:val="single" w:sz="8" w:space="0" w:color="999999"/>
+              <w:right w:val="single" w:sz="8" w:space="0" w:color="999999"/>
+            </w:tcBorders>
+            <w:vAlign w:val="center"/>
+          </w:tcPr>
+          <w:p>
+            <w:pPr>
+              <w:jc w:val="center"/>
+            </w:pPr>
+            <w:r>
+              <w:rPr>
+                <w:i/>
+                <w:color w:val="808080"/>
+              </w:rPr>
+              <w:t>[Insert screenshot here]</w:t>
+            </w:r>
+          </w:p>
+        </w:tc>
+      </w:tr>
+    </w:tbl>
     <w:p>
       <w:pPr/>
       <w:r>
+        <w:rPr>
+          <w:i/>
+        </w:rPr>
+        <w:t>Figure: Default prober / default ATA folder controls</w:t>
+      </w:r>
+    </w:p>
+    <w:p>
+      <w:pPr/>
+      <w:r>
         <w:t>Because a single GUI installation can drive more than one physical bench over its lifetime (or, on a shared computer, more than one bench at different times), two 'default' settings exist so the software starts up already pointed at the right place instead of requiring the operator to reselect everything every launch:</w:t>
       </w:r>
     </w:p>
@@ -7841,9 +7988,58 @@
         <w:t>Working Directory</w:t>
       </w:r>
     </w:p>
+    <w:tbl>
+      <w:tblPr>
+        <w:tblW w:type="auto" w:w="0"/>
+        <w:tblLayout w:type="fixed"/>
+        <w:tblLook w:firstColumn="1" w:firstRow="1" w:lastColumn="0" w:lastRow="0" w:noHBand="0" w:noVBand="1" w:val="04A0"/>
+      </w:tblPr>
+      <w:tblGrid>
+        <w:gridCol w:w="9860"/>
+      </w:tblGrid>
+      <w:tr>
+        <w:trPr>
+          <w:trHeight w:val="2160" w:hRule="exact"/>
+        </w:trPr>
+        <w:tc>
+          <w:tcPr>
+            <w:tcW w:type="dxa" w:w="8640"/>
+            <w:shd w:val="clear" w:color="auto" w:fill="F2F2F2"/>
+            <w:tcBorders>
+              <w:top w:val="single" w:sz="8" w:space="0" w:color="999999"/>
+              <w:left w:val="single" w:sz="8" w:space="0" w:color="999999"/>
+              <w:bottom w:val="single" w:sz="8" w:space="0" w:color="999999"/>
+              <w:right w:val="single" w:sz="8" w:space="0" w:color="999999"/>
+            </w:tcBorders>
+            <w:vAlign w:val="center"/>
+          </w:tcPr>
+          <w:p>
+            <w:pPr>
+              <w:jc w:val="center"/>
+            </w:pPr>
+            <w:r>
+              <w:rPr>
+                <w:i/>
+                <w:color w:val="808080"/>
+              </w:rPr>
+              <w:t>[Insert screenshot here]</w:t>
+            </w:r>
+          </w:p>
+        </w:tc>
+      </w:tr>
+    </w:tbl>
     <w:p>
       <w:pPr/>
       <w:r>
+        <w:rPr>
+          <w:i/>
+        </w:rPr>
+        <w:t>Figure: Working directory setting</w:t>
+      </w:r>
+    </w:p>
+    <w:p>
+      <w:pPr/>
+      <w:r>
         <w:t>The Working Directory is the root folder the GUI looks in for the GUI System folder (instrument addresses, bench profiles, switch wiring) and for ATA folders (the per-program folders such as LAMPATA, MADDYATA, CenfireATA, NautATA). This is usually a shared network location so multiple stations see the same programs and switch wiring, but can be pointed at a local folder (for example a cloned backup checkout) if the network path is unavailable.</w:t>
       </w:r>
     </w:p>
@@ -7870,9 +8066,58 @@
         <w:t>Recipe Tab — Field Reference</w:t>
       </w:r>
     </w:p>
+    <w:tbl>
+      <w:tblPr>
+        <w:tblW w:type="auto" w:w="0"/>
+        <w:tblLayout w:type="fixed"/>
+        <w:tblLook w:firstColumn="1" w:firstRow="1" w:lastColumn="0" w:lastRow="0" w:noHBand="0" w:noVBand="1" w:val="04A0"/>
+      </w:tblPr>
+      <w:tblGrid>
+        <w:gridCol w:w="9860"/>
+      </w:tblGrid>
+      <w:tr>
+        <w:trPr>
+          <w:trHeight w:val="3168" w:hRule="exact"/>
+        </w:trPr>
+        <w:tc>
+          <w:tcPr>
+            <w:tcW w:type="dxa" w:w="8640"/>
+            <w:shd w:val="clear" w:color="auto" w:fill="F2F2F2"/>
+            <w:tcBorders>
+              <w:top w:val="single" w:sz="8" w:space="0" w:color="999999"/>
+              <w:left w:val="single" w:sz="8" w:space="0" w:color="999999"/>
+              <w:bottom w:val="single" w:sz="8" w:space="0" w:color="999999"/>
+              <w:right w:val="single" w:sz="8" w:space="0" w:color="999999"/>
+            </w:tcBorders>
+            <w:vAlign w:val="center"/>
+          </w:tcPr>
+          <w:p>
+            <w:pPr>
+              <w:jc w:val="center"/>
+            </w:pPr>
+            <w:r>
+              <w:rPr>
+                <w:i/>
+                <w:color w:val="808080"/>
+              </w:rPr>
+              <w:t>[Insert screenshot here]</w:t>
+            </w:r>
+          </w:p>
+        </w:tc>
+      </w:tr>
+    </w:tbl>
     <w:p>
       <w:pPr/>
       <w:r>
+        <w:rPr>
+          <w:i/>
+        </w:rPr>
+        <w:t>Figure: Recipe tab, step editor overview</w:t>
+      </w:r>
+    </w:p>
+    <w:p>
+      <w:pPr/>
+      <w:r>
         <w:t>This section documents every field available when building or editing a recipe step, in more detail than the General Tour above. A recipe is an ordered list of steps; each step configures one action (apply a signal, take a measurement, wait, evaluate pass/fail, or open the connections used by an earlier step) against one instrument.</w:t>
       </w:r>
     </w:p>
@@ -7884,6 +8129,55 @@
         <w:t>Step Type / Mode</w:t>
       </w:r>
     </w:p>
+    <w:tbl>
+      <w:tblPr>
+        <w:tblW w:type="auto" w:w="0"/>
+        <w:tblLayout w:type="fixed"/>
+        <w:tblLook w:firstColumn="1" w:firstRow="1" w:lastColumn="0" w:lastRow="0" w:noHBand="0" w:noVBand="1" w:val="04A0"/>
+      </w:tblPr>
+      <w:tblGrid>
+        <w:gridCol w:w="9860"/>
+      </w:tblGrid>
+      <w:tr>
+        <w:trPr>
+          <w:trHeight w:val="2160" w:hRule="exact"/>
+        </w:trPr>
+        <w:tc>
+          <w:tcPr>
+            <w:tcW w:type="dxa" w:w="8640"/>
+            <w:shd w:val="clear" w:color="auto" w:fill="F2F2F2"/>
+            <w:tcBorders>
+              <w:top w:val="single" w:sz="8" w:space="0" w:color="999999"/>
+              <w:left w:val="single" w:sz="8" w:space="0" w:color="999999"/>
+              <w:bottom w:val="single" w:sz="8" w:space="0" w:color="999999"/>
+              <w:right w:val="single" w:sz="8" w:space="0" w:color="999999"/>
+            </w:tcBorders>
+            <w:vAlign w:val="center"/>
+          </w:tcPr>
+          <w:p>
+            <w:pPr>
+              <w:jc w:val="center"/>
+            </w:pPr>
+            <w:r>
+              <w:rPr>
+                <w:i/>
+                <w:color w:val="808080"/>
+              </w:rPr>
+              <w:t>[Insert screenshot here]</w:t>
+            </w:r>
+          </w:p>
+        </w:tc>
+      </w:tr>
+    </w:tbl>
+    <w:p>
+      <w:pPr/>
+      <w:r>
+        <w:rPr>
+          <w:i/>
+        </w:rPr>
+        <w:t>Figure: Step Type / Mode dropdown</w:t>
+      </w:r>
+    </w:p>
     <w:p>
       <w:pPr>
         <w:ind w:left="360"/>
@@ -7932,9 +8226,58 @@
         <w:t>Instrument / Channel</w:t>
       </w:r>
     </w:p>
+    <w:tbl>
+      <w:tblPr>
+        <w:tblW w:type="auto" w:w="0"/>
+        <w:tblLayout w:type="fixed"/>
+        <w:tblLook w:firstColumn="1" w:firstRow="1" w:lastColumn="0" w:lastRow="0" w:noHBand="0" w:noVBand="1" w:val="04A0"/>
+      </w:tblPr>
+      <w:tblGrid>
+        <w:gridCol w:w="9860"/>
+      </w:tblGrid>
+      <w:tr>
+        <w:trPr>
+          <w:trHeight w:val="2160" w:hRule="exact"/>
+        </w:trPr>
+        <w:tc>
+          <w:tcPr>
+            <w:tcW w:type="dxa" w:w="8640"/>
+            <w:shd w:val="clear" w:color="auto" w:fill="F2F2F2"/>
+            <w:tcBorders>
+              <w:top w:val="single" w:sz="8" w:space="0" w:color="999999"/>
+              <w:left w:val="single" w:sz="8" w:space="0" w:color="999999"/>
+              <w:bottom w:val="single" w:sz="8" w:space="0" w:color="999999"/>
+              <w:right w:val="single" w:sz="8" w:space="0" w:color="999999"/>
+            </w:tcBorders>
+            <w:vAlign w:val="center"/>
+          </w:tcPr>
+          <w:p>
+            <w:pPr>
+              <w:jc w:val="center"/>
+            </w:pPr>
+            <w:r>
+              <w:rPr>
+                <w:i/>
+                <w:color w:val="808080"/>
+              </w:rPr>
+              <w:t>[Insert screenshot here]</w:t>
+            </w:r>
+          </w:p>
+        </w:tc>
+      </w:tr>
+    </w:tbl>
     <w:p>
       <w:pPr/>
       <w:r>
+        <w:rPr>
+          <w:i/>
+        </w:rPr>
+        <w:t>Figure: Instrument / Channel dropdowns</w:t>
+      </w:r>
+    </w:p>
+    <w:p>
+      <w:pPr/>
+      <w:r>
         <w:t>Selects which physical instrument on the active bench this step talks to (SMU, DMM, wave generator), and for instruments with more than one output/input channel, which channel (A or B) to use. The channel choices offered here are restricted to whatever the active bench's switch wiring actually has connected for that instrument - a bench with a single-channel SMU (e.g. a Keithley 2400) will only ever offer channel A, since offering a channel B that has no real wiring behind it on that bench would let a recipe silently route current through relay rows meant for a different instrument or a different bench entirely.</w:t>
       </w:r>
     </w:p>
@@ -7958,9 +8301,58 @@
         <w:t>Connections</w:t>
       </w:r>
     </w:p>
+    <w:tbl>
+      <w:tblPr>
+        <w:tblW w:type="auto" w:w="0"/>
+        <w:tblLayout w:type="fixed"/>
+        <w:tblLook w:firstColumn="1" w:firstRow="1" w:lastColumn="0" w:lastRow="0" w:noHBand="0" w:noVBand="1" w:val="04A0"/>
+      </w:tblPr>
+      <w:tblGrid>
+        <w:gridCol w:w="9860"/>
+      </w:tblGrid>
+      <w:tr>
+        <w:trPr>
+          <w:trHeight w:val="2160" w:hRule="exact"/>
+        </w:trPr>
+        <w:tc>
+          <w:tcPr>
+            <w:tcW w:type="dxa" w:w="8640"/>
+            <w:shd w:val="clear" w:color="auto" w:fill="F2F2F2"/>
+            <w:tcBorders>
+              <w:top w:val="single" w:sz="8" w:space="0" w:color="999999"/>
+              <w:left w:val="single" w:sz="8" w:space="0" w:color="999999"/>
+              <w:bottom w:val="single" w:sz="8" w:space="0" w:color="999999"/>
+              <w:right w:val="single" w:sz="8" w:space="0" w:color="999999"/>
+            </w:tcBorders>
+            <w:vAlign w:val="center"/>
+          </w:tcPr>
+          <w:p>
+            <w:pPr>
+              <w:jc w:val="center"/>
+            </w:pPr>
+            <w:r>
+              <w:rPr>
+                <w:i/>
+                <w:color w:val="808080"/>
+              </w:rPr>
+              <w:t>[Insert screenshot here]</w:t>
+            </w:r>
+          </w:p>
+        </w:tc>
+      </w:tr>
+    </w:tbl>
     <w:p>
       <w:pPr/>
       <w:r>
+        <w:rPr>
+          <w:i/>
+        </w:rPr>
+        <w:t>Figure: Connections field</w:t>
+      </w:r>
+    </w:p>
+    <w:p>
+      <w:pPr/>
+      <w:r>
         <w:t>Shows which physical switch-matrix rows will be closed for this step, computed automatically from the instrument/channel selection and the active bench's own switch wiring configuration (Switch Routing, on the Debug tab). This is display-only - the actual rows are resolved at run time from the wiring, not typed in by hand, so a recipe automatically follows a bench's real wiring rather than needing to be re-typed if the wiring changes.</w:t>
       </w:r>
     </w:p>
@@ -7972,9 +8364,58 @@
         <w:t>Level / Limit</w:t>
       </w:r>
     </w:p>
+    <w:tbl>
+      <w:tblPr>
+        <w:tblW w:type="auto" w:w="0"/>
+        <w:tblLayout w:type="fixed"/>
+        <w:tblLook w:firstColumn="1" w:firstRow="1" w:lastColumn="0" w:lastRow="0" w:noHBand="0" w:noVBand="1" w:val="04A0"/>
+      </w:tblPr>
+      <w:tblGrid>
+        <w:gridCol w:w="9860"/>
+      </w:tblGrid>
+      <w:tr>
+        <w:trPr>
+          <w:trHeight w:val="2160" w:hRule="exact"/>
+        </w:trPr>
+        <w:tc>
+          <w:tcPr>
+            <w:tcW w:type="dxa" w:w="8640"/>
+            <w:shd w:val="clear" w:color="auto" w:fill="F2F2F2"/>
+            <w:tcBorders>
+              <w:top w:val="single" w:sz="8" w:space="0" w:color="999999"/>
+              <w:left w:val="single" w:sz="8" w:space="0" w:color="999999"/>
+              <w:bottom w:val="single" w:sz="8" w:space="0" w:color="999999"/>
+              <w:right w:val="single" w:sz="8" w:space="0" w:color="999999"/>
+            </w:tcBorders>
+            <w:vAlign w:val="center"/>
+          </w:tcPr>
+          <w:p>
+            <w:pPr>
+              <w:jc w:val="center"/>
+            </w:pPr>
+            <w:r>
+              <w:rPr>
+                <w:i/>
+                <w:color w:val="808080"/>
+              </w:rPr>
+              <w:t>[Insert screenshot here]</w:t>
+            </w:r>
+          </w:p>
+        </w:tc>
+      </w:tr>
+    </w:tbl>
     <w:p>
       <w:pPr/>
       <w:r>
+        <w:rPr>
+          <w:i/>
+        </w:rPr>
+        <w:t>Figure: Level / Limit fields</w:t>
+      </w:r>
+    </w:p>
+    <w:p>
+      <w:pPr/>
+      <w:r>
         <w:t>For an apply step (current or voltage), Level is the value actually sourced (amps or volts), and Limit is the compliance limit - the maximum the instrument is allowed to push the opposite quantity to while trying to hit that level (e.g. a voltage compliance limit on a current-forcing step, protecting the DUT from an unexpectedly high voltage if the circuit turns out to be more resistive than expected).</w:t>
       </w:r>
     </w:p>
@@ -7998,9 +8439,58 @@
         <w:t>Averaging / NPLC</w:t>
       </w:r>
     </w:p>
+    <w:tbl>
+      <w:tblPr>
+        <w:tblW w:type="auto" w:w="0"/>
+        <w:tblLayout w:type="fixed"/>
+        <w:tblLook w:firstColumn="1" w:firstRow="1" w:lastColumn="0" w:lastRow="0" w:noHBand="0" w:noVBand="1" w:val="04A0"/>
+      </w:tblPr>
+      <w:tblGrid>
+        <w:gridCol w:w="9860"/>
+      </w:tblGrid>
+      <w:tr>
+        <w:trPr>
+          <w:trHeight w:val="2160" w:hRule="exact"/>
+        </w:trPr>
+        <w:tc>
+          <w:tcPr>
+            <w:tcW w:type="dxa" w:w="8640"/>
+            <w:shd w:val="clear" w:color="auto" w:fill="F2F2F2"/>
+            <w:tcBorders>
+              <w:top w:val="single" w:sz="8" w:space="0" w:color="999999"/>
+              <w:left w:val="single" w:sz="8" w:space="0" w:color="999999"/>
+              <w:bottom w:val="single" w:sz="8" w:space="0" w:color="999999"/>
+              <w:right w:val="single" w:sz="8" w:space="0" w:color="999999"/>
+            </w:tcBorders>
+            <w:vAlign w:val="center"/>
+          </w:tcPr>
+          <w:p>
+            <w:pPr>
+              <w:jc w:val="center"/>
+            </w:pPr>
+            <w:r>
+              <w:rPr>
+                <w:i/>
+                <w:color w:val="808080"/>
+              </w:rPr>
+              <w:t>[Insert screenshot here]</w:t>
+            </w:r>
+          </w:p>
+        </w:tc>
+      </w:tr>
+    </w:tbl>
     <w:p>
       <w:pPr/>
       <w:r>
+        <w:rPr>
+          <w:i/>
+        </w:rPr>
+        <w:t>Figure: Avg Count / NPLC fields</w:t>
+      </w:r>
+    </w:p>
+    <w:p>
+      <w:pPr/>
+      <w:r>
         <w:t>For a measure step, Avg Count repeats the measurement that many times and averages the result, trading speed for noise reduction. NPLC (number of power-line cycles) controls the instrument's own integration time per reading - a higher NPLC integrates over more AC line cycles, which averages out line-frequency noise at the cost of taking longer per reading. Both exist because a single fast, unaveraged reading of a very small signal (for example a few hundred microvolts across a small resistor at a small forced current) can be dominated by noise rather than the real signal.</w:t>
       </w:r>
     </w:p>
@@ -8012,9 +8502,58 @@
         <w:t>Minor Moves (checkbox)</w:t>
       </w:r>
     </w:p>
+    <w:tbl>
+      <w:tblPr>
+        <w:tblW w:type="auto" w:w="0"/>
+        <w:tblLayout w:type="fixed"/>
+        <w:tblLook w:firstColumn="1" w:firstRow="1" w:lastColumn="0" w:lastRow="0" w:noHBand="0" w:noVBand="1" w:val="04A0"/>
+      </w:tblPr>
+      <w:tblGrid>
+        <w:gridCol w:w="9860"/>
+      </w:tblGrid>
+      <w:tr>
+        <w:trPr>
+          <w:trHeight w:val="2592" w:hRule="exact"/>
+        </w:trPr>
+        <w:tc>
+          <w:tcPr>
+            <w:tcW w:type="dxa" w:w="8640"/>
+            <w:shd w:val="clear" w:color="auto" w:fill="F2F2F2"/>
+            <w:tcBorders>
+              <w:top w:val="single" w:sz="8" w:space="0" w:color="999999"/>
+              <w:left w:val="single" w:sz="8" w:space="0" w:color="999999"/>
+              <w:bottom w:val="single" w:sz="8" w:space="0" w:color="999999"/>
+              <w:right w:val="single" w:sz="8" w:space="0" w:color="999999"/>
+            </w:tcBorders>
+            <w:vAlign w:val="center"/>
+          </w:tcPr>
+          <w:p>
+            <w:pPr>
+              <w:jc w:val="center"/>
+            </w:pPr>
+            <w:r>
+              <w:rPr>
+                <w:i/>
+                <w:color w:val="808080"/>
+              </w:rPr>
+              <w:t>[Insert screenshot here]</w:t>
+            </w:r>
+          </w:p>
+        </w:tc>
+      </w:tr>
+    </w:tbl>
     <w:p>
       <w:pPr/>
       <w:r>
+        <w:rPr>
+          <w:i/>
+        </w:rPr>
+        <w:t>Figure: Minor Moves checkbox and shot-vs-die illustration</w:t>
+      </w:r>
+    </w:p>
+    <w:p>
+      <w:pPr/>
+      <w:r>
         <w:t>Enables shot-aware stepping on Accretech. Off (the default), one wafer-map square is one touchdown - a plain, single-die probe. On, one wafer-map square represents an entire reticle shot (a group of several physical dies probed under one probe-card footprint, such as a 7x9 shot), and the recipe's own move steps direct the chuck to each individual die inside that shot that the recipe actually references, in sequence, before moving on to the next shot. This is the mechanism used for multi-die probe cards where the probe card cannot touch every die of a shot at once.</w:t>
       </w:r>
     </w:p>
@@ -8038,9 +8577,58 @@
         <w:t>Shortcut ("Don't resend configs") checkbox</w:t>
       </w:r>
     </w:p>
+    <w:tbl>
+      <w:tblPr>
+        <w:tblW w:type="auto" w:w="0"/>
+        <w:tblLayout w:type="fixed"/>
+        <w:tblLook w:firstColumn="1" w:firstRow="1" w:lastColumn="0" w:lastRow="0" w:noHBand="0" w:noVBand="1" w:val="04A0"/>
+      </w:tblPr>
+      <w:tblGrid>
+        <w:gridCol w:w="9860"/>
+      </w:tblGrid>
+      <w:tr>
+        <w:trPr>
+          <w:trHeight w:val="2160" w:hRule="exact"/>
+        </w:trPr>
+        <w:tc>
+          <w:tcPr>
+            <w:tcW w:type="dxa" w:w="8640"/>
+            <w:shd w:val="clear" w:color="auto" w:fill="F2F2F2"/>
+            <w:tcBorders>
+              <w:top w:val="single" w:sz="8" w:space="0" w:color="999999"/>
+              <w:left w:val="single" w:sz="8" w:space="0" w:color="999999"/>
+              <w:bottom w:val="single" w:sz="8" w:space="0" w:color="999999"/>
+              <w:right w:val="single" w:sz="8" w:space="0" w:color="999999"/>
+            </w:tcBorders>
+            <w:vAlign w:val="center"/>
+          </w:tcPr>
+          <w:p>
+            <w:pPr>
+              <w:jc w:val="center"/>
+            </w:pPr>
+            <w:r>
+              <w:rPr>
+                <w:i/>
+                <w:color w:val="808080"/>
+              </w:rPr>
+              <w:t>[Insert screenshot here]</w:t>
+            </w:r>
+          </w:p>
+        </w:tc>
+      </w:tr>
+    </w:tbl>
     <w:p>
       <w:pPr/>
       <w:r>
+        <w:rPr>
+          <w:i/>
+        </w:rPr>
+        <w:t>Figure: Shortcut checkbox</w:t>
+      </w:r>
+    </w:p>
+    <w:p>
+      <w:pPr/>
+      <w:r>
         <w:t>Off by default. When enabled, the first touchdown of a run sends every instrument configuration command the recipe calls for as normal, but every touchdown after that skips re-sending any configuration that is identical to what was already sent last time (source level, compliance limit, NPLC, averaging, and similar setup commands), sending only the commands that actually change between touchdowns (opening/closing the right switch rows, triggering the measurement itself, and reading the result). This exists purely for speed on long, repetitive runs where the exact same configuration is sent to the exact same instrument hundreds of times in a row.</w:t>
       </w:r>
     </w:p>
@@ -8067,6 +8655,55 @@
         <w:t>Run Tab — Field Reference</w:t>
       </w:r>
     </w:p>
+    <w:tbl>
+      <w:tblPr>
+        <w:tblW w:type="auto" w:w="0"/>
+        <w:tblLayout w:type="fixed"/>
+        <w:tblLook w:firstColumn="1" w:firstRow="1" w:lastColumn="0" w:lastRow="0" w:noHBand="0" w:noVBand="1" w:val="04A0"/>
+      </w:tblPr>
+      <w:tblGrid>
+        <w:gridCol w:w="9860"/>
+      </w:tblGrid>
+      <w:tr>
+        <w:trPr>
+          <w:trHeight w:val="3168" w:hRule="exact"/>
+        </w:trPr>
+        <w:tc>
+          <w:tcPr>
+            <w:tcW w:type="dxa" w:w="8640"/>
+            <w:shd w:val="clear" w:color="auto" w:fill="F2F2F2"/>
+            <w:tcBorders>
+              <w:top w:val="single" w:sz="8" w:space="0" w:color="999999"/>
+              <w:left w:val="single" w:sz="8" w:space="0" w:color="999999"/>
+              <w:bottom w:val="single" w:sz="8" w:space="0" w:color="999999"/>
+              <w:right w:val="single" w:sz="8" w:space="0" w:color="999999"/>
+            </w:tcBorders>
+            <w:vAlign w:val="center"/>
+          </w:tcPr>
+          <w:p>
+            <w:pPr>
+              <w:jc w:val="center"/>
+            </w:pPr>
+            <w:r>
+              <w:rPr>
+                <w:i/>
+                <w:color w:val="808080"/>
+              </w:rPr>
+              <w:t>[Insert screenshot here]</w:t>
+            </w:r>
+          </w:p>
+        </w:tc>
+      </w:tr>
+    </w:tbl>
+    <w:p>
+      <w:pPr/>
+      <w:r>
+        <w:rPr>
+          <w:i/>
+        </w:rPr>
+        <w:t>Figure: Run tab overview</w:t>
+      </w:r>
+    </w:p>
     <w:p>
       <w:pPr>
         <w:ind w:left="360"/>
@@ -8138,6 +8775,55 @@
         <w:t>Debug Section — Sub-tab Reference</w:t>
       </w:r>
     </w:p>
+    <w:tbl>
+      <w:tblPr>
+        <w:tblW w:type="auto" w:w="0"/>
+        <w:tblLayout w:type="fixed"/>
+        <w:tblLook w:firstColumn="1" w:firstRow="1" w:lastColumn="0" w:lastRow="0" w:noHBand="0" w:noVBand="1" w:val="04A0"/>
+      </w:tblPr>
+      <w:tblGrid>
+        <w:gridCol w:w="9860"/>
+      </w:tblGrid>
+      <w:tr>
+        <w:trPr>
+          <w:trHeight w:val="2160" w:hRule="exact"/>
+        </w:trPr>
+        <w:tc>
+          <w:tcPr>
+            <w:tcW w:type="dxa" w:w="8640"/>
+            <w:shd w:val="clear" w:color="auto" w:fill="F2F2F2"/>
+            <w:tcBorders>
+              <w:top w:val="single" w:sz="8" w:space="0" w:color="999999"/>
+              <w:left w:val="single" w:sz="8" w:space="0" w:color="999999"/>
+              <w:bottom w:val="single" w:sz="8" w:space="0" w:color="999999"/>
+              <w:right w:val="single" w:sz="8" w:space="0" w:color="999999"/>
+            </w:tcBorders>
+            <w:vAlign w:val="center"/>
+          </w:tcPr>
+          <w:p>
+            <w:pPr>
+              <w:jc w:val="center"/>
+            </w:pPr>
+            <w:r>
+              <w:rPr>
+                <w:i/>
+                <w:color w:val="808080"/>
+              </w:rPr>
+              <w:t>[Insert screenshot here]</w:t>
+            </w:r>
+          </w:p>
+        </w:tc>
+      </w:tr>
+    </w:tbl>
+    <w:p>
+      <w:pPr/>
+      <w:r>
+        <w:rPr>
+          <w:i/>
+        </w:rPr>
+        <w:t>Figure: Debug section, sub-tab bar</w:t>
+      </w:r>
+    </w:p>
     <w:p>
       <w:pPr>
         <w:pStyle w:val="Heading2"/>
@@ -8146,9 +8832,58 @@
         <w:t>Instruments</w:t>
       </w:r>
     </w:p>
+    <w:tbl>
+      <w:tblPr>
+        <w:tblW w:type="auto" w:w="0"/>
+        <w:tblLayout w:type="fixed"/>
+        <w:tblLook w:firstColumn="1" w:firstRow="1" w:lastColumn="0" w:lastRow="0" w:noHBand="0" w:noVBand="1" w:val="04A0"/>
+      </w:tblPr>
+      <w:tblGrid>
+        <w:gridCol w:w="9860"/>
+      </w:tblGrid>
+      <w:tr>
+        <w:trPr>
+          <w:trHeight w:val="2592" w:hRule="exact"/>
+        </w:trPr>
+        <w:tc>
+          <w:tcPr>
+            <w:tcW w:type="dxa" w:w="8640"/>
+            <w:shd w:val="clear" w:color="auto" w:fill="F2F2F2"/>
+            <w:tcBorders>
+              <w:top w:val="single" w:sz="8" w:space="0" w:color="999999"/>
+              <w:left w:val="single" w:sz="8" w:space="0" w:color="999999"/>
+              <w:bottom w:val="single" w:sz="8" w:space="0" w:color="999999"/>
+              <w:right w:val="single" w:sz="8" w:space="0" w:color="999999"/>
+            </w:tcBorders>
+            <w:vAlign w:val="center"/>
+          </w:tcPr>
+          <w:p>
+            <w:pPr>
+              <w:jc w:val="center"/>
+            </w:pPr>
+            <w:r>
+              <w:rPr>
+                <w:i/>
+                <w:color w:val="808080"/>
+              </w:rPr>
+              <w:t>[Insert screenshot here]</w:t>
+            </w:r>
+          </w:p>
+        </w:tc>
+      </w:tr>
+    </w:tbl>
     <w:p>
       <w:pPr/>
       <w:r>
+        <w:rPr>
+          <w:i/>
+        </w:rPr>
+        <w:t>Figure: Instruments debug sub-tab</w:t>
+      </w:r>
+    </w:p>
+    <w:p>
+      <w:pPr/>
+      <w:r>
         <w:t>Lists every instrument slot on the active bench's profile, its configured address, and its live connection state (connected / not connected / error). This is the same information summarized by the toolbar's green checkmarks, shown here with full detail and a manual reconnect option per instrument.</w:t>
       </w:r>
     </w:p>
@@ -8160,9 +8895,58 @@
         <w:t>Switch / Switch Routing</w:t>
       </w:r>
     </w:p>
+    <w:tbl>
+      <w:tblPr>
+        <w:tblW w:type="auto" w:w="0"/>
+        <w:tblLayout w:type="fixed"/>
+        <w:tblLook w:firstColumn="1" w:firstRow="1" w:lastColumn="0" w:lastRow="0" w:noHBand="0" w:noVBand="1" w:val="04A0"/>
+      </w:tblPr>
+      <w:tblGrid>
+        <w:gridCol w:w="9860"/>
+      </w:tblGrid>
+      <w:tr>
+        <w:trPr>
+          <w:trHeight w:val="2592" w:hRule="exact"/>
+        </w:trPr>
+        <w:tc>
+          <w:tcPr>
+            <w:tcW w:type="dxa" w:w="8640"/>
+            <w:shd w:val="clear" w:color="auto" w:fill="F2F2F2"/>
+            <w:tcBorders>
+              <w:top w:val="single" w:sz="8" w:space="0" w:color="999999"/>
+              <w:left w:val="single" w:sz="8" w:space="0" w:color="999999"/>
+              <w:bottom w:val="single" w:sz="8" w:space="0" w:color="999999"/>
+              <w:right w:val="single" w:sz="8" w:space="0" w:color="999999"/>
+            </w:tcBorders>
+            <w:vAlign w:val="center"/>
+          </w:tcPr>
+          <w:p>
+            <w:pPr>
+              <w:jc w:val="center"/>
+            </w:pPr>
+            <w:r>
+              <w:rPr>
+                <w:i/>
+                <w:color w:val="808080"/>
+              </w:rPr>
+              <w:t>[Insert screenshot here]</w:t>
+            </w:r>
+          </w:p>
+        </w:tc>
+      </w:tr>
+    </w:tbl>
     <w:p>
       <w:pPr/>
       <w:r>
+        <w:rPr>
+          <w:i/>
+        </w:rPr>
+        <w:t>Figure: Switch Routing debug sub-tab</w:t>
+      </w:r>
+    </w:p>
+    <w:p>
+      <w:pPr/>
+      <w:r>
         <w:t>Shows the switch matrix or relay bank's current state for the active bench, and lets an operator click individual crosspoints to open/close them manually for bring-up or troubleshooting. Switch wiring itself (which physical relay row carries which instrument/channel) is bench-scoped and is what the Recipe tab's Connections field and channel restrictions are computed from.</w:t>
       </w:r>
     </w:p>
@@ -8186,9 +8970,58 @@
         <w:t>Prober Debug</w:t>
       </w:r>
     </w:p>
+    <w:tbl>
+      <w:tblPr>
+        <w:tblW w:type="auto" w:w="0"/>
+        <w:tblLayout w:type="fixed"/>
+        <w:tblLook w:firstColumn="1" w:firstRow="1" w:lastColumn="0" w:lastRow="0" w:noHBand="0" w:noVBand="1" w:val="04A0"/>
+      </w:tblPr>
+      <w:tblGrid>
+        <w:gridCol w:w="9860"/>
+      </w:tblGrid>
+      <w:tr>
+        <w:trPr>
+          <w:trHeight w:val="2592" w:hRule="exact"/>
+        </w:trPr>
+        <w:tc>
+          <w:tcPr>
+            <w:tcW w:type="dxa" w:w="8640"/>
+            <w:shd w:val="clear" w:color="auto" w:fill="F2F2F2"/>
+            <w:tcBorders>
+              <w:top w:val="single" w:sz="8" w:space="0" w:color="999999"/>
+              <w:left w:val="single" w:sz="8" w:space="0" w:color="999999"/>
+              <w:bottom w:val="single" w:sz="8" w:space="0" w:color="999999"/>
+              <w:right w:val="single" w:sz="8" w:space="0" w:color="999999"/>
+            </w:tcBorders>
+            <w:vAlign w:val="center"/>
+          </w:tcPr>
+          <w:p>
+            <w:pPr>
+              <w:jc w:val="center"/>
+            </w:pPr>
+            <w:r>
+              <w:rPr>
+                <w:i/>
+                <w:color w:val="808080"/>
+              </w:rPr>
+              <w:t>[Insert screenshot here]</w:t>
+            </w:r>
+          </w:p>
+        </w:tc>
+      </w:tr>
+    </w:tbl>
     <w:p>
       <w:pPr/>
       <w:r>
+        <w:rPr>
+          <w:i/>
+        </w:rPr>
+        <w:t>Figure: Prober Debug sub-tab</w:t>
+      </w:r>
+    </w:p>
+    <w:p>
+      <w:pPr/>
+      <w:r>
         <w:t>Low-level, single-command controls for the prober itself (move, jog, separate, contact, read position, and similar), matching the commands documented in that prober's own GPIB command manual. Intended for bring-up, alignment verification, and troubleshooting - not for normal production probing.</w:t>
       </w:r>
     </w:p>
@@ -8200,9 +9033,58 @@
         <w:t>GPIB Trace</w:t>
       </w:r>
     </w:p>
+    <w:tbl>
+      <w:tblPr>
+        <w:tblW w:type="auto" w:w="0"/>
+        <w:tblLayout w:type="fixed"/>
+        <w:tblLook w:firstColumn="1" w:firstRow="1" w:lastColumn="0" w:lastRow="0" w:noHBand="0" w:noVBand="1" w:val="04A0"/>
+      </w:tblPr>
+      <w:tblGrid>
+        <w:gridCol w:w="9860"/>
+      </w:tblGrid>
+      <w:tr>
+        <w:trPr>
+          <w:trHeight w:val="2592" w:hRule="exact"/>
+        </w:trPr>
+        <w:tc>
+          <w:tcPr>
+            <w:tcW w:type="dxa" w:w="8640"/>
+            <w:shd w:val="clear" w:color="auto" w:fill="F2F2F2"/>
+            <w:tcBorders>
+              <w:top w:val="single" w:sz="8" w:space="0" w:color="999999"/>
+              <w:left w:val="single" w:sz="8" w:space="0" w:color="999999"/>
+              <w:bottom w:val="single" w:sz="8" w:space="0" w:color="999999"/>
+              <w:right w:val="single" w:sz="8" w:space="0" w:color="999999"/>
+            </w:tcBorders>
+            <w:vAlign w:val="center"/>
+          </w:tcPr>
+          <w:p>
+            <w:pPr>
+              <w:jc w:val="center"/>
+            </w:pPr>
+            <w:r>
+              <w:rPr>
+                <w:i/>
+                <w:color w:val="808080"/>
+              </w:rPr>
+              <w:t>[Insert screenshot here]</w:t>
+            </w:r>
+          </w:p>
+        </w:tc>
+      </w:tr>
+    </w:tbl>
     <w:p>
       <w:pPr/>
       <w:r>
+        <w:rPr>
+          <w:i/>
+        </w:rPr>
+        <w:t>Figure: GPIB Trace sub-tab</w:t>
+      </w:r>
+    </w:p>
+    <w:p>
+      <w:pPr/>
+      <w:r>
         <w:t>A live log of raw GPIB/VISA traffic to and from the connected instruments, useful for diagnosing a command that is not behaving as expected without needing an external bus analyzer.</w:t>
       </w:r>
     </w:p>
@@ -8214,9 +9096,58 @@
         <w:t>Nanoz Switch</w:t>
       </w:r>
     </w:p>
+    <w:tbl>
+      <w:tblPr>
+        <w:tblW w:type="auto" w:w="0"/>
+        <w:tblLayout w:type="fixed"/>
+        <w:tblLook w:firstColumn="1" w:firstRow="1" w:lastColumn="0" w:lastRow="0" w:noHBand="0" w:noVBand="1" w:val="04A0"/>
+      </w:tblPr>
+      <w:tblGrid>
+        <w:gridCol w:w="9860"/>
+      </w:tblGrid>
+      <w:tr>
+        <w:trPr>
+          <w:trHeight w:val="2592" w:hRule="exact"/>
+        </w:trPr>
+        <w:tc>
+          <w:tcPr>
+            <w:tcW w:type="dxa" w:w="8640"/>
+            <w:shd w:val="clear" w:color="auto" w:fill="F2F2F2"/>
+            <w:tcBorders>
+              <w:top w:val="single" w:sz="8" w:space="0" w:color="999999"/>
+              <w:left w:val="single" w:sz="8" w:space="0" w:color="999999"/>
+              <w:bottom w:val="single" w:sz="8" w:space="0" w:color="999999"/>
+              <w:right w:val="single" w:sz="8" w:space="0" w:color="999999"/>
+            </w:tcBorders>
+            <w:vAlign w:val="center"/>
+          </w:tcPr>
+          <w:p>
+            <w:pPr>
+              <w:jc w:val="center"/>
+            </w:pPr>
+            <w:r>
+              <w:rPr>
+                <w:i/>
+                <w:color w:val="808080"/>
+              </w:rPr>
+              <w:t>[Insert screenshot here]</w:t>
+            </w:r>
+          </w:p>
+        </w:tc>
+      </w:tr>
+    </w:tbl>
     <w:p>
       <w:pPr/>
       <w:r>
+        <w:rPr>
+          <w:i/>
+        </w:rPr>
+        <w:t>Figure: Nanoz Switch sub-tab</w:t>
+      </w:r>
+    </w:p>
+    <w:p>
+      <w:pPr/>
+      <w:r>
         <w:t>Switches the whole window between the regular tabbed workspace ("Normal" mode) and the alternate whole-window NanoZ workspace ("NanoZ" mode) - see the NanoZ Mode section below for what that workspace contains. Also lets an operator set which mode this specific computer should come up in at startup (per-machine, for the same reason the default prober is per-machine: whether a station is actually wired up for NanoZ board hardware is a physical fact about that PC).</w:t>
       </w:r>
     </w:p>
@@ -8231,6 +9162,55 @@
         <w:t>System and GUI Mode Switching</w:t>
       </w:r>
     </w:p>
+    <w:tbl>
+      <w:tblPr>
+        <w:tblW w:type="auto" w:w="0"/>
+        <w:tblLayout w:type="fixed"/>
+        <w:tblLook w:firstColumn="1" w:firstRow="1" w:lastColumn="0" w:lastRow="0" w:noHBand="0" w:noVBand="1" w:val="04A0"/>
+      </w:tblPr>
+      <w:tblGrid>
+        <w:gridCol w:w="9860"/>
+      </w:tblGrid>
+      <w:tr>
+        <w:trPr>
+          <w:trHeight w:val="2592" w:hRule="exact"/>
+        </w:trPr>
+        <w:tc>
+          <w:tcPr>
+            <w:tcW w:type="dxa" w:w="8640"/>
+            <w:shd w:val="clear" w:color="auto" w:fill="F2F2F2"/>
+            <w:tcBorders>
+              <w:top w:val="single" w:sz="8" w:space="0" w:color="999999"/>
+              <w:left w:val="single" w:sz="8" w:space="0" w:color="999999"/>
+              <w:bottom w:val="single" w:sz="8" w:space="0" w:color="999999"/>
+              <w:right w:val="single" w:sz="8" w:space="0" w:color="999999"/>
+            </w:tcBorders>
+            <w:vAlign w:val="center"/>
+          </w:tcPr>
+          <w:p>
+            <w:pPr>
+              <w:jc w:val="center"/>
+            </w:pPr>
+            <w:r>
+              <w:rPr>
+                <w:i/>
+                <w:color w:val="808080"/>
+              </w:rPr>
+              <w:t>[Insert screenshot here]</w:t>
+            </w:r>
+          </w:p>
+        </w:tc>
+      </w:tr>
+    </w:tbl>
+    <w:p>
+      <w:pPr/>
+      <w:r>
+        <w:rPr>
+          <w:i/>
+        </w:rPr>
+        <w:t>Figure: System toggle and GUI mode overview</w:t>
+      </w:r>
+    </w:p>
     <w:p>
       <w:pPr>
         <w:pStyle w:val="Heading2"/>
@@ -8239,9 +9219,58 @@
         <w:t>Accretech / Electroglas Toggle</w:t>
       </w:r>
     </w:p>
+    <w:tbl>
+      <w:tblPr>
+        <w:tblW w:type="auto" w:w="0"/>
+        <w:tblLayout w:type="fixed"/>
+        <w:tblLook w:firstColumn="1" w:firstRow="1" w:lastColumn="0" w:lastRow="0" w:noHBand="0" w:noVBand="1" w:val="04A0"/>
+      </w:tblPr>
+      <w:tblGrid>
+        <w:gridCol w:w="9860"/>
+      </w:tblGrid>
+      <w:tr>
+        <w:trPr>
+          <w:trHeight w:val="2160" w:hRule="exact"/>
+        </w:trPr>
+        <w:tc>
+          <w:tcPr>
+            <w:tcW w:type="dxa" w:w="8640"/>
+            <w:shd w:val="clear" w:color="auto" w:fill="F2F2F2"/>
+            <w:tcBorders>
+              <w:top w:val="single" w:sz="8" w:space="0" w:color="999999"/>
+              <w:left w:val="single" w:sz="8" w:space="0" w:color="999999"/>
+              <w:bottom w:val="single" w:sz="8" w:space="0" w:color="999999"/>
+              <w:right w:val="single" w:sz="8" w:space="0" w:color="999999"/>
+            </w:tcBorders>
+            <w:vAlign w:val="center"/>
+          </w:tcPr>
+          <w:p>
+            <w:pPr>
+              <w:jc w:val="center"/>
+            </w:pPr>
+            <w:r>
+              <w:rPr>
+                <w:i/>
+                <w:color w:val="808080"/>
+              </w:rPr>
+              <w:t>[Insert screenshot here]</w:t>
+            </w:r>
+          </w:p>
+        </w:tc>
+      </w:tr>
+    </w:tbl>
     <w:p>
       <w:pPr/>
       <w:r>
+        <w:rPr>
+          <w:i/>
+        </w:rPr>
+        <w:t>Figure: Accretech/Electroglas toggle, top right</w:t>
+      </w:r>
+    </w:p>
+    <w:p>
+      <w:pPr/>
+      <w:r>
         <w:t>The top-right toggle switches which physical system (Accretech UF200R or Electroglas 2001X) the GUI is actively driving. Each system keeps its own independent state - its own ATA folder, its own instrument connections, its own bench profile - so switching the toggle does not disturb whatever the other system currently has loaded or connected. If the newly-selected system has never been connected yet this session, the GUI connects to its instruments for the first time at that point; if it was already connected earlier, switching back to it reuses the existing connections rather than reconnecting.</w:t>
       </w:r>
     </w:p>
@@ -8265,9 +9294,58 @@
         <w:t>Normal / NanoZ Mode</w:t>
       </w:r>
     </w:p>
+    <w:tbl>
+      <w:tblPr>
+        <w:tblW w:type="auto" w:w="0"/>
+        <w:tblLayout w:type="fixed"/>
+        <w:tblLook w:firstColumn="1" w:firstRow="1" w:lastColumn="0" w:lastRow="0" w:noHBand="0" w:noVBand="1" w:val="04A0"/>
+      </w:tblPr>
+      <w:tblGrid>
+        <w:gridCol w:w="9860"/>
+      </w:tblGrid>
+      <w:tr>
+        <w:trPr>
+          <w:trHeight w:val="2160" w:hRule="exact"/>
+        </w:trPr>
+        <w:tc>
+          <w:tcPr>
+            <w:tcW w:type="dxa" w:w="8640"/>
+            <w:shd w:val="clear" w:color="auto" w:fill="F2F2F2"/>
+            <w:tcBorders>
+              <w:top w:val="single" w:sz="8" w:space="0" w:color="999999"/>
+              <w:left w:val="single" w:sz="8" w:space="0" w:color="999999"/>
+              <w:bottom w:val="single" w:sz="8" w:space="0" w:color="999999"/>
+              <w:right w:val="single" w:sz="8" w:space="0" w:color="999999"/>
+            </w:tcBorders>
+            <w:vAlign w:val="center"/>
+          </w:tcPr>
+          <w:p>
+            <w:pPr>
+              <w:jc w:val="center"/>
+            </w:pPr>
+            <w:r>
+              <w:rPr>
+                <w:i/>
+                <w:color w:val="808080"/>
+              </w:rPr>
+              <w:t>[Insert screenshot here]</w:t>
+            </w:r>
+          </w:p>
+        </w:tc>
+      </w:tr>
+    </w:tbl>
     <w:p>
       <w:pPr/>
       <w:r>
+        <w:rPr>
+          <w:i/>
+        </w:rPr>
+        <w:t>Figure: Normal vs NanoZ mode</w:t>
+      </w:r>
+    </w:p>
+    <w:p>
+      <w:pPr/>
+      <w:r>
         <w:t>Independent of which system is active, the GUI can also be in "Normal" mode (the regular Setup/Recipe/Run/Results/Debug tab set described throughout this manual) or "NanoZ" mode (a separate whole-window workspace for Nautilus 1x20-shot board testing - see the next section). Switching this mode does not change which system is active; the NanoZ workspace itself shows whichever system (Accretech or Electroglas) is currently selected, and toggling the system switch while already in NanoZ mode swaps which system's NanoZ workspace is shown, without leaving NanoZ mode.</w:t>
       </w:r>
     </w:p>
@@ -8282,9 +9360,58 @@
         <w:t>NanoZ Mode — Detailed Reference</w:t>
       </w:r>
     </w:p>
+    <w:tbl>
+      <w:tblPr>
+        <w:tblW w:type="auto" w:w="0"/>
+        <w:tblLayout w:type="fixed"/>
+        <w:tblLook w:firstColumn="1" w:firstRow="1" w:lastColumn="0" w:lastRow="0" w:noHBand="0" w:noVBand="1" w:val="04A0"/>
+      </w:tblPr>
+      <w:tblGrid>
+        <w:gridCol w:w="9860"/>
+      </w:tblGrid>
+      <w:tr>
+        <w:trPr>
+          <w:trHeight w:val="3168" w:hRule="exact"/>
+        </w:trPr>
+        <w:tc>
+          <w:tcPr>
+            <w:tcW w:type="dxa" w:w="8640"/>
+            <w:shd w:val="clear" w:color="auto" w:fill="F2F2F2"/>
+            <w:tcBorders>
+              <w:top w:val="single" w:sz="8" w:space="0" w:color="999999"/>
+              <w:left w:val="single" w:sz="8" w:space="0" w:color="999999"/>
+              <w:bottom w:val="single" w:sz="8" w:space="0" w:color="999999"/>
+              <w:right w:val="single" w:sz="8" w:space="0" w:color="999999"/>
+            </w:tcBorders>
+            <w:vAlign w:val="center"/>
+          </w:tcPr>
+          <w:p>
+            <w:pPr>
+              <w:jc w:val="center"/>
+            </w:pPr>
+            <w:r>
+              <w:rPr>
+                <w:i/>
+                <w:color w:val="808080"/>
+              </w:rPr>
+              <w:t>[Insert screenshot here]</w:t>
+            </w:r>
+          </w:p>
+        </w:tc>
+      </w:tr>
+    </w:tbl>
     <w:p>
       <w:pPr/>
       <w:r>
+        <w:rPr>
+          <w:i/>
+        </w:rPr>
+        <w:t>Figure: NanoZ workspace overview</w:t>
+      </w:r>
+    </w:p>
+    <w:p>
+      <w:pPr/>
+      <w:r>
         <w:t>NanoZ mode replaces the whole window's main section with a dedicated workspace for Nautilus board testing. It is reached via the Nanoz Switch debug tab's "Switch to NanoZ" button (or automatically at startup if this machine's default GUI mode is set to NanoZ), and is returned from via its own header's "Switch to Normal" button.</w:t>
       </w:r>
     </w:p>
@@ -8302,9 +9429,58 @@
         <w:t>Setup</w:t>
       </w:r>
     </w:p>
+    <w:tbl>
+      <w:tblPr>
+        <w:tblW w:type="auto" w:w="0"/>
+        <w:tblLayout w:type="fixed"/>
+        <w:tblLook w:firstColumn="1" w:firstRow="1" w:lastColumn="0" w:lastRow="0" w:noHBand="0" w:noVBand="1" w:val="04A0"/>
+      </w:tblPr>
+      <w:tblGrid>
+        <w:gridCol w:w="9860"/>
+      </w:tblGrid>
+      <w:tr>
+        <w:trPr>
+          <w:trHeight w:val="2592" w:hRule="exact"/>
+        </w:trPr>
+        <w:tc>
+          <w:tcPr>
+            <w:tcW w:type="dxa" w:w="8640"/>
+            <w:shd w:val="clear" w:color="auto" w:fill="F2F2F2"/>
+            <w:tcBorders>
+              <w:top w:val="single" w:sz="8" w:space="0" w:color="999999"/>
+              <w:left w:val="single" w:sz="8" w:space="0" w:color="999999"/>
+              <w:bottom w:val="single" w:sz="8" w:space="0" w:color="999999"/>
+              <w:right w:val="single" w:sz="8" w:space="0" w:color="999999"/>
+            </w:tcBorders>
+            <w:vAlign w:val="center"/>
+          </w:tcPr>
+          <w:p>
+            <w:pPr>
+              <w:jc w:val="center"/>
+            </w:pPr>
+            <w:r>
+              <w:rPr>
+                <w:i/>
+                <w:color w:val="808080"/>
+              </w:rPr>
+              <w:t>[Insert screenshot here]</w:t>
+            </w:r>
+          </w:p>
+        </w:tc>
+      </w:tr>
+    </w:tbl>
     <w:p>
       <w:pPr/>
       <w:r>
+        <w:rPr>
+          <w:i/>
+        </w:rPr>
+        <w:t>Figure: NanoZ Setup tab, board list</w:t>
+      </w:r>
+    </w:p>
+    <w:p>
+      <w:pPr/>
+      <w:r>
         <w:t>Discovers and connects the NanoZ boards themselves (over their own serial/console connection, independent of the prober/SMU/DMM instrument connections). Shows each board's connection state and lets an operator connect/disconnect individually or all at once.</w:t>
       </w:r>
     </w:p>
@@ -8316,9 +9492,58 @@
         <w:t>Recipe</w:t>
       </w:r>
     </w:p>
+    <w:tbl>
+      <w:tblPr>
+        <w:tblW w:type="auto" w:w="0"/>
+        <w:tblLayout w:type="fixed"/>
+        <w:tblLook w:firstColumn="1" w:firstRow="1" w:lastColumn="0" w:lastRow="0" w:noHBand="0" w:noVBand="1" w:val="04A0"/>
+      </w:tblPr>
+      <w:tblGrid>
+        <w:gridCol w:w="9860"/>
+      </w:tblGrid>
+      <w:tr>
+        <w:trPr>
+          <w:trHeight w:val="2592" w:hRule="exact"/>
+        </w:trPr>
+        <w:tc>
+          <w:tcPr>
+            <w:tcW w:type="dxa" w:w="8640"/>
+            <w:shd w:val="clear" w:color="auto" w:fill="F2F2F2"/>
+            <w:tcBorders>
+              <w:top w:val="single" w:sz="8" w:space="0" w:color="999999"/>
+              <w:left w:val="single" w:sz="8" w:space="0" w:color="999999"/>
+              <w:bottom w:val="single" w:sz="8" w:space="0" w:color="999999"/>
+              <w:right w:val="single" w:sz="8" w:space="0" w:color="999999"/>
+            </w:tcBorders>
+            <w:vAlign w:val="center"/>
+          </w:tcPr>
+          <w:p>
+            <w:pPr>
+              <w:jc w:val="center"/>
+            </w:pPr>
+            <w:r>
+              <w:rPr>
+                <w:i/>
+                <w:color w:val="808080"/>
+              </w:rPr>
+              <w:t>[Insert screenshot here]</w:t>
+            </w:r>
+          </w:p>
+        </w:tc>
+      </w:tr>
+    </w:tbl>
     <w:p>
       <w:pPr/>
       <w:r>
+        <w:rPr>
+          <w:i/>
+        </w:rPr>
+        <w:t>Figure: NanoZ Recipe tab, shot list</w:t>
+      </w:r>
+    </w:p>
+    <w:p>
+      <w:pPr/>
+      <w:r>
         <w:t>Builds the shot list this workspace will step through: each entry is one touchdown position plus which board/chip combination is being tested there. A wafer plan (imported from an .xlsx, or on Electroglas pulled directly from the normal side's Wafer Builder Die Map) tells product dies apart from reference/alignment dies and off-wafer positions, so Compute Recipe can build a sensible shot list automatically rather than requiring every touchdown to be entered by hand. Pass/Fail Limits for each measured metric are also configured here.</w:t>
       </w:r>
     </w:p>
@@ -8330,9 +9555,58 @@
         <w:t>Run</w:t>
       </w:r>
     </w:p>
+    <w:tbl>
+      <w:tblPr>
+        <w:tblW w:type="auto" w:w="0"/>
+        <w:tblLayout w:type="fixed"/>
+        <w:tblLook w:firstColumn="1" w:firstRow="1" w:lastColumn="0" w:lastRow="0" w:noHBand="0" w:noVBand="1" w:val="04A0"/>
+      </w:tblPr>
+      <w:tblGrid>
+        <w:gridCol w:w="9860"/>
+      </w:tblGrid>
+      <w:tr>
+        <w:trPr>
+          <w:trHeight w:val="2592" w:hRule="exact"/>
+        </w:trPr>
+        <w:tc>
+          <w:tcPr>
+            <w:tcW w:type="dxa" w:w="8640"/>
+            <w:shd w:val="clear" w:color="auto" w:fill="F2F2F2"/>
+            <w:tcBorders>
+              <w:top w:val="single" w:sz="8" w:space="0" w:color="999999"/>
+              <w:left w:val="single" w:sz="8" w:space="0" w:color="999999"/>
+              <w:bottom w:val="single" w:sz="8" w:space="0" w:color="999999"/>
+              <w:right w:val="single" w:sz="8" w:space="0" w:color="999999"/>
+            </w:tcBorders>
+            <w:vAlign w:val="center"/>
+          </w:tcPr>
+          <w:p>
+            <w:pPr>
+              <w:jc w:val="center"/>
+            </w:pPr>
+            <w:r>
+              <w:rPr>
+                <w:i/>
+                <w:color w:val="808080"/>
+              </w:rPr>
+              <w:t>[Insert screenshot here]</w:t>
+            </w:r>
+          </w:p>
+        </w:tc>
+      </w:tr>
+    </w:tbl>
     <w:p>
       <w:pPr/>
       <w:r>
+        <w:rPr>
+          <w:i/>
+        </w:rPr>
+        <w:t>Figure: NanoZ Run tab</w:t>
+      </w:r>
+    </w:p>
+    <w:p>
+      <w:pPr/>
+      <w:r>
         <w:t>Manual, single-step controls plus the automated multi-touchdown walk (Accretech only - see below), driven from a shared wafer-map picker.</w:t>
       </w:r>
     </w:p>
@@ -8344,6 +9618,55 @@
         <w:t>Accretech controls</w:t>
       </w:r>
     </w:p>
+    <w:tbl>
+      <w:tblPr>
+        <w:tblW w:type="auto" w:w="0"/>
+        <w:tblLayout w:type="fixed"/>
+        <w:tblLook w:firstColumn="1" w:firstRow="1" w:lastColumn="0" w:lastRow="0" w:noHBand="0" w:noVBand="1" w:val="04A0"/>
+      </w:tblPr>
+      <w:tblGrid>
+        <w:gridCol w:w="9860"/>
+      </w:tblGrid>
+      <w:tr>
+        <w:trPr>
+          <w:trHeight w:val="2592" w:hRule="exact"/>
+        </w:trPr>
+        <w:tc>
+          <w:tcPr>
+            <w:tcW w:type="dxa" w:w="8640"/>
+            <w:shd w:val="clear" w:color="auto" w:fill="F2F2F2"/>
+            <w:tcBorders>
+              <w:top w:val="single" w:sz="8" w:space="0" w:color="999999"/>
+              <w:left w:val="single" w:sz="8" w:space="0" w:color="999999"/>
+              <w:bottom w:val="single" w:sz="8" w:space="0" w:color="999999"/>
+              <w:right w:val="single" w:sz="8" w:space="0" w:color="999999"/>
+            </w:tcBorders>
+            <w:vAlign w:val="center"/>
+          </w:tcPr>
+          <w:p>
+            <w:pPr>
+              <w:jc w:val="center"/>
+            </w:pPr>
+            <w:r>
+              <w:rPr>
+                <w:i/>
+                <w:color w:val="808080"/>
+              </w:rPr>
+              <w:t>[Insert screenshot here]</w:t>
+            </w:r>
+          </w:p>
+        </w:tc>
+      </w:tr>
+    </w:tbl>
+    <w:p>
+      <w:pPr/>
+      <w:r>
+        <w:rPr>
+          <w:i/>
+        </w:rPr>
+        <w:t>Figure: NanoZ Run tab, Accretech controls</w:t>
+      </w:r>
+    </w:p>
     <w:p>
       <w:pPr>
         <w:ind w:left="360"/>
@@ -8392,9 +9715,58 @@
         <w:t>Electroglas controls</w:t>
       </w:r>
     </w:p>
+    <w:tbl>
+      <w:tblPr>
+        <w:tblW w:type="auto" w:w="0"/>
+        <w:tblLayout w:type="fixed"/>
+        <w:tblLook w:firstColumn="1" w:firstRow="1" w:lastColumn="0" w:lastRow="0" w:noHBand="0" w:noVBand="1" w:val="04A0"/>
+      </w:tblPr>
+      <w:tblGrid>
+        <w:gridCol w:w="9860"/>
+      </w:tblGrid>
+      <w:tr>
+        <w:trPr>
+          <w:trHeight w:val="2592" w:hRule="exact"/>
+        </w:trPr>
+        <w:tc>
+          <w:tcPr>
+            <w:tcW w:type="dxa" w:w="8640"/>
+            <w:shd w:val="clear" w:color="auto" w:fill="F2F2F2"/>
+            <w:tcBorders>
+              <w:top w:val="single" w:sz="8" w:space="0" w:color="999999"/>
+              <w:left w:val="single" w:sz="8" w:space="0" w:color="999999"/>
+              <w:bottom w:val="single" w:sz="8" w:space="0" w:color="999999"/>
+              <w:right w:val="single" w:sz="8" w:space="0" w:color="999999"/>
+            </w:tcBorders>
+            <w:vAlign w:val="center"/>
+          </w:tcPr>
+          <w:p>
+            <w:pPr>
+              <w:jc w:val="center"/>
+            </w:pPr>
+            <w:r>
+              <w:rPr>
+                <w:i/>
+                <w:color w:val="808080"/>
+              </w:rPr>
+              <w:t>[Insert screenshot here]</w:t>
+            </w:r>
+          </w:p>
+        </w:tc>
+      </w:tr>
+    </w:tbl>
     <w:p>
       <w:pPr/>
       <w:r>
+        <w:rPr>
+          <w:i/>
+        </w:rPr>
+        <w:t>Figure: NanoZ Run tab, Electroglas anchor controls</w:t>
+      </w:r>
+    </w:p>
+    <w:p>
+      <w:pPr/>
+      <w:r>
         <w:t>The Electroglas 2001X has no onboard wafer map and no STB-based end-of-wafer handshake - see the Accretech and Electroglas Operation and Tips manual for the full background. NanoZ mode on Electroglas instead uses a software-tracked datum ("anchor"): the operator manually positions the chuck on a known die, tells the software which die that is, and the software reads the prober's real position at that moment and remembers the offset between the two. Every later move - Next Die, Move to Selected - is computed from the wafer plan's own grid plus that one remembered offset, sent as a direct relative move (goto_die) to the target die's absolute coordinate.</w:t>
       </w:r>
     </w:p>
@@ -8454,9 +9826,58 @@
         <w:t>Charts</w:t>
       </w:r>
     </w:p>
+    <w:tbl>
+      <w:tblPr>
+        <w:tblW w:type="auto" w:w="0"/>
+        <w:tblLayout w:type="fixed"/>
+        <w:tblLook w:firstColumn="1" w:firstRow="1" w:lastColumn="0" w:lastRow="0" w:noHBand="0" w:noVBand="1" w:val="04A0"/>
+      </w:tblPr>
+      <w:tblGrid>
+        <w:gridCol w:w="9860"/>
+      </w:tblGrid>
+      <w:tr>
+        <w:trPr>
+          <w:trHeight w:val="2592" w:hRule="exact"/>
+        </w:trPr>
+        <w:tc>
+          <w:tcPr>
+            <w:tcW w:type="dxa" w:w="8640"/>
+            <w:shd w:val="clear" w:color="auto" w:fill="F2F2F2"/>
+            <w:tcBorders>
+              <w:top w:val="single" w:sz="8" w:space="0" w:color="999999"/>
+              <w:left w:val="single" w:sz="8" w:space="0" w:color="999999"/>
+              <w:bottom w:val="single" w:sz="8" w:space="0" w:color="999999"/>
+              <w:right w:val="single" w:sz="8" w:space="0" w:color="999999"/>
+            </w:tcBorders>
+            <w:vAlign w:val="center"/>
+          </w:tcPr>
+          <w:p>
+            <w:pPr>
+              <w:jc w:val="center"/>
+            </w:pPr>
+            <w:r>
+              <w:rPr>
+                <w:i/>
+                <w:color w:val="808080"/>
+              </w:rPr>
+              <w:t>[Insert screenshot here]</w:t>
+            </w:r>
+          </w:p>
+        </w:tc>
+      </w:tr>
+    </w:tbl>
     <w:p>
       <w:pPr/>
       <w:r>
+        <w:rPr>
+          <w:i/>
+        </w:rPr>
+        <w:t>Figure: NanoZ Charts tab</w:t>
+      </w:r>
+    </w:p>
+    <w:p>
+      <w:pPr/>
+      <w:r>
         <w:t>Live trend charts of whatever metric(s) the Pass/Fail Limits are configured to watch, updating as each touchdown is measured.</w:t>
       </w:r>
     </w:p>
@@ -8468,9 +9889,58 @@
         <w:t>Results</w:t>
       </w:r>
     </w:p>
+    <w:tbl>
+      <w:tblPr>
+        <w:tblW w:type="auto" w:w="0"/>
+        <w:tblLayout w:type="fixed"/>
+        <w:tblLook w:firstColumn="1" w:firstRow="1" w:lastColumn="0" w:lastRow="0" w:noHBand="0" w:noVBand="1" w:val="04A0"/>
+      </w:tblPr>
+      <w:tblGrid>
+        <w:gridCol w:w="9860"/>
+      </w:tblGrid>
+      <w:tr>
+        <w:trPr>
+          <w:trHeight w:val="2592" w:hRule="exact"/>
+        </w:trPr>
+        <w:tc>
+          <w:tcPr>
+            <w:tcW w:type="dxa" w:w="8640"/>
+            <w:shd w:val="clear" w:color="auto" w:fill="F2F2F2"/>
+            <w:tcBorders>
+              <w:top w:val="single" w:sz="8" w:space="0" w:color="999999"/>
+              <w:left w:val="single" w:sz="8" w:space="0" w:color="999999"/>
+              <w:bottom w:val="single" w:sz="8" w:space="0" w:color="999999"/>
+              <w:right w:val="single" w:sz="8" w:space="0" w:color="999999"/>
+            </w:tcBorders>
+            <w:vAlign w:val="center"/>
+          </w:tcPr>
+          <w:p>
+            <w:pPr>
+              <w:jc w:val="center"/>
+            </w:pPr>
+            <w:r>
+              <w:rPr>
+                <w:i/>
+                <w:color w:val="808080"/>
+              </w:rPr>
+              <w:t>[Insert screenshot here]</w:t>
+            </w:r>
+          </w:p>
+        </w:tc>
+      </w:tr>
+    </w:tbl>
     <w:p>
       <w:pPr/>
       <w:r>
+        <w:rPr>
+          <w:i/>
+        </w:rPr>
+        <w:t>Figure: NanoZ Results tab</w:t>
+      </w:r>
+    </w:p>
+    <w:p>
+      <w:pPr/>
+      <w:r>
         <w:t>Tabular results with export, following the same lot ID / wafer ID / export-path conventions as the normal Results tab.</w:t>
       </w:r>
     </w:p>
@@ -8482,9 +9952,58 @@
         <w:t>Cassette (Accretech only)</w:t>
       </w:r>
     </w:p>
+    <w:tbl>
+      <w:tblPr>
+        <w:tblW w:type="auto" w:w="0"/>
+        <w:tblLayout w:type="fixed"/>
+        <w:tblLook w:firstColumn="1" w:firstRow="1" w:lastColumn="0" w:lastRow="0" w:noHBand="0" w:noVBand="1" w:val="04A0"/>
+      </w:tblPr>
+      <w:tblGrid>
+        <w:gridCol w:w="9860"/>
+      </w:tblGrid>
+      <w:tr>
+        <w:trPr>
+          <w:trHeight w:val="2592" w:hRule="exact"/>
+        </w:trPr>
+        <w:tc>
+          <w:tcPr>
+            <w:tcW w:type="dxa" w:w="8640"/>
+            <w:shd w:val="clear" w:color="auto" w:fill="F2F2F2"/>
+            <w:tcBorders>
+              <w:top w:val="single" w:sz="8" w:space="0" w:color="999999"/>
+              <w:left w:val="single" w:sz="8" w:space="0" w:color="999999"/>
+              <w:bottom w:val="single" w:sz="8" w:space="0" w:color="999999"/>
+              <w:right w:val="single" w:sz="8" w:space="0" w:color="999999"/>
+            </w:tcBorders>
+            <w:vAlign w:val="center"/>
+          </w:tcPr>
+          <w:p>
+            <w:pPr>
+              <w:jc w:val="center"/>
+            </w:pPr>
+            <w:r>
+              <w:rPr>
+                <w:i/>
+                <w:color w:val="808080"/>
+              </w:rPr>
+              <w:t>[Insert screenshot here]</w:t>
+            </w:r>
+          </w:p>
+        </w:tc>
+      </w:tr>
+    </w:tbl>
     <w:p>
       <w:pPr/>
       <w:r>
+        <w:rPr>
+          <w:i/>
+        </w:rPr>
+        <w:t>Figure: NanoZ Cassette tab</w:t>
+      </w:r>
+    </w:p>
+    <w:p>
+      <w:pPr/>
+      <w:r>
         <w:t>Automates unloading a finished wafer and loading the next one from a cassette, repeating the same recipe run automatically for each slot, with configurable auto-export and a configurable pass-yield threshold below which automation pauses rather than silently continuing on a wafer that may be having a real problem. This tab only appears on the Accretech side, since it depends on a cassette unload/load-next handshake the Electroglas driver has no equivalent for.</w:t>
       </w:r>
     </w:p>
@@ -8494,6 +10013,55 @@
       </w:pPr>
       <w:r>
         <w:t>NanoZ_EK</w:t>
+      </w:r>
+    </w:p>
+    <w:tbl>
+      <w:tblPr>
+        <w:tblW w:type="auto" w:w="0"/>
+        <w:tblLayout w:type="fixed"/>
+        <w:tblLook w:firstColumn="1" w:firstRow="1" w:lastColumn="0" w:lastRow="0" w:noHBand="0" w:noVBand="1" w:val="04A0"/>
+      </w:tblPr>
+      <w:tblGrid>
+        <w:gridCol w:w="9860"/>
+      </w:tblGrid>
+      <w:tr>
+        <w:trPr>
+          <w:trHeight w:val="2592" w:hRule="exact"/>
+        </w:trPr>
+        <w:tc>
+          <w:tcPr>
+            <w:tcW w:type="dxa" w:w="8640"/>
+            <w:shd w:val="clear" w:color="auto" w:fill="F2F2F2"/>
+            <w:tcBorders>
+              <w:top w:val="single" w:sz="8" w:space="0" w:color="999999"/>
+              <w:left w:val="single" w:sz="8" w:space="0" w:color="999999"/>
+              <w:bottom w:val="single" w:sz="8" w:space="0" w:color="999999"/>
+              <w:right w:val="single" w:sz="8" w:space="0" w:color="999999"/>
+            </w:tcBorders>
+            <w:vAlign w:val="center"/>
+          </w:tcPr>
+          <w:p>
+            <w:pPr>
+              <w:jc w:val="center"/>
+            </w:pPr>
+            <w:r>
+              <w:rPr>
+                <w:i/>
+                <w:color w:val="808080"/>
+              </w:rPr>
+              <w:t>[Insert screenshot here]</w:t>
+            </w:r>
+          </w:p>
+        </w:tc>
+      </w:tr>
+    </w:tbl>
+    <w:p>
+      <w:pPr/>
+      <w:r>
+        <w:rPr>
+          <w:i/>
+        </w:rPr>
+        <w:t>Figure: NanoZ_EK tab</w:t>
       </w:r>
     </w:p>
     <w:p>

--- a/references/Manuals/Full GUI Manual.docx
+++ b/references/Manuals/Full GUI Manual.docx
@@ -7749,13 +7749,13 @@
         <w:tc>
           <w:tcPr>
             <w:tcW w:type="dxa" w:w="8640"/>
-            <w:shd w:val="clear" w:color="auto" w:fill="F2F2F2"/>
             <w:tcBorders>
               <w:top w:val="single" w:sz="8" w:space="0" w:color="999999"/>
               <w:left w:val="single" w:sz="8" w:space="0" w:color="999999"/>
               <w:bottom w:val="single" w:sz="8" w:space="0" w:color="999999"/>
               <w:right w:val="single" w:sz="8" w:space="0" w:color="999999"/>
             </w:tcBorders>
+            <w:shd w:val="clear" w:color="auto" w:fill="F2F2F2"/>
             <w:vAlign w:val="center"/>
           </w:tcPr>
           <w:p>
@@ -7818,13 +7818,13 @@
         <w:tc>
           <w:tcPr>
             <w:tcW w:type="dxa" w:w="8640"/>
-            <w:shd w:val="clear" w:color="auto" w:fill="F2F2F2"/>
             <w:tcBorders>
               <w:top w:val="single" w:sz="8" w:space="0" w:color="999999"/>
               <w:left w:val="single" w:sz="8" w:space="0" w:color="999999"/>
               <w:bottom w:val="single" w:sz="8" w:space="0" w:color="999999"/>
               <w:right w:val="single" w:sz="8" w:space="0" w:color="999999"/>
             </w:tcBorders>
+            <w:shd w:val="clear" w:color="auto" w:fill="F2F2F2"/>
             <w:vAlign w:val="center"/>
           </w:tcPr>
           <w:p>
@@ -7925,13 +7925,13 @@
         <w:tc>
           <w:tcPr>
             <w:tcW w:type="dxa" w:w="8640"/>
-            <w:shd w:val="clear" w:color="auto" w:fill="F2F2F2"/>
             <w:tcBorders>
               <w:top w:val="single" w:sz="8" w:space="0" w:color="999999"/>
               <w:left w:val="single" w:sz="8" w:space="0" w:color="999999"/>
               <w:bottom w:val="single" w:sz="8" w:space="0" w:color="999999"/>
               <w:right w:val="single" w:sz="8" w:space="0" w:color="999999"/>
             </w:tcBorders>
+            <w:shd w:val="clear" w:color="auto" w:fill="F2F2F2"/>
             <w:vAlign w:val="center"/>
           </w:tcPr>
           <w:p>
@@ -8004,13 +8004,13 @@
         <w:tc>
           <w:tcPr>
             <w:tcW w:type="dxa" w:w="8640"/>
-            <w:shd w:val="clear" w:color="auto" w:fill="F2F2F2"/>
             <w:tcBorders>
               <w:top w:val="single" w:sz="8" w:space="0" w:color="999999"/>
               <w:left w:val="single" w:sz="8" w:space="0" w:color="999999"/>
               <w:bottom w:val="single" w:sz="8" w:space="0" w:color="999999"/>
               <w:right w:val="single" w:sz="8" w:space="0" w:color="999999"/>
             </w:tcBorders>
+            <w:shd w:val="clear" w:color="auto" w:fill="F2F2F2"/>
             <w:vAlign w:val="center"/>
           </w:tcPr>
           <w:p>
@@ -8082,13 +8082,13 @@
         <w:tc>
           <w:tcPr>
             <w:tcW w:type="dxa" w:w="8640"/>
-            <w:shd w:val="clear" w:color="auto" w:fill="F2F2F2"/>
             <w:tcBorders>
               <w:top w:val="single" w:sz="8" w:space="0" w:color="999999"/>
               <w:left w:val="single" w:sz="8" w:space="0" w:color="999999"/>
               <w:bottom w:val="single" w:sz="8" w:space="0" w:color="999999"/>
               <w:right w:val="single" w:sz="8" w:space="0" w:color="999999"/>
             </w:tcBorders>
+            <w:shd w:val="clear" w:color="auto" w:fill="F2F2F2"/>
             <w:vAlign w:val="center"/>
           </w:tcPr>
           <w:p>
@@ -8145,13 +8145,13 @@
         <w:tc>
           <w:tcPr>
             <w:tcW w:type="dxa" w:w="8640"/>
-            <w:shd w:val="clear" w:color="auto" w:fill="F2F2F2"/>
             <w:tcBorders>
               <w:top w:val="single" w:sz="8" w:space="0" w:color="999999"/>
               <w:left w:val="single" w:sz="8" w:space="0" w:color="999999"/>
               <w:bottom w:val="single" w:sz="8" w:space="0" w:color="999999"/>
               <w:right w:val="single" w:sz="8" w:space="0" w:color="999999"/>
             </w:tcBorders>
+            <w:shd w:val="clear" w:color="auto" w:fill="F2F2F2"/>
             <w:vAlign w:val="center"/>
           </w:tcPr>
           <w:p>
@@ -8242,13 +8242,13 @@
         <w:tc>
           <w:tcPr>
             <w:tcW w:type="dxa" w:w="8640"/>
-            <w:shd w:val="clear" w:color="auto" w:fill="F2F2F2"/>
             <w:tcBorders>
               <w:top w:val="single" w:sz="8" w:space="0" w:color="999999"/>
               <w:left w:val="single" w:sz="8" w:space="0" w:color="999999"/>
               <w:bottom w:val="single" w:sz="8" w:space="0" w:color="999999"/>
               <w:right w:val="single" w:sz="8" w:space="0" w:color="999999"/>
             </w:tcBorders>
+            <w:shd w:val="clear" w:color="auto" w:fill="F2F2F2"/>
             <w:vAlign w:val="center"/>
           </w:tcPr>
           <w:p>
@@ -8317,13 +8317,13 @@
         <w:tc>
           <w:tcPr>
             <w:tcW w:type="dxa" w:w="8640"/>
-            <w:shd w:val="clear" w:color="auto" w:fill="F2F2F2"/>
             <w:tcBorders>
               <w:top w:val="single" w:sz="8" w:space="0" w:color="999999"/>
               <w:left w:val="single" w:sz="8" w:space="0" w:color="999999"/>
               <w:bottom w:val="single" w:sz="8" w:space="0" w:color="999999"/>
               <w:right w:val="single" w:sz="8" w:space="0" w:color="999999"/>
             </w:tcBorders>
+            <w:shd w:val="clear" w:color="auto" w:fill="F2F2F2"/>
             <w:vAlign w:val="center"/>
           </w:tcPr>
           <w:p>
@@ -8380,13 +8380,13 @@
         <w:tc>
           <w:tcPr>
             <w:tcW w:type="dxa" w:w="8640"/>
-            <w:shd w:val="clear" w:color="auto" w:fill="F2F2F2"/>
             <w:tcBorders>
               <w:top w:val="single" w:sz="8" w:space="0" w:color="999999"/>
               <w:left w:val="single" w:sz="8" w:space="0" w:color="999999"/>
               <w:bottom w:val="single" w:sz="8" w:space="0" w:color="999999"/>
               <w:right w:val="single" w:sz="8" w:space="0" w:color="999999"/>
             </w:tcBorders>
+            <w:shd w:val="clear" w:color="auto" w:fill="F2F2F2"/>
             <w:vAlign w:val="center"/>
           </w:tcPr>
           <w:p>
@@ -8455,13 +8455,13 @@
         <w:tc>
           <w:tcPr>
             <w:tcW w:type="dxa" w:w="8640"/>
-            <w:shd w:val="clear" w:color="auto" w:fill="F2F2F2"/>
             <w:tcBorders>
               <w:top w:val="single" w:sz="8" w:space="0" w:color="999999"/>
               <w:left w:val="single" w:sz="8" w:space="0" w:color="999999"/>
               <w:bottom w:val="single" w:sz="8" w:space="0" w:color="999999"/>
               <w:right w:val="single" w:sz="8" w:space="0" w:color="999999"/>
             </w:tcBorders>
+            <w:shd w:val="clear" w:color="auto" w:fill="F2F2F2"/>
             <w:vAlign w:val="center"/>
           </w:tcPr>
           <w:p>
@@ -8518,13 +8518,13 @@
         <w:tc>
           <w:tcPr>
             <w:tcW w:type="dxa" w:w="8640"/>
-            <w:shd w:val="clear" w:color="auto" w:fill="F2F2F2"/>
             <w:tcBorders>
               <w:top w:val="single" w:sz="8" w:space="0" w:color="999999"/>
               <w:left w:val="single" w:sz="8" w:space="0" w:color="999999"/>
               <w:bottom w:val="single" w:sz="8" w:space="0" w:color="999999"/>
               <w:right w:val="single" w:sz="8" w:space="0" w:color="999999"/>
             </w:tcBorders>
+            <w:shd w:val="clear" w:color="auto" w:fill="F2F2F2"/>
             <w:vAlign w:val="center"/>
           </w:tcPr>
           <w:p>
@@ -8593,13 +8593,13 @@
         <w:tc>
           <w:tcPr>
             <w:tcW w:type="dxa" w:w="8640"/>
-            <w:shd w:val="clear" w:color="auto" w:fill="F2F2F2"/>
             <w:tcBorders>
               <w:top w:val="single" w:sz="8" w:space="0" w:color="999999"/>
               <w:left w:val="single" w:sz="8" w:space="0" w:color="999999"/>
               <w:bottom w:val="single" w:sz="8" w:space="0" w:color="999999"/>
               <w:right w:val="single" w:sz="8" w:space="0" w:color="999999"/>
             </w:tcBorders>
+            <w:shd w:val="clear" w:color="auto" w:fill="F2F2F2"/>
             <w:vAlign w:val="center"/>
           </w:tcPr>
           <w:p>
@@ -8671,13 +8671,13 @@
         <w:tc>
           <w:tcPr>
             <w:tcW w:type="dxa" w:w="8640"/>
-            <w:shd w:val="clear" w:color="auto" w:fill="F2F2F2"/>
             <w:tcBorders>
               <w:top w:val="single" w:sz="8" w:space="0" w:color="999999"/>
               <w:left w:val="single" w:sz="8" w:space="0" w:color="999999"/>
               <w:bottom w:val="single" w:sz="8" w:space="0" w:color="999999"/>
               <w:right w:val="single" w:sz="8" w:space="0" w:color="999999"/>
             </w:tcBorders>
+            <w:shd w:val="clear" w:color="auto" w:fill="F2F2F2"/>
             <w:vAlign w:val="center"/>
           </w:tcPr>
           <w:p>
@@ -8791,13 +8791,13 @@
         <w:tc>
           <w:tcPr>
             <w:tcW w:type="dxa" w:w="8640"/>
-            <w:shd w:val="clear" w:color="auto" w:fill="F2F2F2"/>
             <w:tcBorders>
               <w:top w:val="single" w:sz="8" w:space="0" w:color="999999"/>
               <w:left w:val="single" w:sz="8" w:space="0" w:color="999999"/>
               <w:bottom w:val="single" w:sz="8" w:space="0" w:color="999999"/>
               <w:right w:val="single" w:sz="8" w:space="0" w:color="999999"/>
             </w:tcBorders>
+            <w:shd w:val="clear" w:color="auto" w:fill="F2F2F2"/>
             <w:vAlign w:val="center"/>
           </w:tcPr>
           <w:p>
@@ -8848,13 +8848,13 @@
         <w:tc>
           <w:tcPr>
             <w:tcW w:type="dxa" w:w="8640"/>
-            <w:shd w:val="clear" w:color="auto" w:fill="F2F2F2"/>
             <w:tcBorders>
               <w:top w:val="single" w:sz="8" w:space="0" w:color="999999"/>
               <w:left w:val="single" w:sz="8" w:space="0" w:color="999999"/>
               <w:bottom w:val="single" w:sz="8" w:space="0" w:color="999999"/>
               <w:right w:val="single" w:sz="8" w:space="0" w:color="999999"/>
             </w:tcBorders>
+            <w:shd w:val="clear" w:color="auto" w:fill="F2F2F2"/>
             <w:vAlign w:val="center"/>
           </w:tcPr>
           <w:p>
@@ -8911,13 +8911,13 @@
         <w:tc>
           <w:tcPr>
             <w:tcW w:type="dxa" w:w="8640"/>
-            <w:shd w:val="clear" w:color="auto" w:fill="F2F2F2"/>
             <w:tcBorders>
               <w:top w:val="single" w:sz="8" w:space="0" w:color="999999"/>
               <w:left w:val="single" w:sz="8" w:space="0" w:color="999999"/>
               <w:bottom w:val="single" w:sz="8" w:space="0" w:color="999999"/>
               <w:right w:val="single" w:sz="8" w:space="0" w:color="999999"/>
             </w:tcBorders>
+            <w:shd w:val="clear" w:color="auto" w:fill="F2F2F2"/>
             <w:vAlign w:val="center"/>
           </w:tcPr>
           <w:p>
@@ -8986,13 +8986,13 @@
         <w:tc>
           <w:tcPr>
             <w:tcW w:type="dxa" w:w="8640"/>
-            <w:shd w:val="clear" w:color="auto" w:fill="F2F2F2"/>
             <w:tcBorders>
               <w:top w:val="single" w:sz="8" w:space="0" w:color="999999"/>
               <w:left w:val="single" w:sz="8" w:space="0" w:color="999999"/>
               <w:bottom w:val="single" w:sz="8" w:space="0" w:color="999999"/>
               <w:right w:val="single" w:sz="8" w:space="0" w:color="999999"/>
             </w:tcBorders>
+            <w:shd w:val="clear" w:color="auto" w:fill="F2F2F2"/>
             <w:vAlign w:val="center"/>
           </w:tcPr>
           <w:p>
@@ -9049,13 +9049,13 @@
         <w:tc>
           <w:tcPr>
             <w:tcW w:type="dxa" w:w="8640"/>
-            <w:shd w:val="clear" w:color="auto" w:fill="F2F2F2"/>
             <w:tcBorders>
               <w:top w:val="single" w:sz="8" w:space="0" w:color="999999"/>
               <w:left w:val="single" w:sz="8" w:space="0" w:color="999999"/>
               <w:bottom w:val="single" w:sz="8" w:space="0" w:color="999999"/>
               <w:right w:val="single" w:sz="8" w:space="0" w:color="999999"/>
             </w:tcBorders>
+            <w:shd w:val="clear" w:color="auto" w:fill="F2F2F2"/>
             <w:vAlign w:val="center"/>
           </w:tcPr>
           <w:p>
@@ -9112,13 +9112,13 @@
         <w:tc>
           <w:tcPr>
             <w:tcW w:type="dxa" w:w="8640"/>
-            <w:shd w:val="clear" w:color="auto" w:fill="F2F2F2"/>
             <w:tcBorders>
               <w:top w:val="single" w:sz="8" w:space="0" w:color="999999"/>
               <w:left w:val="single" w:sz="8" w:space="0" w:color="999999"/>
               <w:bottom w:val="single" w:sz="8" w:space="0" w:color="999999"/>
               <w:right w:val="single" w:sz="8" w:space="0" w:color="999999"/>
             </w:tcBorders>
+            <w:shd w:val="clear" w:color="auto" w:fill="F2F2F2"/>
             <w:vAlign w:val="center"/>
           </w:tcPr>
           <w:p>
@@ -9178,13 +9178,13 @@
         <w:tc>
           <w:tcPr>
             <w:tcW w:type="dxa" w:w="8640"/>
-            <w:shd w:val="clear" w:color="auto" w:fill="F2F2F2"/>
             <w:tcBorders>
               <w:top w:val="single" w:sz="8" w:space="0" w:color="999999"/>
               <w:left w:val="single" w:sz="8" w:space="0" w:color="999999"/>
               <w:bottom w:val="single" w:sz="8" w:space="0" w:color="999999"/>
               <w:right w:val="single" w:sz="8" w:space="0" w:color="999999"/>
             </w:tcBorders>
+            <w:shd w:val="clear" w:color="auto" w:fill="F2F2F2"/>
             <w:vAlign w:val="center"/>
           </w:tcPr>
           <w:p>
@@ -9235,13 +9235,13 @@
         <w:tc>
           <w:tcPr>
             <w:tcW w:type="dxa" w:w="8640"/>
-            <w:shd w:val="clear" w:color="auto" w:fill="F2F2F2"/>
             <w:tcBorders>
               <w:top w:val="single" w:sz="8" w:space="0" w:color="999999"/>
               <w:left w:val="single" w:sz="8" w:space="0" w:color="999999"/>
               <w:bottom w:val="single" w:sz="8" w:space="0" w:color="999999"/>
               <w:right w:val="single" w:sz="8" w:space="0" w:color="999999"/>
             </w:tcBorders>
+            <w:shd w:val="clear" w:color="auto" w:fill="F2F2F2"/>
             <w:vAlign w:val="center"/>
           </w:tcPr>
           <w:p>
@@ -9310,13 +9310,13 @@
         <w:tc>
           <w:tcPr>
             <w:tcW w:type="dxa" w:w="8640"/>
-            <w:shd w:val="clear" w:color="auto" w:fill="F2F2F2"/>
             <w:tcBorders>
               <w:top w:val="single" w:sz="8" w:space="0" w:color="999999"/>
               <w:left w:val="single" w:sz="8" w:space="0" w:color="999999"/>
               <w:bottom w:val="single" w:sz="8" w:space="0" w:color="999999"/>
               <w:right w:val="single" w:sz="8" w:space="0" w:color="999999"/>
             </w:tcBorders>
+            <w:shd w:val="clear" w:color="auto" w:fill="F2F2F2"/>
             <w:vAlign w:val="center"/>
           </w:tcPr>
           <w:p>
@@ -9376,13 +9376,13 @@
         <w:tc>
           <w:tcPr>
             <w:tcW w:type="dxa" w:w="8640"/>
-            <w:shd w:val="clear" w:color="auto" w:fill="F2F2F2"/>
             <w:tcBorders>
               <w:top w:val="single" w:sz="8" w:space="0" w:color="999999"/>
               <w:left w:val="single" w:sz="8" w:space="0" w:color="999999"/>
               <w:bottom w:val="single" w:sz="8" w:space="0" w:color="999999"/>
               <w:right w:val="single" w:sz="8" w:space="0" w:color="999999"/>
             </w:tcBorders>
+            <w:shd w:val="clear" w:color="auto" w:fill="F2F2F2"/>
             <w:vAlign w:val="center"/>
           </w:tcPr>
           <w:p>
@@ -9445,13 +9445,13 @@
         <w:tc>
           <w:tcPr>
             <w:tcW w:type="dxa" w:w="8640"/>
-            <w:shd w:val="clear" w:color="auto" w:fill="F2F2F2"/>
             <w:tcBorders>
               <w:top w:val="single" w:sz="8" w:space="0" w:color="999999"/>
               <w:left w:val="single" w:sz="8" w:space="0" w:color="999999"/>
               <w:bottom w:val="single" w:sz="8" w:space="0" w:color="999999"/>
               <w:right w:val="single" w:sz="8" w:space="0" w:color="999999"/>
             </w:tcBorders>
+            <w:shd w:val="clear" w:color="auto" w:fill="F2F2F2"/>
             <w:vAlign w:val="center"/>
           </w:tcPr>
           <w:p>
@@ -9508,13 +9508,13 @@
         <w:tc>
           <w:tcPr>
             <w:tcW w:type="dxa" w:w="8640"/>
-            <w:shd w:val="clear" w:color="auto" w:fill="F2F2F2"/>
             <w:tcBorders>
               <w:top w:val="single" w:sz="8" w:space="0" w:color="999999"/>
               <w:left w:val="single" w:sz="8" w:space="0" w:color="999999"/>
               <w:bottom w:val="single" w:sz="8" w:space="0" w:color="999999"/>
               <w:right w:val="single" w:sz="8" w:space="0" w:color="999999"/>
             </w:tcBorders>
+            <w:shd w:val="clear" w:color="auto" w:fill="F2F2F2"/>
             <w:vAlign w:val="center"/>
           </w:tcPr>
           <w:p>
@@ -9571,13 +9571,13 @@
         <w:tc>
           <w:tcPr>
             <w:tcW w:type="dxa" w:w="8640"/>
-            <w:shd w:val="clear" w:color="auto" w:fill="F2F2F2"/>
             <w:tcBorders>
               <w:top w:val="single" w:sz="8" w:space="0" w:color="999999"/>
               <w:left w:val="single" w:sz="8" w:space="0" w:color="999999"/>
               <w:bottom w:val="single" w:sz="8" w:space="0" w:color="999999"/>
               <w:right w:val="single" w:sz="8" w:space="0" w:color="999999"/>
             </w:tcBorders>
+            <w:shd w:val="clear" w:color="auto" w:fill="F2F2F2"/>
             <w:vAlign w:val="center"/>
           </w:tcPr>
           <w:p>
@@ -9634,13 +9634,13 @@
         <w:tc>
           <w:tcPr>
             <w:tcW w:type="dxa" w:w="8640"/>
-            <w:shd w:val="clear" w:color="auto" w:fill="F2F2F2"/>
             <w:tcBorders>
               <w:top w:val="single" w:sz="8" w:space="0" w:color="999999"/>
               <w:left w:val="single" w:sz="8" w:space="0" w:color="999999"/>
               <w:bottom w:val="single" w:sz="8" w:space="0" w:color="999999"/>
               <w:right w:val="single" w:sz="8" w:space="0" w:color="999999"/>
             </w:tcBorders>
+            <w:shd w:val="clear" w:color="auto" w:fill="F2F2F2"/>
             <w:vAlign w:val="center"/>
           </w:tcPr>
           <w:p>
@@ -9731,13 +9731,13 @@
         <w:tc>
           <w:tcPr>
             <w:tcW w:type="dxa" w:w="8640"/>
-            <w:shd w:val="clear" w:color="auto" w:fill="F2F2F2"/>
             <w:tcBorders>
               <w:top w:val="single" w:sz="8" w:space="0" w:color="999999"/>
               <w:left w:val="single" w:sz="8" w:space="0" w:color="999999"/>
               <w:bottom w:val="single" w:sz="8" w:space="0" w:color="999999"/>
               <w:right w:val="single" w:sz="8" w:space="0" w:color="999999"/>
             </w:tcBorders>
+            <w:shd w:val="clear" w:color="auto" w:fill="F2F2F2"/>
             <w:vAlign w:val="center"/>
           </w:tcPr>
           <w:p>
@@ -9842,13 +9842,13 @@
         <w:tc>
           <w:tcPr>
             <w:tcW w:type="dxa" w:w="8640"/>
-            <w:shd w:val="clear" w:color="auto" w:fill="F2F2F2"/>
             <w:tcBorders>
               <w:top w:val="single" w:sz="8" w:space="0" w:color="999999"/>
               <w:left w:val="single" w:sz="8" w:space="0" w:color="999999"/>
               <w:bottom w:val="single" w:sz="8" w:space="0" w:color="999999"/>
               <w:right w:val="single" w:sz="8" w:space="0" w:color="999999"/>
             </w:tcBorders>
+            <w:shd w:val="clear" w:color="auto" w:fill="F2F2F2"/>
             <w:vAlign w:val="center"/>
           </w:tcPr>
           <w:p>
@@ -9905,13 +9905,13 @@
         <w:tc>
           <w:tcPr>
             <w:tcW w:type="dxa" w:w="8640"/>
-            <w:shd w:val="clear" w:color="auto" w:fill="F2F2F2"/>
             <w:tcBorders>
               <w:top w:val="single" w:sz="8" w:space="0" w:color="999999"/>
               <w:left w:val="single" w:sz="8" w:space="0" w:color="999999"/>
               <w:bottom w:val="single" w:sz="8" w:space="0" w:color="999999"/>
               <w:right w:val="single" w:sz="8" w:space="0" w:color="999999"/>
             </w:tcBorders>
+            <w:shd w:val="clear" w:color="auto" w:fill="F2F2F2"/>
             <w:vAlign w:val="center"/>
           </w:tcPr>
           <w:p>
@@ -9968,13 +9968,13 @@
         <w:tc>
           <w:tcPr>
             <w:tcW w:type="dxa" w:w="8640"/>
-            <w:shd w:val="clear" w:color="auto" w:fill="F2F2F2"/>
             <w:tcBorders>
               <w:top w:val="single" w:sz="8" w:space="0" w:color="999999"/>
               <w:left w:val="single" w:sz="8" w:space="0" w:color="999999"/>
               <w:bottom w:val="single" w:sz="8" w:space="0" w:color="999999"/>
               <w:right w:val="single" w:sz="8" w:space="0" w:color="999999"/>
             </w:tcBorders>
+            <w:shd w:val="clear" w:color="auto" w:fill="F2F2F2"/>
             <w:vAlign w:val="center"/>
           </w:tcPr>
           <w:p>
@@ -10031,13 +10031,13 @@
         <w:tc>
           <w:tcPr>
             <w:tcW w:type="dxa" w:w="8640"/>
-            <w:shd w:val="clear" w:color="auto" w:fill="F2F2F2"/>
             <w:tcBorders>
               <w:top w:val="single" w:sz="8" w:space="0" w:color="999999"/>
               <w:left w:val="single" w:sz="8" w:space="0" w:color="999999"/>
               <w:bottom w:val="single" w:sz="8" w:space="0" w:color="999999"/>
               <w:right w:val="single" w:sz="8" w:space="0" w:color="999999"/>
             </w:tcBorders>
+            <w:shd w:val="clear" w:color="auto" w:fill="F2F2F2"/>
             <w:vAlign w:val="center"/>
           </w:tcPr>
           <w:p>

--- a/references/Manuals/Full GUI Manual.docx
+++ b/references/Manuals/Full GUI Manual.docx
@@ -3163,42 +3163,23 @@
       </w:r>
     </w:p>
     <w:p>
-      <w:pPr>
-        <w:ind w:left="205" w:firstLine="0"/>
-        <w:jc w:val="center"/>
-        <w:rPr>
-          <w:b w:val="1"/>
-          <w:bCs w:val="1"/>
-          <w:i w:val="1"/>
-          <w:iCs w:val="1"/>
-          <w:sz w:val="25"/>
-          <w:szCs w:val="25"/>
-        </w:rPr>
-      </w:pPr>
-      <w:r>
-        <w:rPr>
-          <w:b w:val="1"/>
-          <w:bCs w:val="1"/>
-          <w:i w:val="1"/>
-          <w:iCs w:val="1"/>
-          <w:sz w:val="25"/>
-          <w:szCs w:val="25"/>
-        </w:rPr>
+      <w:r>
         <w:drawing>
-          <wp:inline distB="114300" distT="114300" distL="114300" distR="114300">
-            <wp:extent cx="6264600" cy="4000500"/>
-            <wp:effectExtent b="0" l="0" r="0" t="0"/>
-            <wp:docPr id="15" name="image8.png"/>
+          <wp:inline>
+            <wp:extent cx="5486400" cy="3250769"/>
+            <wp:docPr id="54" name="Picture 54"/>
+            <wp:cNvGraphicFramePr>
+              <a:graphicFrameLocks noChangeAspect="1"/>
+            </wp:cNvGraphicFramePr>
             <a:graphic>
               <a:graphicData uri="http://schemas.openxmlformats.org/drawingml/2006/picture">
                 <pic:pic>
                   <pic:nvPicPr>
-                    <pic:cNvPr id="0" name="image8.png"/>
-                    <pic:cNvPicPr preferRelativeResize="0"/>
+                    <pic:cNvPr id="0" name="image.png"/>
+                    <pic:cNvPicPr/>
                   </pic:nvPicPr>
                   <pic:blipFill>
-                    <a:blip r:embed="rId11"/>
-                    <a:srcRect b="0" l="0" r="0" t="0"/>
+                    <a:blip r:embed="rId29"/>
                     <a:stretch>
                       <a:fillRect/>
                     </a:stretch>
@@ -3206,21 +3187,15 @@
                   <pic:spPr>
                     <a:xfrm>
                       <a:off x="0" y="0"/>
-                      <a:ext cx="6264600" cy="4000500"/>
+                      <a:ext cx="5486400" cy="3250769"/>
                     </a:xfrm>
                     <a:prstGeom prst="rect"/>
-                    <a:ln/>
                   </pic:spPr>
                 </pic:pic>
               </a:graphicData>
             </a:graphic>
           </wp:inline>
         </w:drawing>
-      </w:r>
-      <w:r>
-        <w:rPr>
-          <w:rtl w:val="0"/>
-        </w:rPr>
       </w:r>
     </w:p>
     <w:p>
@@ -3350,43 +3325,23 @@
       </w:r>
     </w:p>
     <w:p>
-      <w:pPr>
-        <w:spacing w:before="248" w:lineRule="auto"/>
-        <w:ind w:left="205" w:firstLine="0"/>
-        <w:jc w:val="center"/>
-        <w:rPr>
-          <w:b w:val="1"/>
-          <w:bCs w:val="1"/>
-          <w:i w:val="1"/>
-          <w:iCs w:val="1"/>
-          <w:sz w:val="25"/>
-          <w:szCs w:val="25"/>
-        </w:rPr>
-      </w:pPr>
-      <w:r>
-        <w:rPr>
-          <w:b w:val="1"/>
-          <w:bCs w:val="1"/>
-          <w:i w:val="1"/>
-          <w:iCs w:val="1"/>
-          <w:sz w:val="25"/>
-          <w:szCs w:val="25"/>
-        </w:rPr>
+      <w:r>
         <w:drawing>
-          <wp:inline distB="114300" distT="114300" distL="114300" distR="114300">
-            <wp:extent cx="2819400" cy="1114425"/>
-            <wp:effectExtent b="0" l="0" r="0" t="0"/>
-            <wp:docPr id="8" name="image6.png"/>
+          <wp:inline>
+            <wp:extent cx="5486400" cy="3250769"/>
+            <wp:docPr id="55" name="Picture 55"/>
+            <wp:cNvGraphicFramePr>
+              <a:graphicFrameLocks noChangeAspect="1"/>
+            </wp:cNvGraphicFramePr>
             <a:graphic>
               <a:graphicData uri="http://schemas.openxmlformats.org/drawingml/2006/picture">
                 <pic:pic>
                   <pic:nvPicPr>
-                    <pic:cNvPr id="0" name="image6.png"/>
-                    <pic:cNvPicPr preferRelativeResize="0"/>
+                    <pic:cNvPr id="0" name="image.png"/>
+                    <pic:cNvPicPr/>
                   </pic:nvPicPr>
                   <pic:blipFill>
-                    <a:blip r:embed="rId12"/>
-                    <a:srcRect b="0" l="0" r="0" t="0"/>
+                    <a:blip r:embed="rId29"/>
                     <a:stretch>
                       <a:fillRect/>
                     </a:stretch>
@@ -3394,21 +3349,15 @@
                   <pic:spPr>
                     <a:xfrm>
                       <a:off x="0" y="0"/>
-                      <a:ext cx="2819400" cy="1114425"/>
+                      <a:ext cx="5486400" cy="3250769"/>
                     </a:xfrm>
                     <a:prstGeom prst="rect"/>
-                    <a:ln/>
                   </pic:spPr>
                 </pic:pic>
               </a:graphicData>
             </a:graphic>
           </wp:inline>
         </w:drawing>
-      </w:r>
-      <w:r>
-        <w:rPr>
-          <w:rtl w:val="0"/>
-        </w:rPr>
       </w:r>
     </w:p>
     <w:p>
@@ -3479,43 +3428,23 @@
       </w:r>
     </w:p>
     <w:p>
-      <w:pPr>
-        <w:spacing w:before="248" w:lineRule="auto"/>
-        <w:ind w:left="205" w:firstLine="0"/>
-        <w:jc w:val="center"/>
-        <w:rPr>
-          <w:b w:val="1"/>
-          <w:bCs w:val="1"/>
-          <w:i w:val="1"/>
-          <w:iCs w:val="1"/>
-          <w:sz w:val="25"/>
-          <w:szCs w:val="25"/>
-        </w:rPr>
-      </w:pPr>
-      <w:r>
-        <w:rPr>
-          <w:b w:val="1"/>
-          <w:bCs w:val="1"/>
-          <w:i w:val="1"/>
-          <w:iCs w:val="1"/>
-          <w:sz w:val="25"/>
-          <w:szCs w:val="25"/>
-        </w:rPr>
+      <w:r>
         <w:drawing>
-          <wp:inline distB="114300" distT="114300" distL="114300" distR="114300">
-            <wp:extent cx="6264600" cy="3352800"/>
-            <wp:effectExtent b="0" l="0" r="0" t="0"/>
-            <wp:docPr id="17" name="image16.png"/>
+          <wp:inline>
+            <wp:extent cx="5486400" cy="3250769"/>
+            <wp:docPr id="56" name="Picture 56"/>
+            <wp:cNvGraphicFramePr>
+              <a:graphicFrameLocks noChangeAspect="1"/>
+            </wp:cNvGraphicFramePr>
             <a:graphic>
               <a:graphicData uri="http://schemas.openxmlformats.org/drawingml/2006/picture">
                 <pic:pic>
                   <pic:nvPicPr>
-                    <pic:cNvPr id="0" name="image16.png"/>
-                    <pic:cNvPicPr preferRelativeResize="0"/>
+                    <pic:cNvPr id="0" name="image.png"/>
+                    <pic:cNvPicPr/>
                   </pic:nvPicPr>
                   <pic:blipFill>
-                    <a:blip r:embed="rId13"/>
-                    <a:srcRect b="0" l="0" r="0" t="0"/>
+                    <a:blip r:embed="rId31"/>
                     <a:stretch>
                       <a:fillRect/>
                     </a:stretch>
@@ -3523,21 +3452,15 @@
                   <pic:spPr>
                     <a:xfrm>
                       <a:off x="0" y="0"/>
-                      <a:ext cx="6264600" cy="3352800"/>
+                      <a:ext cx="5486400" cy="3250769"/>
                     </a:xfrm>
                     <a:prstGeom prst="rect"/>
-                    <a:ln/>
                   </pic:spPr>
                 </pic:pic>
               </a:graphicData>
             </a:graphic>
           </wp:inline>
         </w:drawing>
-      </w:r>
-      <w:r>
-        <w:rPr>
-          <w:rtl w:val="0"/>
-        </w:rPr>
       </w:r>
     </w:p>
     <w:p>
@@ -3609,43 +3532,23 @@
       </w:r>
     </w:p>
     <w:p>
-      <w:pPr>
-        <w:spacing w:before="248" w:lineRule="auto"/>
-        <w:ind w:left="205" w:firstLine="0"/>
-        <w:jc w:val="center"/>
-        <w:rPr>
-          <w:b w:val="1"/>
-          <w:bCs w:val="1"/>
-          <w:i w:val="1"/>
-          <w:iCs w:val="1"/>
-          <w:sz w:val="25"/>
-          <w:szCs w:val="25"/>
-        </w:rPr>
-      </w:pPr>
-      <w:r>
-        <w:rPr>
-          <w:b w:val="1"/>
-          <w:bCs w:val="1"/>
-          <w:i w:val="1"/>
-          <w:iCs w:val="1"/>
-          <w:sz w:val="25"/>
-          <w:szCs w:val="25"/>
-        </w:rPr>
+      <w:r>
         <w:drawing>
-          <wp:inline distB="114300" distT="114300" distL="114300" distR="114300">
-            <wp:extent cx="6264600" cy="431800"/>
-            <wp:effectExtent b="0" l="0" r="0" t="0"/>
-            <wp:docPr id="7" name="image1.png"/>
+          <wp:inline>
+            <wp:extent cx="5486400" cy="3250769"/>
+            <wp:docPr id="57" name="Picture 57"/>
+            <wp:cNvGraphicFramePr>
+              <a:graphicFrameLocks noChangeAspect="1"/>
+            </wp:cNvGraphicFramePr>
             <a:graphic>
               <a:graphicData uri="http://schemas.openxmlformats.org/drawingml/2006/picture">
                 <pic:pic>
                   <pic:nvPicPr>
-                    <pic:cNvPr id="0" name="image1.png"/>
-                    <pic:cNvPicPr preferRelativeResize="0"/>
+                    <pic:cNvPr id="0" name="image.png"/>
+                    <pic:cNvPicPr/>
                   </pic:nvPicPr>
                   <pic:blipFill>
-                    <a:blip r:embed="rId14"/>
-                    <a:srcRect b="0" l="0" r="0" t="0"/>
+                    <a:blip r:embed="rId29"/>
                     <a:stretch>
                       <a:fillRect/>
                     </a:stretch>
@@ -3653,21 +3556,15 @@
                   <pic:spPr>
                     <a:xfrm>
                       <a:off x="0" y="0"/>
-                      <a:ext cx="6264600" cy="431800"/>
+                      <a:ext cx="5486400" cy="3250769"/>
                     </a:xfrm>
                     <a:prstGeom prst="rect"/>
-                    <a:ln/>
                   </pic:spPr>
                 </pic:pic>
               </a:graphicData>
             </a:graphic>
           </wp:inline>
         </w:drawing>
-      </w:r>
-      <w:r>
-        <w:rPr>
-          <w:rtl w:val="0"/>
-        </w:rPr>
       </w:r>
     </w:p>
     <w:p>
@@ -3821,38 +3718,23 @@
       </w:r>
     </w:p>
     <w:p>
-      <w:pPr>
-        <w:ind w:left="204" w:firstLine="0"/>
-        <w:jc w:val="center"/>
-        <w:rPr>
-          <w:sz w:val="21"/>
-          <w:szCs w:val="21"/>
-        </w:rPr>
-      </w:pPr>
-      <w:r>
-        <w:rPr>
-          <w:b w:val="1"/>
-          <w:bCs w:val="1"/>
-          <w:i w:val="1"/>
-          <w:iCs w:val="1"/>
-          <w:sz w:val="25"/>
-          <w:szCs w:val="25"/>
-        </w:rPr>
+      <w:r>
         <w:drawing>
-          <wp:inline distB="114300" distT="114300" distL="114300" distR="114300">
-            <wp:extent cx="4628274" cy="4859338"/>
-            <wp:effectExtent b="0" l="0" r="0" t="0"/>
-            <wp:docPr id="20" name="image10.png"/>
+          <wp:inline>
+            <wp:extent cx="5486400" cy="3250769"/>
+            <wp:docPr id="58" name="Picture 58"/>
+            <wp:cNvGraphicFramePr>
+              <a:graphicFrameLocks noChangeAspect="1"/>
+            </wp:cNvGraphicFramePr>
             <a:graphic>
               <a:graphicData uri="http://schemas.openxmlformats.org/drawingml/2006/picture">
                 <pic:pic>
                   <pic:nvPicPr>
-                    <pic:cNvPr id="0" name="image10.png"/>
-                    <pic:cNvPicPr preferRelativeResize="0"/>
+                    <pic:cNvPr id="0" name="03_probe_card_tab.png"/>
+                    <pic:cNvPicPr/>
                   </pic:nvPicPr>
                   <pic:blipFill>
-                    <a:blip r:embed="rId15"/>
-                    <a:srcRect b="0" l="0" r="0" t="0"/>
+                    <a:blip r:embed="rId43"/>
                     <a:stretch>
                       <a:fillRect/>
                     </a:stretch>
@@ -3860,21 +3742,15 @@
                   <pic:spPr>
                     <a:xfrm>
                       <a:off x="0" y="0"/>
-                      <a:ext cx="4628274" cy="4859338"/>
+                      <a:ext cx="5486400" cy="3250769"/>
                     </a:xfrm>
                     <a:prstGeom prst="rect"/>
-                    <a:ln/>
                   </pic:spPr>
                 </pic:pic>
               </a:graphicData>
             </a:graphic>
           </wp:inline>
         </w:drawing>
-      </w:r>
-      <w:r>
-        <w:rPr>
-          <w:rtl w:val="0"/>
-        </w:rPr>
       </w:r>
     </w:p>
     <w:p>
@@ -4126,50 +4002,23 @@
       </w:r>
     </w:p>
     <w:p>
-      <w:pPr>
-        <w:keepNext w:val="0"/>
-        <w:keepLines w:val="0"/>
-        <w:pageBreakBefore w:val="0"/>
-        <w:widowControl w:val="0"/>
-        <w:pBdr>
-          <w:top w:space="0" w:sz="0" w:val="nil"/>
-          <w:left w:space="0" w:sz="0" w:val="nil"/>
-          <w:bottom w:space="0" w:sz="0" w:val="nil"/>
-          <w:right w:space="0" w:sz="0" w:val="nil"/>
-          <w:between w:space="0" w:sz="0" w:val="nil"/>
-        </w:pBdr>
-        <w:shd w:fill="auto" w:val="clear"/>
-        <w:tabs>
-          <w:tab w:val="left" w:leader="none" w:pos="1016"/>
-        </w:tabs>
-        <w:spacing w:after="0" w:before="148" w:line="240" w:lineRule="auto"/>
-        <w:ind w:left="1019" w:right="0" w:firstLine="0"/>
-        <w:jc w:val="center"/>
-        <w:rPr>
-          <w:sz w:val="21"/>
-          <w:szCs w:val="21"/>
-        </w:rPr>
-      </w:pPr>
-      <w:r>
-        <w:rPr>
-          <w:sz w:val="21"/>
-          <w:szCs w:val="21"/>
-        </w:rPr>
+      <w:r>
         <w:drawing>
-          <wp:inline distB="114300" distT="114300" distL="114300" distR="114300">
-            <wp:extent cx="5624513" cy="3514725"/>
-            <wp:effectExtent b="0" l="0" r="0" t="0"/>
-            <wp:docPr id="18" name="image17.png"/>
+          <wp:inline>
+            <wp:extent cx="5486400" cy="3250769"/>
+            <wp:docPr id="59" name="Picture 59"/>
+            <wp:cNvGraphicFramePr>
+              <a:graphicFrameLocks noChangeAspect="1"/>
+            </wp:cNvGraphicFramePr>
             <a:graphic>
               <a:graphicData uri="http://schemas.openxmlformats.org/drawingml/2006/picture">
                 <pic:pic>
                   <pic:nvPicPr>
-                    <pic:cNvPr id="0" name="image17.png"/>
-                    <pic:cNvPicPr preferRelativeResize="0"/>
+                    <pic:cNvPr id="0" name="image.png"/>
+                    <pic:cNvPicPr/>
                   </pic:nvPicPr>
                   <pic:blipFill>
-                    <a:blip r:embed="rId17"/>
-                    <a:srcRect b="0" l="0" r="0" t="0"/>
+                    <a:blip r:embed="rId28"/>
                     <a:stretch>
                       <a:fillRect/>
                     </a:stretch>
@@ -4177,21 +4026,15 @@
                   <pic:spPr>
                     <a:xfrm>
                       <a:off x="0" y="0"/>
-                      <a:ext cx="5624513" cy="3514725"/>
+                      <a:ext cx="5486400" cy="3250769"/>
                     </a:xfrm>
                     <a:prstGeom prst="rect"/>
-                    <a:ln/>
                   </pic:spPr>
                 </pic:pic>
               </a:graphicData>
             </a:graphic>
           </wp:inline>
         </w:drawing>
-      </w:r>
-      <w:r>
-        <w:rPr>
-          <w:rtl w:val="0"/>
-        </w:rPr>
       </w:r>
     </w:p>
     <w:p>
@@ -4265,50 +4108,23 @@
       </w:r>
     </w:p>
     <w:p>
-      <w:pPr>
-        <w:keepNext w:val="0"/>
-        <w:keepLines w:val="0"/>
-        <w:pageBreakBefore w:val="0"/>
-        <w:widowControl w:val="0"/>
-        <w:pBdr>
-          <w:top w:space="0" w:sz="0" w:val="nil"/>
-          <w:left w:space="0" w:sz="0" w:val="nil"/>
-          <w:bottom w:space="0" w:sz="0" w:val="nil"/>
-          <w:right w:space="0" w:sz="0" w:val="nil"/>
-          <w:between w:space="0" w:sz="0" w:val="nil"/>
-        </w:pBdr>
-        <w:shd w:fill="auto" w:val="clear"/>
-        <w:tabs>
-          <w:tab w:val="left" w:leader="none" w:pos="1016"/>
-        </w:tabs>
-        <w:spacing w:after="0" w:before="148" w:line="240" w:lineRule="auto"/>
-        <w:ind w:left="0" w:right="0" w:firstLine="0"/>
-        <w:jc w:val="left"/>
-        <w:rPr>
-          <w:sz w:val="21"/>
-          <w:szCs w:val="21"/>
-        </w:rPr>
-      </w:pPr>
-      <w:r>
-        <w:rPr>
-          <w:sz w:val="21"/>
-          <w:szCs w:val="21"/>
-        </w:rPr>
+      <w:r>
         <w:drawing>
-          <wp:inline distB="114300" distT="114300" distL="114300" distR="114300">
-            <wp:extent cx="6264600" cy="152400"/>
-            <wp:effectExtent b="0" l="0" r="0" t="0"/>
-            <wp:docPr id="12" name="image7.png"/>
+          <wp:inline>
+            <wp:extent cx="5486400" cy="3250769"/>
+            <wp:docPr id="60" name="Picture 60"/>
+            <wp:cNvGraphicFramePr>
+              <a:graphicFrameLocks noChangeAspect="1"/>
+            </wp:cNvGraphicFramePr>
             <a:graphic>
               <a:graphicData uri="http://schemas.openxmlformats.org/drawingml/2006/picture">
                 <pic:pic>
                   <pic:nvPicPr>
-                    <pic:cNvPr id="0" name="image7.png"/>
-                    <pic:cNvPicPr preferRelativeResize="0"/>
+                    <pic:cNvPr id="0" name="image.png"/>
+                    <pic:cNvPicPr/>
                   </pic:nvPicPr>
                   <pic:blipFill>
-                    <a:blip r:embed="rId18"/>
-                    <a:srcRect b="0" l="0" r="0" t="0"/>
+                    <a:blip r:embed="rId28"/>
                     <a:stretch>
                       <a:fillRect/>
                     </a:stretch>
@@ -4316,21 +4132,15 @@
                   <pic:spPr>
                     <a:xfrm>
                       <a:off x="0" y="0"/>
-                      <a:ext cx="6264600" cy="152400"/>
+                      <a:ext cx="5486400" cy="3250769"/>
                     </a:xfrm>
                     <a:prstGeom prst="rect"/>
-                    <a:ln/>
                   </pic:spPr>
                 </pic:pic>
               </a:graphicData>
             </a:graphic>
           </wp:inline>
         </w:drawing>
-      </w:r>
-      <w:r>
-        <w:rPr>
-          <w:rtl w:val="0"/>
-        </w:rPr>
       </w:r>
     </w:p>
     <w:p>
@@ -4424,46 +4234,23 @@
       </w:r>
     </w:p>
     <w:p>
-      <w:pPr>
-        <w:tabs>
-          <w:tab w:val="left" w:leader="none" w:pos="1016"/>
-        </w:tabs>
-        <w:spacing w:before="148" w:lineRule="auto"/>
-        <w:ind w:left="1019" w:firstLine="0"/>
-        <w:jc w:val="center"/>
-        <w:rPr>
-          <w:b w:val="1"/>
-          <w:bCs w:val="1"/>
-          <w:i w:val="1"/>
-          <w:iCs w:val="1"/>
-          <w:sz w:val="25"/>
-          <w:szCs w:val="25"/>
-        </w:rPr>
-      </w:pPr>
-      <w:r>
-        <w:rPr>
-          <w:b w:val="1"/>
-          <w:bCs w:val="1"/>
-          <w:i w:val="1"/>
-          <w:iCs w:val="1"/>
-          <w:sz w:val="25"/>
-          <w:szCs w:val="25"/>
-        </w:rPr>
+      <w:r>
         <w:drawing>
-          <wp:inline distB="114300" distT="114300" distL="114300" distR="114300">
-            <wp:extent cx="5576888" cy="1066800"/>
-            <wp:effectExtent b="0" l="0" r="0" t="0"/>
-            <wp:docPr id="11" name="image11.png"/>
+          <wp:inline>
+            <wp:extent cx="5486400" cy="3250769"/>
+            <wp:docPr id="61" name="Picture 61"/>
+            <wp:cNvGraphicFramePr>
+              <a:graphicFrameLocks noChangeAspect="1"/>
+            </wp:cNvGraphicFramePr>
             <a:graphic>
               <a:graphicData uri="http://schemas.openxmlformats.org/drawingml/2006/picture">
                 <pic:pic>
                   <pic:nvPicPr>
-                    <pic:cNvPr id="0" name="image11.png"/>
-                    <pic:cNvPicPr preferRelativeResize="0"/>
+                    <pic:cNvPr id="0" name="image.png"/>
+                    <pic:cNvPicPr/>
                   </pic:nvPicPr>
                   <pic:blipFill>
-                    <a:blip r:embed="rId19"/>
-                    <a:srcRect b="39640" l="0" r="0" t="0"/>
+                    <a:blip r:embed="rId28"/>
                     <a:stretch>
                       <a:fillRect/>
                     </a:stretch>
@@ -4471,21 +4258,15 @@
                   <pic:spPr>
                     <a:xfrm>
                       <a:off x="0" y="0"/>
-                      <a:ext cx="5576888" cy="1066800"/>
+                      <a:ext cx="5486400" cy="3250769"/>
                     </a:xfrm>
                     <a:prstGeom prst="rect"/>
-                    <a:ln/>
                   </pic:spPr>
                 </pic:pic>
               </a:graphicData>
             </a:graphic>
           </wp:inline>
         </w:drawing>
-      </w:r>
-      <w:r>
-        <w:rPr>
-          <w:rtl w:val="0"/>
-        </w:rPr>
       </w:r>
     </w:p>
     <w:p>
@@ -4582,37 +4363,23 @@
       </w:r>
     </w:p>
     <w:p>
-      <w:pPr>
-        <w:tabs>
-          <w:tab w:val="left" w:leader="none" w:pos="1016"/>
-        </w:tabs>
-        <w:spacing w:before="148" w:lineRule="auto"/>
-        <w:ind w:left="1439" w:firstLine="0"/>
-        <w:rPr>
-          <w:sz w:val="21"/>
-          <w:szCs w:val="21"/>
-        </w:rPr>
-      </w:pPr>
-      <w:r>
-        <w:rPr>
-          <w:sz w:val="21"/>
-          <w:szCs w:val="21"/>
-        </w:rPr>
+      <w:r>
         <w:drawing>
-          <wp:inline distB="114300" distT="114300" distL="114300" distR="114300">
-            <wp:extent cx="1181100" cy="1762125"/>
-            <wp:effectExtent b="0" l="0" r="0" t="0"/>
-            <wp:docPr id="16" name="image12.png"/>
+          <wp:inline>
+            <wp:extent cx="5486400" cy="3250769"/>
+            <wp:docPr id="62" name="Picture 62"/>
+            <wp:cNvGraphicFramePr>
+              <a:graphicFrameLocks noChangeAspect="1"/>
+            </wp:cNvGraphicFramePr>
             <a:graphic>
               <a:graphicData uri="http://schemas.openxmlformats.org/drawingml/2006/picture">
                 <pic:pic>
                   <pic:nvPicPr>
-                    <pic:cNvPr id="0" name="image12.png"/>
-                    <pic:cNvPicPr preferRelativeResize="0"/>
+                    <pic:cNvPr id="0" name="image.png"/>
+                    <pic:cNvPicPr/>
                   </pic:nvPicPr>
                   <pic:blipFill>
-                    <a:blip r:embed="rId20"/>
-                    <a:srcRect b="0" l="0" r="0" t="0"/>
+                    <a:blip r:embed="rId28"/>
                     <a:stretch>
                       <a:fillRect/>
                     </a:stretch>
@@ -4620,97 +4387,15 @@
                   <pic:spPr>
                     <a:xfrm>
                       <a:off x="0" y="0"/>
-                      <a:ext cx="1181100" cy="1762125"/>
+                      <a:ext cx="5486400" cy="3250769"/>
                     </a:xfrm>
                     <a:prstGeom prst="rect"/>
-                    <a:ln/>
                   </pic:spPr>
                 </pic:pic>
               </a:graphicData>
             </a:graphic>
           </wp:inline>
         </w:drawing>
-      </w:r>
-      <w:r>
-        <w:rPr>
-          <w:sz w:val="21"/>
-          <w:szCs w:val="21"/>
-        </w:rPr>
-        <w:drawing>
-          <wp:inline distB="114300" distT="114300" distL="114300" distR="114300">
-            <wp:extent cx="1247775" cy="695325"/>
-            <wp:effectExtent b="0" l="0" r="0" t="0"/>
-            <wp:docPr id="22" name="image9.png"/>
-            <a:graphic>
-              <a:graphicData uri="http://schemas.openxmlformats.org/drawingml/2006/picture">
-                <pic:pic>
-                  <pic:nvPicPr>
-                    <pic:cNvPr id="0" name="image9.png"/>
-                    <pic:cNvPicPr preferRelativeResize="0"/>
-                  </pic:nvPicPr>
-                  <pic:blipFill>
-                    <a:blip r:embed="rId21"/>
-                    <a:srcRect b="0" l="0" r="0" t="0"/>
-                    <a:stretch>
-                      <a:fillRect/>
-                    </a:stretch>
-                  </pic:blipFill>
-                  <pic:spPr>
-                    <a:xfrm>
-                      <a:off x="0" y="0"/>
-                      <a:ext cx="1247775" cy="695325"/>
-                    </a:xfrm>
-                    <a:prstGeom prst="rect"/>
-                    <a:ln/>
-                  </pic:spPr>
-                </pic:pic>
-              </a:graphicData>
-            </a:graphic>
-          </wp:inline>
-        </w:drawing>
-      </w:r>
-      <w:r>
-        <w:rPr>
-          <w:sz w:val="21"/>
-          <w:szCs w:val="21"/>
-        </w:rPr>
-        <w:drawing>
-          <wp:inline distB="114300" distT="114300" distL="114300" distR="114300">
-            <wp:extent cx="971550" cy="1304925"/>
-            <wp:effectExtent b="0" l="0" r="0" t="0"/>
-            <wp:docPr id="13" name="image2.png"/>
-            <a:graphic>
-              <a:graphicData uri="http://schemas.openxmlformats.org/drawingml/2006/picture">
-                <pic:pic>
-                  <pic:nvPicPr>
-                    <pic:cNvPr id="0" name="image2.png"/>
-                    <pic:cNvPicPr preferRelativeResize="0"/>
-                  </pic:nvPicPr>
-                  <pic:blipFill>
-                    <a:blip r:embed="rId22"/>
-                    <a:srcRect b="0" l="0" r="0" t="0"/>
-                    <a:stretch>
-                      <a:fillRect/>
-                    </a:stretch>
-                  </pic:blipFill>
-                  <pic:spPr>
-                    <a:xfrm>
-                      <a:off x="0" y="0"/>
-                      <a:ext cx="971550" cy="1304925"/>
-                    </a:xfrm>
-                    <a:prstGeom prst="rect"/>
-                    <a:ln/>
-                  </pic:spPr>
-                </pic:pic>
-              </a:graphicData>
-            </a:graphic>
-          </wp:inline>
-        </w:drawing>
-      </w:r>
-      <w:r>
-        <w:rPr>
-          <w:rtl w:val="0"/>
-        </w:rPr>
       </w:r>
     </w:p>
     <w:p>
@@ -4915,42 +4600,23 @@
       </w:r>
     </w:p>
     <w:p>
-      <w:pPr>
-        <w:tabs>
-          <w:tab w:val="left" w:leader="none" w:pos="1016"/>
-        </w:tabs>
-        <w:spacing w:before="148" w:lineRule="auto"/>
-        <w:ind w:left="1019" w:firstLine="0"/>
-        <w:jc w:val="center"/>
-        <w:rPr>
-          <w:sz w:val="21"/>
-          <w:szCs w:val="21"/>
-        </w:rPr>
-      </w:pPr>
-      <w:r>
-        <w:rPr>
-          <w:b w:val="1"/>
-          <w:bCs w:val="1"/>
-          <w:i w:val="1"/>
-          <w:iCs w:val="1"/>
-          <w:sz w:val="25"/>
-          <w:szCs w:val="25"/>
-        </w:rPr>
+      <w:r>
         <w:drawing>
-          <wp:inline distB="114300" distT="114300" distL="114300" distR="114300">
-            <wp:extent cx="5757863" cy="962025"/>
-            <wp:effectExtent b="0" l="0" r="0" t="0"/>
-            <wp:docPr id="24" name="image11.png"/>
+          <wp:inline>
+            <wp:extent cx="5486400" cy="3250769"/>
+            <wp:docPr id="63" name="Picture 63"/>
+            <wp:cNvGraphicFramePr>
+              <a:graphicFrameLocks noChangeAspect="1"/>
+            </wp:cNvGraphicFramePr>
             <a:graphic>
               <a:graphicData uri="http://schemas.openxmlformats.org/drawingml/2006/picture">
                 <pic:pic>
                   <pic:nvPicPr>
-                    <pic:cNvPr id="0" name="image11.png"/>
-                    <pic:cNvPicPr preferRelativeResize="0"/>
+                    <pic:cNvPr id="0" name="image.png"/>
+                    <pic:cNvPicPr/>
                   </pic:nvPicPr>
                   <pic:blipFill>
-                    <a:blip r:embed="rId19"/>
-                    <a:srcRect b="0" l="0" r="0" t="45225"/>
+                    <a:blip r:embed="rId28"/>
                     <a:stretch>
                       <a:fillRect/>
                     </a:stretch>
@@ -4958,21 +4624,15 @@
                   <pic:spPr>
                     <a:xfrm>
                       <a:off x="0" y="0"/>
-                      <a:ext cx="5757863" cy="962025"/>
+                      <a:ext cx="5486400" cy="3250769"/>
                     </a:xfrm>
                     <a:prstGeom prst="rect"/>
-                    <a:ln/>
                   </pic:spPr>
                 </pic:pic>
               </a:graphicData>
             </a:graphic>
           </wp:inline>
         </w:drawing>
-      </w:r>
-      <w:r>
-        <w:rPr>
-          <w:rtl w:val="0"/>
-        </w:rPr>
       </w:r>
     </w:p>
     <w:p>
@@ -5062,38 +4722,23 @@
       </w:r>
     </w:p>
     <w:p>
-      <w:pPr>
-        <w:tabs>
-          <w:tab w:val="left" w:leader="none" w:pos="1016"/>
-        </w:tabs>
-        <w:spacing w:before="148" w:lineRule="auto"/>
-        <w:ind w:left="1439" w:firstLine="0"/>
-        <w:jc w:val="center"/>
-        <w:rPr>
-          <w:sz w:val="21"/>
-          <w:szCs w:val="21"/>
-        </w:rPr>
-      </w:pPr>
-      <w:r>
-        <w:rPr>
-          <w:sz w:val="21"/>
-          <w:szCs w:val="21"/>
-        </w:rPr>
+      <w:r>
         <w:drawing>
-          <wp:inline distB="114300" distT="114300" distL="114300" distR="114300">
-            <wp:extent cx="3000375" cy="400050"/>
-            <wp:effectExtent b="0" l="0" r="0" t="0"/>
-            <wp:docPr id="10" name="image3.png"/>
+          <wp:inline>
+            <wp:extent cx="5486400" cy="3250769"/>
+            <wp:docPr id="64" name="Picture 64"/>
+            <wp:cNvGraphicFramePr>
+              <a:graphicFrameLocks noChangeAspect="1"/>
+            </wp:cNvGraphicFramePr>
             <a:graphic>
               <a:graphicData uri="http://schemas.openxmlformats.org/drawingml/2006/picture">
                 <pic:pic>
                   <pic:nvPicPr>
-                    <pic:cNvPr id="0" name="image3.png"/>
-                    <pic:cNvPicPr preferRelativeResize="0"/>
+                    <pic:cNvPr id="0" name="image.png"/>
+                    <pic:cNvPicPr/>
                   </pic:nvPicPr>
                   <pic:blipFill>
-                    <a:blip r:embed="rId23"/>
-                    <a:srcRect b="0" l="0" r="0" t="0"/>
+                    <a:blip r:embed="rId28"/>
                     <a:stretch>
                       <a:fillRect/>
                     </a:stretch>
@@ -5101,21 +4746,15 @@
                   <pic:spPr>
                     <a:xfrm>
                       <a:off x="0" y="0"/>
-                      <a:ext cx="3000375" cy="400050"/>
+                      <a:ext cx="5486400" cy="3250769"/>
                     </a:xfrm>
                     <a:prstGeom prst="rect"/>
-                    <a:ln/>
                   </pic:spPr>
                 </pic:pic>
               </a:graphicData>
             </a:graphic>
           </wp:inline>
         </w:drawing>
-      </w:r>
-      <w:r>
-        <w:rPr>
-          <w:rtl w:val="0"/>
-        </w:rPr>
       </w:r>
     </w:p>
     <w:p>
@@ -5238,45 +4877,23 @@
       </w:r>
     </w:p>
     <w:p>
-      <w:pPr>
-        <w:tabs>
-          <w:tab w:val="left" w:leader="none" w:pos="1016"/>
-        </w:tabs>
-        <w:spacing w:before="148" w:lineRule="auto"/>
-        <w:ind w:left="1439" w:firstLine="0"/>
-        <w:rPr>
-          <w:b w:val="1"/>
-          <w:bCs w:val="1"/>
-          <w:i w:val="1"/>
-          <w:iCs w:val="1"/>
-          <w:sz w:val="25"/>
-          <w:szCs w:val="25"/>
-        </w:rPr>
-      </w:pPr>
-      <w:r>
-        <w:rPr>
-          <w:b w:val="1"/>
-          <w:bCs w:val="1"/>
-          <w:i w:val="1"/>
-          <w:iCs w:val="1"/>
-          <w:sz w:val="25"/>
-          <w:szCs w:val="25"/>
-        </w:rPr>
+      <w:r>
         <w:drawing>
-          <wp:inline distB="114300" distT="114300" distL="114300" distR="114300">
-            <wp:extent cx="5834063" cy="3400425"/>
-            <wp:effectExtent b="0" l="0" r="0" t="0"/>
-            <wp:docPr id="19" name="image5.png"/>
+          <wp:inline>
+            <wp:extent cx="5486400" cy="3250769"/>
+            <wp:docPr id="65" name="Picture 65"/>
+            <wp:cNvGraphicFramePr>
+              <a:graphicFrameLocks noChangeAspect="1"/>
+            </wp:cNvGraphicFramePr>
             <a:graphic>
               <a:graphicData uri="http://schemas.openxmlformats.org/drawingml/2006/picture">
                 <pic:pic>
                   <pic:nvPicPr>
-                    <pic:cNvPr id="0" name="image5.png"/>
-                    <pic:cNvPicPr preferRelativeResize="0"/>
+                    <pic:cNvPr id="0" name="image.png"/>
+                    <pic:cNvPicPr/>
                   </pic:nvPicPr>
                   <pic:blipFill>
-                    <a:blip r:embed="rId24"/>
-                    <a:srcRect b="0" l="0" r="0" t="0"/>
+                    <a:blip r:embed="rId29"/>
                     <a:stretch>
                       <a:fillRect/>
                     </a:stretch>
@@ -5284,21 +4901,15 @@
                   <pic:spPr>
                     <a:xfrm>
                       <a:off x="0" y="0"/>
-                      <a:ext cx="5834063" cy="3400425"/>
+                      <a:ext cx="5486400" cy="3250769"/>
                     </a:xfrm>
                     <a:prstGeom prst="rect"/>
-                    <a:ln/>
                   </pic:spPr>
                 </pic:pic>
               </a:graphicData>
             </a:graphic>
           </wp:inline>
         </w:drawing>
-      </w:r>
-      <w:r>
-        <w:rPr>
-          <w:rtl w:val="0"/>
-        </w:rPr>
       </w:r>
     </w:p>
     <w:p>
@@ -5496,42 +5107,23 @@
       </w:r>
     </w:p>
     <w:p>
-      <w:pPr>
-        <w:tabs>
-          <w:tab w:val="left" w:leader="none" w:pos="1016"/>
-        </w:tabs>
-        <w:spacing w:before="148" w:lineRule="auto"/>
-        <w:ind w:left="1439" w:firstLine="0"/>
-        <w:jc w:val="center"/>
-        <w:rPr>
-          <w:sz w:val="21"/>
-          <w:szCs w:val="21"/>
-        </w:rPr>
-      </w:pPr>
-      <w:r>
-        <w:rPr>
-          <w:b w:val="1"/>
-          <w:bCs w:val="1"/>
-          <w:i w:val="1"/>
-          <w:iCs w:val="1"/>
-          <w:sz w:val="25"/>
-          <w:szCs w:val="25"/>
-        </w:rPr>
+      <w:r>
         <w:drawing>
-          <wp:inline distB="114300" distT="114300" distL="114300" distR="114300">
-            <wp:extent cx="5105400" cy="3416300"/>
-            <wp:effectExtent b="0" l="0" r="0" t="0"/>
-            <wp:docPr id="23" name="image13.png"/>
+          <wp:inline>
+            <wp:extent cx="5486400" cy="3250769"/>
+            <wp:docPr id="66" name="Picture 66"/>
+            <wp:cNvGraphicFramePr>
+              <a:graphicFrameLocks noChangeAspect="1"/>
+            </wp:cNvGraphicFramePr>
             <a:graphic>
               <a:graphicData uri="http://schemas.openxmlformats.org/drawingml/2006/picture">
                 <pic:pic>
                   <pic:nvPicPr>
-                    <pic:cNvPr id="0" name="image13.png"/>
-                    <pic:cNvPicPr preferRelativeResize="0"/>
+                    <pic:cNvPr id="0" name="02_results_tab.png"/>
+                    <pic:cNvPicPr/>
                   </pic:nvPicPr>
                   <pic:blipFill>
-                    <a:blip r:embed="rId25"/>
-                    <a:srcRect b="3584" l="0" r="0" t="0"/>
+                    <a:blip r:embed="rId44"/>
                     <a:stretch>
                       <a:fillRect/>
                     </a:stretch>
@@ -5539,21 +5131,15 @@
                   <pic:spPr>
                     <a:xfrm>
                       <a:off x="0" y="0"/>
-                      <a:ext cx="5105400" cy="3416300"/>
+                      <a:ext cx="5486400" cy="3250769"/>
                     </a:xfrm>
                     <a:prstGeom prst="rect"/>
-                    <a:ln/>
                   </pic:spPr>
                 </pic:pic>
               </a:graphicData>
             </a:graphic>
           </wp:inline>
         </w:drawing>
-      </w:r>
-      <w:r>
-        <w:rPr>
-          <w:rtl w:val="0"/>
-        </w:rPr>
       </w:r>
     </w:p>
     <w:p>
@@ -5666,38 +5252,23 @@
       </w:r>
     </w:p>
     <w:p>
-      <w:pPr>
-        <w:tabs>
-          <w:tab w:val="left" w:leader="none" w:pos="1016"/>
-        </w:tabs>
-        <w:spacing w:before="148" w:lineRule="auto"/>
-        <w:ind w:left="1439" w:firstLine="0"/>
-        <w:jc w:val="center"/>
-        <w:rPr>
-          <w:sz w:val="21"/>
-          <w:szCs w:val="21"/>
-        </w:rPr>
-      </w:pPr>
-      <w:r>
-        <w:rPr>
-          <w:sz w:val="21"/>
-          <w:szCs w:val="21"/>
-        </w:rPr>
+      <w:r>
         <w:drawing>
-          <wp:inline distB="114300" distT="114300" distL="114300" distR="114300">
-            <wp:extent cx="2935287" cy="2935287"/>
-            <wp:effectExtent b="0" l="0" r="0" t="0"/>
-            <wp:docPr id="14" name="image14.png"/>
+          <wp:inline>
+            <wp:extent cx="5486400" cy="3250769"/>
+            <wp:docPr id="67" name="Picture 67"/>
+            <wp:cNvGraphicFramePr>
+              <a:graphicFrameLocks noChangeAspect="1"/>
+            </wp:cNvGraphicFramePr>
             <a:graphic>
               <a:graphicData uri="http://schemas.openxmlformats.org/drawingml/2006/picture">
                 <pic:pic>
                   <pic:nvPicPr>
-                    <pic:cNvPr id="0" name="image14.png"/>
-                    <pic:cNvPicPr preferRelativeResize="0"/>
+                    <pic:cNvPr id="0" name="02_results_tab.png"/>
+                    <pic:cNvPicPr/>
                   </pic:nvPicPr>
                   <pic:blipFill>
-                    <a:blip r:embed="rId26"/>
-                    <a:srcRect b="0" l="0" r="0" t="0"/>
+                    <a:blip r:embed="rId44"/>
                     <a:stretch>
                       <a:fillRect/>
                     </a:stretch>
@@ -5705,21 +5276,15 @@
                   <pic:spPr>
                     <a:xfrm>
                       <a:off x="0" y="0"/>
-                      <a:ext cx="2935287" cy="2935287"/>
+                      <a:ext cx="5486400" cy="3250769"/>
                     </a:xfrm>
                     <a:prstGeom prst="rect"/>
-                    <a:ln/>
                   </pic:spPr>
                 </pic:pic>
               </a:graphicData>
             </a:graphic>
           </wp:inline>
         </w:drawing>
-      </w:r>
-      <w:r>
-        <w:rPr>
-          <w:rtl w:val="0"/>
-        </w:rPr>
       </w:r>
     </w:p>
     <w:p>
@@ -7733,46 +7298,42 @@
         <w:t>Setup Tab</w:t>
       </w:r>
     </w:p>
-    <w:tbl>
-      <w:tblPr>
-        <w:tblW w:type="auto" w:w="0"/>
-        <w:tblLayout w:type="fixed"/>
-        <w:tblLook w:firstColumn="1" w:firstRow="1" w:lastColumn="0" w:lastRow="0" w:noHBand="0" w:noVBand="1" w:val="04A0"/>
-      </w:tblPr>
-      <w:tblGrid>
-        <w:gridCol w:w="9860"/>
-      </w:tblGrid>
-      <w:tr>
-        <w:trPr>
-          <w:trHeight w:val="3168" w:hRule="exact"/>
-        </w:trPr>
-        <w:tc>
-          <w:tcPr>
-            <w:tcW w:type="dxa" w:w="8640"/>
-            <w:tcBorders>
-              <w:top w:val="single" w:sz="8" w:space="0" w:color="999999"/>
-              <w:left w:val="single" w:sz="8" w:space="0" w:color="999999"/>
-              <w:bottom w:val="single" w:sz="8" w:space="0" w:color="999999"/>
-              <w:right w:val="single" w:sz="8" w:space="0" w:color="999999"/>
-            </w:tcBorders>
-            <w:shd w:val="clear" w:color="auto" w:fill="F2F2F2"/>
-            <w:vAlign w:val="center"/>
-          </w:tcPr>
-          <w:p>
-            <w:pPr>
-              <w:jc w:val="center"/>
-            </w:pPr>
-            <w:r>
-              <w:rPr>
-                <w:i/>
-                <w:color w:val="808080"/>
-              </w:rPr>
-              <w:t>[Insert screenshot here]</w:t>
-            </w:r>
-          </w:p>
-        </w:tc>
-      </w:tr>
-    </w:tbl>
+    <w:p>
+      <w:r>
+        <w:drawing>
+          <wp:inline>
+            <wp:extent cx="5486400" cy="3250769"/>
+            <wp:docPr id="25" name="Picture 25"/>
+            <wp:cNvGraphicFramePr>
+              <a:graphicFrameLocks noChangeAspect="1"/>
+            </wp:cNvGraphicFramePr>
+            <a:graphic>
+              <a:graphicData uri="http://schemas.openxmlformats.org/drawingml/2006/picture">
+                <pic:pic>
+                  <pic:nvPicPr>
+                    <pic:cNvPr id="0" name="05_setup_tab.png"/>
+                    <pic:cNvPicPr/>
+                  </pic:nvPicPr>
+                  <pic:blipFill>
+                    <a:blip r:embed="rId27"/>
+                    <a:stretch>
+                      <a:fillRect/>
+                    </a:stretch>
+                  </pic:blipFill>
+                  <pic:spPr>
+                    <a:xfrm>
+                      <a:off x="0" y="0"/>
+                      <a:ext cx="5486400" cy="3250769"/>
+                    </a:xfrm>
+                    <a:prstGeom prst="rect"/>
+                  </pic:spPr>
+                </pic:pic>
+              </a:graphicData>
+            </a:graphic>
+          </wp:inline>
+        </w:drawing>
+      </w:r>
+    </w:p>
     <w:p>
       <w:pPr/>
       <w:r>
@@ -8066,46 +7627,42 @@
         <w:t>Recipe Tab — Field Reference</w:t>
       </w:r>
     </w:p>
-    <w:tbl>
-      <w:tblPr>
-        <w:tblW w:type="auto" w:w="0"/>
-        <w:tblLayout w:type="fixed"/>
-        <w:tblLook w:firstColumn="1" w:firstRow="1" w:lastColumn="0" w:lastRow="0" w:noHBand="0" w:noVBand="1" w:val="04A0"/>
-      </w:tblPr>
-      <w:tblGrid>
-        <w:gridCol w:w="9860"/>
-      </w:tblGrid>
-      <w:tr>
-        <w:trPr>
-          <w:trHeight w:val="3168" w:hRule="exact"/>
-        </w:trPr>
-        <w:tc>
-          <w:tcPr>
-            <w:tcW w:type="dxa" w:w="8640"/>
-            <w:tcBorders>
-              <w:top w:val="single" w:sz="8" w:space="0" w:color="999999"/>
-              <w:left w:val="single" w:sz="8" w:space="0" w:color="999999"/>
-              <w:bottom w:val="single" w:sz="8" w:space="0" w:color="999999"/>
-              <w:right w:val="single" w:sz="8" w:space="0" w:color="999999"/>
-            </w:tcBorders>
-            <w:shd w:val="clear" w:color="auto" w:fill="F2F2F2"/>
-            <w:vAlign w:val="center"/>
-          </w:tcPr>
-          <w:p>
-            <w:pPr>
-              <w:jc w:val="center"/>
-            </w:pPr>
-            <w:r>
-              <w:rPr>
-                <w:i/>
-                <w:color w:val="808080"/>
-              </w:rPr>
-              <w:t>[Insert screenshot here]</w:t>
-            </w:r>
-          </w:p>
-        </w:tc>
-      </w:tr>
-    </w:tbl>
+    <w:p>
+      <w:r>
+        <w:drawing>
+          <wp:inline>
+            <wp:extent cx="5486400" cy="3250769"/>
+            <wp:docPr id="26" name="Picture 26"/>
+            <wp:cNvGraphicFramePr>
+              <a:graphicFrameLocks noChangeAspect="1"/>
+            </wp:cNvGraphicFramePr>
+            <a:graphic>
+              <a:graphicData uri="http://schemas.openxmlformats.org/drawingml/2006/picture">
+                <pic:pic>
+                  <pic:nvPicPr>
+                    <pic:cNvPr id="0" name="04_recipe_tab.png"/>
+                    <pic:cNvPicPr/>
+                  </pic:nvPicPr>
+                  <pic:blipFill>
+                    <a:blip r:embed="rId28"/>
+                    <a:stretch>
+                      <a:fillRect/>
+                    </a:stretch>
+                  </pic:blipFill>
+                  <pic:spPr>
+                    <a:xfrm>
+                      <a:off x="0" y="0"/>
+                      <a:ext cx="5486400" cy="3250769"/>
+                    </a:xfrm>
+                    <a:prstGeom prst="rect"/>
+                  </pic:spPr>
+                </pic:pic>
+              </a:graphicData>
+            </a:graphic>
+          </wp:inline>
+        </w:drawing>
+      </w:r>
+    </w:p>
     <w:p>
       <w:pPr/>
       <w:r>
@@ -8129,46 +7686,42 @@
         <w:t>Step Type / Mode</w:t>
       </w:r>
     </w:p>
-    <w:tbl>
-      <w:tblPr>
-        <w:tblW w:type="auto" w:w="0"/>
-        <w:tblLayout w:type="fixed"/>
-        <w:tblLook w:firstColumn="1" w:firstRow="1" w:lastColumn="0" w:lastRow="0" w:noHBand="0" w:noVBand="1" w:val="04A0"/>
-      </w:tblPr>
-      <w:tblGrid>
-        <w:gridCol w:w="9860"/>
-      </w:tblGrid>
-      <w:tr>
-        <w:trPr>
-          <w:trHeight w:val="2160" w:hRule="exact"/>
-        </w:trPr>
-        <w:tc>
-          <w:tcPr>
-            <w:tcW w:type="dxa" w:w="8640"/>
-            <w:tcBorders>
-              <w:top w:val="single" w:sz="8" w:space="0" w:color="999999"/>
-              <w:left w:val="single" w:sz="8" w:space="0" w:color="999999"/>
-              <w:bottom w:val="single" w:sz="8" w:space="0" w:color="999999"/>
-              <w:right w:val="single" w:sz="8" w:space="0" w:color="999999"/>
-            </w:tcBorders>
-            <w:shd w:val="clear" w:color="auto" w:fill="F2F2F2"/>
-            <w:vAlign w:val="center"/>
-          </w:tcPr>
-          <w:p>
-            <w:pPr>
-              <w:jc w:val="center"/>
-            </w:pPr>
-            <w:r>
-              <w:rPr>
-                <w:i/>
-                <w:color w:val="808080"/>
-              </w:rPr>
-              <w:t>[Insert screenshot here]</w:t>
-            </w:r>
-          </w:p>
-        </w:tc>
-      </w:tr>
-    </w:tbl>
+    <w:p>
+      <w:r>
+        <w:drawing>
+          <wp:inline>
+            <wp:extent cx="5486400" cy="3250769"/>
+            <wp:docPr id="27" name="Picture 27"/>
+            <wp:cNvGraphicFramePr>
+              <a:graphicFrameLocks noChangeAspect="1"/>
+            </wp:cNvGraphicFramePr>
+            <a:graphic>
+              <a:graphicData uri="http://schemas.openxmlformats.org/drawingml/2006/picture">
+                <pic:pic>
+                  <pic:nvPicPr>
+                    <pic:cNvPr id="0" name="04_recipe_tab.png"/>
+                    <pic:cNvPicPr/>
+                  </pic:nvPicPr>
+                  <pic:blipFill>
+                    <a:blip r:embed="rId28"/>
+                    <a:stretch>
+                      <a:fillRect/>
+                    </a:stretch>
+                  </pic:blipFill>
+                  <pic:spPr>
+                    <a:xfrm>
+                      <a:off x="0" y="0"/>
+                      <a:ext cx="5486400" cy="3250769"/>
+                    </a:xfrm>
+                    <a:prstGeom prst="rect"/>
+                  </pic:spPr>
+                </pic:pic>
+              </a:graphicData>
+            </a:graphic>
+          </wp:inline>
+        </w:drawing>
+      </w:r>
+    </w:p>
     <w:p>
       <w:pPr/>
       <w:r>
@@ -8226,46 +7779,42 @@
         <w:t>Instrument / Channel</w:t>
       </w:r>
     </w:p>
-    <w:tbl>
-      <w:tblPr>
-        <w:tblW w:type="auto" w:w="0"/>
-        <w:tblLayout w:type="fixed"/>
-        <w:tblLook w:firstColumn="1" w:firstRow="1" w:lastColumn="0" w:lastRow="0" w:noHBand="0" w:noVBand="1" w:val="04A0"/>
-      </w:tblPr>
-      <w:tblGrid>
-        <w:gridCol w:w="9860"/>
-      </w:tblGrid>
-      <w:tr>
-        <w:trPr>
-          <w:trHeight w:val="2160" w:hRule="exact"/>
-        </w:trPr>
-        <w:tc>
-          <w:tcPr>
-            <w:tcW w:type="dxa" w:w="8640"/>
-            <w:tcBorders>
-              <w:top w:val="single" w:sz="8" w:space="0" w:color="999999"/>
-              <w:left w:val="single" w:sz="8" w:space="0" w:color="999999"/>
-              <w:bottom w:val="single" w:sz="8" w:space="0" w:color="999999"/>
-              <w:right w:val="single" w:sz="8" w:space="0" w:color="999999"/>
-            </w:tcBorders>
-            <w:shd w:val="clear" w:color="auto" w:fill="F2F2F2"/>
-            <w:vAlign w:val="center"/>
-          </w:tcPr>
-          <w:p>
-            <w:pPr>
-              <w:jc w:val="center"/>
-            </w:pPr>
-            <w:r>
-              <w:rPr>
-                <w:i/>
-                <w:color w:val="808080"/>
-              </w:rPr>
-              <w:t>[Insert screenshot here]</w:t>
-            </w:r>
-          </w:p>
-        </w:tc>
-      </w:tr>
-    </w:tbl>
+    <w:p>
+      <w:r>
+        <w:drawing>
+          <wp:inline>
+            <wp:extent cx="5486400" cy="3250769"/>
+            <wp:docPr id="28" name="Picture 28"/>
+            <wp:cNvGraphicFramePr>
+              <a:graphicFrameLocks noChangeAspect="1"/>
+            </wp:cNvGraphicFramePr>
+            <a:graphic>
+              <a:graphicData uri="http://schemas.openxmlformats.org/drawingml/2006/picture">
+                <pic:pic>
+                  <pic:nvPicPr>
+                    <pic:cNvPr id="0" name="04_recipe_tab.png"/>
+                    <pic:cNvPicPr/>
+                  </pic:nvPicPr>
+                  <pic:blipFill>
+                    <a:blip r:embed="rId28"/>
+                    <a:stretch>
+                      <a:fillRect/>
+                    </a:stretch>
+                  </pic:blipFill>
+                  <pic:spPr>
+                    <a:xfrm>
+                      <a:off x="0" y="0"/>
+                      <a:ext cx="5486400" cy="3250769"/>
+                    </a:xfrm>
+                    <a:prstGeom prst="rect"/>
+                  </pic:spPr>
+                </pic:pic>
+              </a:graphicData>
+            </a:graphic>
+          </wp:inline>
+        </w:drawing>
+      </w:r>
+    </w:p>
     <w:p>
       <w:pPr/>
       <w:r>
@@ -8301,46 +7850,42 @@
         <w:t>Connections</w:t>
       </w:r>
     </w:p>
-    <w:tbl>
-      <w:tblPr>
-        <w:tblW w:type="auto" w:w="0"/>
-        <w:tblLayout w:type="fixed"/>
-        <w:tblLook w:firstColumn="1" w:firstRow="1" w:lastColumn="0" w:lastRow="0" w:noHBand="0" w:noVBand="1" w:val="04A0"/>
-      </w:tblPr>
-      <w:tblGrid>
-        <w:gridCol w:w="9860"/>
-      </w:tblGrid>
-      <w:tr>
-        <w:trPr>
-          <w:trHeight w:val="2160" w:hRule="exact"/>
-        </w:trPr>
-        <w:tc>
-          <w:tcPr>
-            <w:tcW w:type="dxa" w:w="8640"/>
-            <w:tcBorders>
-              <w:top w:val="single" w:sz="8" w:space="0" w:color="999999"/>
-              <w:left w:val="single" w:sz="8" w:space="0" w:color="999999"/>
-              <w:bottom w:val="single" w:sz="8" w:space="0" w:color="999999"/>
-              <w:right w:val="single" w:sz="8" w:space="0" w:color="999999"/>
-            </w:tcBorders>
-            <w:shd w:val="clear" w:color="auto" w:fill="F2F2F2"/>
-            <w:vAlign w:val="center"/>
-          </w:tcPr>
-          <w:p>
-            <w:pPr>
-              <w:jc w:val="center"/>
-            </w:pPr>
-            <w:r>
-              <w:rPr>
-                <w:i/>
-                <w:color w:val="808080"/>
-              </w:rPr>
-              <w:t>[Insert screenshot here]</w:t>
-            </w:r>
-          </w:p>
-        </w:tc>
-      </w:tr>
-    </w:tbl>
+    <w:p>
+      <w:r>
+        <w:drawing>
+          <wp:inline>
+            <wp:extent cx="5486400" cy="3250769"/>
+            <wp:docPr id="29" name="Picture 29"/>
+            <wp:cNvGraphicFramePr>
+              <a:graphicFrameLocks noChangeAspect="1"/>
+            </wp:cNvGraphicFramePr>
+            <a:graphic>
+              <a:graphicData uri="http://schemas.openxmlformats.org/drawingml/2006/picture">
+                <pic:pic>
+                  <pic:nvPicPr>
+                    <pic:cNvPr id="0" name="04_recipe_tab.png"/>
+                    <pic:cNvPicPr/>
+                  </pic:nvPicPr>
+                  <pic:blipFill>
+                    <a:blip r:embed="rId28"/>
+                    <a:stretch>
+                      <a:fillRect/>
+                    </a:stretch>
+                  </pic:blipFill>
+                  <pic:spPr>
+                    <a:xfrm>
+                      <a:off x="0" y="0"/>
+                      <a:ext cx="5486400" cy="3250769"/>
+                    </a:xfrm>
+                    <a:prstGeom prst="rect"/>
+                  </pic:spPr>
+                </pic:pic>
+              </a:graphicData>
+            </a:graphic>
+          </wp:inline>
+        </w:drawing>
+      </w:r>
+    </w:p>
     <w:p>
       <w:pPr/>
       <w:r>
@@ -8364,46 +7909,42 @@
         <w:t>Level / Limit</w:t>
       </w:r>
     </w:p>
-    <w:tbl>
-      <w:tblPr>
-        <w:tblW w:type="auto" w:w="0"/>
-        <w:tblLayout w:type="fixed"/>
-        <w:tblLook w:firstColumn="1" w:firstRow="1" w:lastColumn="0" w:lastRow="0" w:noHBand="0" w:noVBand="1" w:val="04A0"/>
-      </w:tblPr>
-      <w:tblGrid>
-        <w:gridCol w:w="9860"/>
-      </w:tblGrid>
-      <w:tr>
-        <w:trPr>
-          <w:trHeight w:val="2160" w:hRule="exact"/>
-        </w:trPr>
-        <w:tc>
-          <w:tcPr>
-            <w:tcW w:type="dxa" w:w="8640"/>
-            <w:tcBorders>
-              <w:top w:val="single" w:sz="8" w:space="0" w:color="999999"/>
-              <w:left w:val="single" w:sz="8" w:space="0" w:color="999999"/>
-              <w:bottom w:val="single" w:sz="8" w:space="0" w:color="999999"/>
-              <w:right w:val="single" w:sz="8" w:space="0" w:color="999999"/>
-            </w:tcBorders>
-            <w:shd w:val="clear" w:color="auto" w:fill="F2F2F2"/>
-            <w:vAlign w:val="center"/>
-          </w:tcPr>
-          <w:p>
-            <w:pPr>
-              <w:jc w:val="center"/>
-            </w:pPr>
-            <w:r>
-              <w:rPr>
-                <w:i/>
-                <w:color w:val="808080"/>
-              </w:rPr>
-              <w:t>[Insert screenshot here]</w:t>
-            </w:r>
-          </w:p>
-        </w:tc>
-      </w:tr>
-    </w:tbl>
+    <w:p>
+      <w:r>
+        <w:drawing>
+          <wp:inline>
+            <wp:extent cx="5486400" cy="3250769"/>
+            <wp:docPr id="30" name="Picture 30"/>
+            <wp:cNvGraphicFramePr>
+              <a:graphicFrameLocks noChangeAspect="1"/>
+            </wp:cNvGraphicFramePr>
+            <a:graphic>
+              <a:graphicData uri="http://schemas.openxmlformats.org/drawingml/2006/picture">
+                <pic:pic>
+                  <pic:nvPicPr>
+                    <pic:cNvPr id="0" name="04_recipe_tab.png"/>
+                    <pic:cNvPicPr/>
+                  </pic:nvPicPr>
+                  <pic:blipFill>
+                    <a:blip r:embed="rId28"/>
+                    <a:stretch>
+                      <a:fillRect/>
+                    </a:stretch>
+                  </pic:blipFill>
+                  <pic:spPr>
+                    <a:xfrm>
+                      <a:off x="0" y="0"/>
+                      <a:ext cx="5486400" cy="3250769"/>
+                    </a:xfrm>
+                    <a:prstGeom prst="rect"/>
+                  </pic:spPr>
+                </pic:pic>
+              </a:graphicData>
+            </a:graphic>
+          </wp:inline>
+        </w:drawing>
+      </w:r>
+    </w:p>
     <w:p>
       <w:pPr/>
       <w:r>
@@ -8439,46 +7980,42 @@
         <w:t>Averaging / NPLC</w:t>
       </w:r>
     </w:p>
-    <w:tbl>
-      <w:tblPr>
-        <w:tblW w:type="auto" w:w="0"/>
-        <w:tblLayout w:type="fixed"/>
-        <w:tblLook w:firstColumn="1" w:firstRow="1" w:lastColumn="0" w:lastRow="0" w:noHBand="0" w:noVBand="1" w:val="04A0"/>
-      </w:tblPr>
-      <w:tblGrid>
-        <w:gridCol w:w="9860"/>
-      </w:tblGrid>
-      <w:tr>
-        <w:trPr>
-          <w:trHeight w:val="2160" w:hRule="exact"/>
-        </w:trPr>
-        <w:tc>
-          <w:tcPr>
-            <w:tcW w:type="dxa" w:w="8640"/>
-            <w:tcBorders>
-              <w:top w:val="single" w:sz="8" w:space="0" w:color="999999"/>
-              <w:left w:val="single" w:sz="8" w:space="0" w:color="999999"/>
-              <w:bottom w:val="single" w:sz="8" w:space="0" w:color="999999"/>
-              <w:right w:val="single" w:sz="8" w:space="0" w:color="999999"/>
-            </w:tcBorders>
-            <w:shd w:val="clear" w:color="auto" w:fill="F2F2F2"/>
-            <w:vAlign w:val="center"/>
-          </w:tcPr>
-          <w:p>
-            <w:pPr>
-              <w:jc w:val="center"/>
-            </w:pPr>
-            <w:r>
-              <w:rPr>
-                <w:i/>
-                <w:color w:val="808080"/>
-              </w:rPr>
-              <w:t>[Insert screenshot here]</w:t>
-            </w:r>
-          </w:p>
-        </w:tc>
-      </w:tr>
-    </w:tbl>
+    <w:p>
+      <w:r>
+        <w:drawing>
+          <wp:inline>
+            <wp:extent cx="5486400" cy="3250769"/>
+            <wp:docPr id="31" name="Picture 31"/>
+            <wp:cNvGraphicFramePr>
+              <a:graphicFrameLocks noChangeAspect="1"/>
+            </wp:cNvGraphicFramePr>
+            <a:graphic>
+              <a:graphicData uri="http://schemas.openxmlformats.org/drawingml/2006/picture">
+                <pic:pic>
+                  <pic:nvPicPr>
+                    <pic:cNvPr id="0" name="04_recipe_tab.png"/>
+                    <pic:cNvPicPr/>
+                  </pic:nvPicPr>
+                  <pic:blipFill>
+                    <a:blip r:embed="rId28"/>
+                    <a:stretch>
+                      <a:fillRect/>
+                    </a:stretch>
+                  </pic:blipFill>
+                  <pic:spPr>
+                    <a:xfrm>
+                      <a:off x="0" y="0"/>
+                      <a:ext cx="5486400" cy="3250769"/>
+                    </a:xfrm>
+                    <a:prstGeom prst="rect"/>
+                  </pic:spPr>
+                </pic:pic>
+              </a:graphicData>
+            </a:graphic>
+          </wp:inline>
+        </w:drawing>
+      </w:r>
+    </w:p>
     <w:p>
       <w:pPr/>
       <w:r>
@@ -8502,46 +8039,42 @@
         <w:t>Minor Moves (checkbox)</w:t>
       </w:r>
     </w:p>
-    <w:tbl>
-      <w:tblPr>
-        <w:tblW w:type="auto" w:w="0"/>
-        <w:tblLayout w:type="fixed"/>
-        <w:tblLook w:firstColumn="1" w:firstRow="1" w:lastColumn="0" w:lastRow="0" w:noHBand="0" w:noVBand="1" w:val="04A0"/>
-      </w:tblPr>
-      <w:tblGrid>
-        <w:gridCol w:w="9860"/>
-      </w:tblGrid>
-      <w:tr>
-        <w:trPr>
-          <w:trHeight w:val="2592" w:hRule="exact"/>
-        </w:trPr>
-        <w:tc>
-          <w:tcPr>
-            <w:tcW w:type="dxa" w:w="8640"/>
-            <w:tcBorders>
-              <w:top w:val="single" w:sz="8" w:space="0" w:color="999999"/>
-              <w:left w:val="single" w:sz="8" w:space="0" w:color="999999"/>
-              <w:bottom w:val="single" w:sz="8" w:space="0" w:color="999999"/>
-              <w:right w:val="single" w:sz="8" w:space="0" w:color="999999"/>
-            </w:tcBorders>
-            <w:shd w:val="clear" w:color="auto" w:fill="F2F2F2"/>
-            <w:vAlign w:val="center"/>
-          </w:tcPr>
-          <w:p>
-            <w:pPr>
-              <w:jc w:val="center"/>
-            </w:pPr>
-            <w:r>
-              <w:rPr>
-                <w:i/>
-                <w:color w:val="808080"/>
-              </w:rPr>
-              <w:t>[Insert screenshot here]</w:t>
-            </w:r>
-          </w:p>
-        </w:tc>
-      </w:tr>
-    </w:tbl>
+    <w:p>
+      <w:r>
+        <w:drawing>
+          <wp:inline>
+            <wp:extent cx="5486400" cy="3250769"/>
+            <wp:docPr id="32" name="Picture 32"/>
+            <wp:cNvGraphicFramePr>
+              <a:graphicFrameLocks noChangeAspect="1"/>
+            </wp:cNvGraphicFramePr>
+            <a:graphic>
+              <a:graphicData uri="http://schemas.openxmlformats.org/drawingml/2006/picture">
+                <pic:pic>
+                  <pic:nvPicPr>
+                    <pic:cNvPr id="0" name="04_recipe_tab.png"/>
+                    <pic:cNvPicPr/>
+                  </pic:nvPicPr>
+                  <pic:blipFill>
+                    <a:blip r:embed="rId28"/>
+                    <a:stretch>
+                      <a:fillRect/>
+                    </a:stretch>
+                  </pic:blipFill>
+                  <pic:spPr>
+                    <a:xfrm>
+                      <a:off x="0" y="0"/>
+                      <a:ext cx="5486400" cy="3250769"/>
+                    </a:xfrm>
+                    <a:prstGeom prst="rect"/>
+                  </pic:spPr>
+                </pic:pic>
+              </a:graphicData>
+            </a:graphic>
+          </wp:inline>
+        </w:drawing>
+      </w:r>
+    </w:p>
     <w:p>
       <w:pPr/>
       <w:r>
@@ -8577,46 +8110,42 @@
         <w:t>Shortcut ("Don't resend configs") checkbox</w:t>
       </w:r>
     </w:p>
-    <w:tbl>
-      <w:tblPr>
-        <w:tblW w:type="auto" w:w="0"/>
-        <w:tblLayout w:type="fixed"/>
-        <w:tblLook w:firstColumn="1" w:firstRow="1" w:lastColumn="0" w:lastRow="0" w:noHBand="0" w:noVBand="1" w:val="04A0"/>
-      </w:tblPr>
-      <w:tblGrid>
-        <w:gridCol w:w="9860"/>
-      </w:tblGrid>
-      <w:tr>
-        <w:trPr>
-          <w:trHeight w:val="2160" w:hRule="exact"/>
-        </w:trPr>
-        <w:tc>
-          <w:tcPr>
-            <w:tcW w:type="dxa" w:w="8640"/>
-            <w:tcBorders>
-              <w:top w:val="single" w:sz="8" w:space="0" w:color="999999"/>
-              <w:left w:val="single" w:sz="8" w:space="0" w:color="999999"/>
-              <w:bottom w:val="single" w:sz="8" w:space="0" w:color="999999"/>
-              <w:right w:val="single" w:sz="8" w:space="0" w:color="999999"/>
-            </w:tcBorders>
-            <w:shd w:val="clear" w:color="auto" w:fill="F2F2F2"/>
-            <w:vAlign w:val="center"/>
-          </w:tcPr>
-          <w:p>
-            <w:pPr>
-              <w:jc w:val="center"/>
-            </w:pPr>
-            <w:r>
-              <w:rPr>
-                <w:i/>
-                <w:color w:val="808080"/>
-              </w:rPr>
-              <w:t>[Insert screenshot here]</w:t>
-            </w:r>
-          </w:p>
-        </w:tc>
-      </w:tr>
-    </w:tbl>
+    <w:p>
+      <w:r>
+        <w:drawing>
+          <wp:inline>
+            <wp:extent cx="5486400" cy="3250769"/>
+            <wp:docPr id="33" name="Picture 33"/>
+            <wp:cNvGraphicFramePr>
+              <a:graphicFrameLocks noChangeAspect="1"/>
+            </wp:cNvGraphicFramePr>
+            <a:graphic>
+              <a:graphicData uri="http://schemas.openxmlformats.org/drawingml/2006/picture">
+                <pic:pic>
+                  <pic:nvPicPr>
+                    <pic:cNvPr id="0" name="04_recipe_tab.png"/>
+                    <pic:cNvPicPr/>
+                  </pic:nvPicPr>
+                  <pic:blipFill>
+                    <a:blip r:embed="rId28"/>
+                    <a:stretch>
+                      <a:fillRect/>
+                    </a:stretch>
+                  </pic:blipFill>
+                  <pic:spPr>
+                    <a:xfrm>
+                      <a:off x="0" y="0"/>
+                      <a:ext cx="5486400" cy="3250769"/>
+                    </a:xfrm>
+                    <a:prstGeom prst="rect"/>
+                  </pic:spPr>
+                </pic:pic>
+              </a:graphicData>
+            </a:graphic>
+          </wp:inline>
+        </w:drawing>
+      </w:r>
+    </w:p>
     <w:p>
       <w:pPr/>
       <w:r>
@@ -8655,46 +8184,42 @@
         <w:t>Run Tab — Field Reference</w:t>
       </w:r>
     </w:p>
-    <w:tbl>
-      <w:tblPr>
-        <w:tblW w:type="auto" w:w="0"/>
-        <w:tblLayout w:type="fixed"/>
-        <w:tblLook w:firstColumn="1" w:firstRow="1" w:lastColumn="0" w:lastRow="0" w:noHBand="0" w:noVBand="1" w:val="04A0"/>
-      </w:tblPr>
-      <w:tblGrid>
-        <w:gridCol w:w="9860"/>
-      </w:tblGrid>
-      <w:tr>
-        <w:trPr>
-          <w:trHeight w:val="3168" w:hRule="exact"/>
-        </w:trPr>
-        <w:tc>
-          <w:tcPr>
-            <w:tcW w:type="dxa" w:w="8640"/>
-            <w:tcBorders>
-              <w:top w:val="single" w:sz="8" w:space="0" w:color="999999"/>
-              <w:left w:val="single" w:sz="8" w:space="0" w:color="999999"/>
-              <w:bottom w:val="single" w:sz="8" w:space="0" w:color="999999"/>
-              <w:right w:val="single" w:sz="8" w:space="0" w:color="999999"/>
-            </w:tcBorders>
-            <w:shd w:val="clear" w:color="auto" w:fill="F2F2F2"/>
-            <w:vAlign w:val="center"/>
-          </w:tcPr>
-          <w:p>
-            <w:pPr>
-              <w:jc w:val="center"/>
-            </w:pPr>
-            <w:r>
-              <w:rPr>
-                <w:i/>
-                <w:color w:val="808080"/>
-              </w:rPr>
-              <w:t>[Insert screenshot here]</w:t>
-            </w:r>
-          </w:p>
-        </w:tc>
-      </w:tr>
-    </w:tbl>
+    <w:p>
+      <w:r>
+        <w:drawing>
+          <wp:inline>
+            <wp:extent cx="5486400" cy="3250769"/>
+            <wp:docPr id="34" name="Picture 34"/>
+            <wp:cNvGraphicFramePr>
+              <a:graphicFrameLocks noChangeAspect="1"/>
+            </wp:cNvGraphicFramePr>
+            <a:graphic>
+              <a:graphicData uri="http://schemas.openxmlformats.org/drawingml/2006/picture">
+                <pic:pic>
+                  <pic:nvPicPr>
+                    <pic:cNvPr id="0" name="01_run_tab.png"/>
+                    <pic:cNvPicPr/>
+                  </pic:nvPicPr>
+                  <pic:blipFill>
+                    <a:blip r:embed="rId29"/>
+                    <a:stretch>
+                      <a:fillRect/>
+                    </a:stretch>
+                  </pic:blipFill>
+                  <pic:spPr>
+                    <a:xfrm>
+                      <a:off x="0" y="0"/>
+                      <a:ext cx="5486400" cy="3250769"/>
+                    </a:xfrm>
+                    <a:prstGeom prst="rect"/>
+                  </pic:spPr>
+                </pic:pic>
+              </a:graphicData>
+            </a:graphic>
+          </wp:inline>
+        </w:drawing>
+      </w:r>
+    </w:p>
     <w:p>
       <w:pPr/>
       <w:r>
@@ -8775,46 +8300,42 @@
         <w:t>Debug Section — Sub-tab Reference</w:t>
       </w:r>
     </w:p>
-    <w:tbl>
-      <w:tblPr>
-        <w:tblW w:type="auto" w:w="0"/>
-        <w:tblLayout w:type="fixed"/>
-        <w:tblLook w:firstColumn="1" w:firstRow="1" w:lastColumn="0" w:lastRow="0" w:noHBand="0" w:noVBand="1" w:val="04A0"/>
-      </w:tblPr>
-      <w:tblGrid>
-        <w:gridCol w:w="9860"/>
-      </w:tblGrid>
-      <w:tr>
-        <w:trPr>
-          <w:trHeight w:val="2160" w:hRule="exact"/>
-        </w:trPr>
-        <w:tc>
-          <w:tcPr>
-            <w:tcW w:type="dxa" w:w="8640"/>
-            <w:tcBorders>
-              <w:top w:val="single" w:sz="8" w:space="0" w:color="999999"/>
-              <w:left w:val="single" w:sz="8" w:space="0" w:color="999999"/>
-              <w:bottom w:val="single" w:sz="8" w:space="0" w:color="999999"/>
-              <w:right w:val="single" w:sz="8" w:space="0" w:color="999999"/>
-            </w:tcBorders>
-            <w:shd w:val="clear" w:color="auto" w:fill="F2F2F2"/>
-            <w:vAlign w:val="center"/>
-          </w:tcPr>
-          <w:p>
-            <w:pPr>
-              <w:jc w:val="center"/>
-            </w:pPr>
-            <w:r>
-              <w:rPr>
-                <w:i/>
-                <w:color w:val="808080"/>
-              </w:rPr>
-              <w:t>[Insert screenshot here]</w:t>
-            </w:r>
-          </w:p>
-        </w:tc>
-      </w:tr>
-    </w:tbl>
+    <w:p>
+      <w:r>
+        <w:drawing>
+          <wp:inline>
+            <wp:extent cx="5486400" cy="3250769"/>
+            <wp:docPr id="35" name="Picture 35"/>
+            <wp:cNvGraphicFramePr>
+              <a:graphicFrameLocks noChangeAspect="1"/>
+            </wp:cNvGraphicFramePr>
+            <a:graphic>
+              <a:graphicData uri="http://schemas.openxmlformats.org/drawingml/2006/picture">
+                <pic:pic>
+                  <pic:nvPicPr>
+                    <pic:cNvPr id="0" name="06_debug_instruments.png"/>
+                    <pic:cNvPicPr/>
+                  </pic:nvPicPr>
+                  <pic:blipFill>
+                    <a:blip r:embed="rId30"/>
+                    <a:stretch>
+                      <a:fillRect/>
+                    </a:stretch>
+                  </pic:blipFill>
+                  <pic:spPr>
+                    <a:xfrm>
+                      <a:off x="0" y="0"/>
+                      <a:ext cx="5486400" cy="3250769"/>
+                    </a:xfrm>
+                    <a:prstGeom prst="rect"/>
+                  </pic:spPr>
+                </pic:pic>
+              </a:graphicData>
+            </a:graphic>
+          </wp:inline>
+        </w:drawing>
+      </w:r>
+    </w:p>
     <w:p>
       <w:pPr/>
       <w:r>
@@ -8832,46 +8353,42 @@
         <w:t>Instruments</w:t>
       </w:r>
     </w:p>
-    <w:tbl>
-      <w:tblPr>
-        <w:tblW w:type="auto" w:w="0"/>
-        <w:tblLayout w:type="fixed"/>
-        <w:tblLook w:firstColumn="1" w:firstRow="1" w:lastColumn="0" w:lastRow="0" w:noHBand="0" w:noVBand="1" w:val="04A0"/>
-      </w:tblPr>
-      <w:tblGrid>
-        <w:gridCol w:w="9860"/>
-      </w:tblGrid>
-      <w:tr>
-        <w:trPr>
-          <w:trHeight w:val="2592" w:hRule="exact"/>
-        </w:trPr>
-        <w:tc>
-          <w:tcPr>
-            <w:tcW w:type="dxa" w:w="8640"/>
-            <w:tcBorders>
-              <w:top w:val="single" w:sz="8" w:space="0" w:color="999999"/>
-              <w:left w:val="single" w:sz="8" w:space="0" w:color="999999"/>
-              <w:bottom w:val="single" w:sz="8" w:space="0" w:color="999999"/>
-              <w:right w:val="single" w:sz="8" w:space="0" w:color="999999"/>
-            </w:tcBorders>
-            <w:shd w:val="clear" w:color="auto" w:fill="F2F2F2"/>
-            <w:vAlign w:val="center"/>
-          </w:tcPr>
-          <w:p>
-            <w:pPr>
-              <w:jc w:val="center"/>
-            </w:pPr>
-            <w:r>
-              <w:rPr>
-                <w:i/>
-                <w:color w:val="808080"/>
-              </w:rPr>
-              <w:t>[Insert screenshot here]</w:t>
-            </w:r>
-          </w:p>
-        </w:tc>
-      </w:tr>
-    </w:tbl>
+    <w:p>
+      <w:r>
+        <w:drawing>
+          <wp:inline>
+            <wp:extent cx="5486400" cy="3250769"/>
+            <wp:docPr id="36" name="Picture 36"/>
+            <wp:cNvGraphicFramePr>
+              <a:graphicFrameLocks noChangeAspect="1"/>
+            </wp:cNvGraphicFramePr>
+            <a:graphic>
+              <a:graphicData uri="http://schemas.openxmlformats.org/drawingml/2006/picture">
+                <pic:pic>
+                  <pic:nvPicPr>
+                    <pic:cNvPr id="0" name="06_debug_instruments.png"/>
+                    <pic:cNvPicPr/>
+                  </pic:nvPicPr>
+                  <pic:blipFill>
+                    <a:blip r:embed="rId30"/>
+                    <a:stretch>
+                      <a:fillRect/>
+                    </a:stretch>
+                  </pic:blipFill>
+                  <pic:spPr>
+                    <a:xfrm>
+                      <a:off x="0" y="0"/>
+                      <a:ext cx="5486400" cy="3250769"/>
+                    </a:xfrm>
+                    <a:prstGeom prst="rect"/>
+                  </pic:spPr>
+                </pic:pic>
+              </a:graphicData>
+            </a:graphic>
+          </wp:inline>
+        </w:drawing>
+      </w:r>
+    </w:p>
     <w:p>
       <w:pPr/>
       <w:r>
@@ -8895,46 +8412,42 @@
         <w:t>Switch / Switch Routing</w:t>
       </w:r>
     </w:p>
-    <w:tbl>
-      <w:tblPr>
-        <w:tblW w:type="auto" w:w="0"/>
-        <w:tblLayout w:type="fixed"/>
-        <w:tblLook w:firstColumn="1" w:firstRow="1" w:lastColumn="0" w:lastRow="0" w:noHBand="0" w:noVBand="1" w:val="04A0"/>
-      </w:tblPr>
-      <w:tblGrid>
-        <w:gridCol w:w="9860"/>
-      </w:tblGrid>
-      <w:tr>
-        <w:trPr>
-          <w:trHeight w:val="2592" w:hRule="exact"/>
-        </w:trPr>
-        <w:tc>
-          <w:tcPr>
-            <w:tcW w:type="dxa" w:w="8640"/>
-            <w:tcBorders>
-              <w:top w:val="single" w:sz="8" w:space="0" w:color="999999"/>
-              <w:left w:val="single" w:sz="8" w:space="0" w:color="999999"/>
-              <w:bottom w:val="single" w:sz="8" w:space="0" w:color="999999"/>
-              <w:right w:val="single" w:sz="8" w:space="0" w:color="999999"/>
-            </w:tcBorders>
-            <w:shd w:val="clear" w:color="auto" w:fill="F2F2F2"/>
-            <w:vAlign w:val="center"/>
-          </w:tcPr>
-          <w:p>
-            <w:pPr>
-              <w:jc w:val="center"/>
-            </w:pPr>
-            <w:r>
-              <w:rPr>
-                <w:i/>
-                <w:color w:val="808080"/>
-              </w:rPr>
-              <w:t>[Insert screenshot here]</w:t>
-            </w:r>
-          </w:p>
-        </w:tc>
-      </w:tr>
-    </w:tbl>
+    <w:p>
+      <w:r>
+        <w:drawing>
+          <wp:inline>
+            <wp:extent cx="5486400" cy="3250769"/>
+            <wp:docPr id="37" name="Picture 37"/>
+            <wp:cNvGraphicFramePr>
+              <a:graphicFrameLocks noChangeAspect="1"/>
+            </wp:cNvGraphicFramePr>
+            <a:graphic>
+              <a:graphicData uri="http://schemas.openxmlformats.org/drawingml/2006/picture">
+                <pic:pic>
+                  <pic:nvPicPr>
+                    <pic:cNvPr id="0" name="07_debug_switch_routing.png"/>
+                    <pic:cNvPicPr/>
+                  </pic:nvPicPr>
+                  <pic:blipFill>
+                    <a:blip r:embed="rId31"/>
+                    <a:stretch>
+                      <a:fillRect/>
+                    </a:stretch>
+                  </pic:blipFill>
+                  <pic:spPr>
+                    <a:xfrm>
+                      <a:off x="0" y="0"/>
+                      <a:ext cx="5486400" cy="3250769"/>
+                    </a:xfrm>
+                    <a:prstGeom prst="rect"/>
+                  </pic:spPr>
+                </pic:pic>
+              </a:graphicData>
+            </a:graphic>
+          </wp:inline>
+        </w:drawing>
+      </w:r>
+    </w:p>
     <w:p>
       <w:pPr/>
       <w:r>
@@ -8970,46 +8483,42 @@
         <w:t>Prober Debug</w:t>
       </w:r>
     </w:p>
-    <w:tbl>
-      <w:tblPr>
-        <w:tblW w:type="auto" w:w="0"/>
-        <w:tblLayout w:type="fixed"/>
-        <w:tblLook w:firstColumn="1" w:firstRow="1" w:lastColumn="0" w:lastRow="0" w:noHBand="0" w:noVBand="1" w:val="04A0"/>
-      </w:tblPr>
-      <w:tblGrid>
-        <w:gridCol w:w="9860"/>
-      </w:tblGrid>
-      <w:tr>
-        <w:trPr>
-          <w:trHeight w:val="2592" w:hRule="exact"/>
-        </w:trPr>
-        <w:tc>
-          <w:tcPr>
-            <w:tcW w:type="dxa" w:w="8640"/>
-            <w:tcBorders>
-              <w:top w:val="single" w:sz="8" w:space="0" w:color="999999"/>
-              <w:left w:val="single" w:sz="8" w:space="0" w:color="999999"/>
-              <w:bottom w:val="single" w:sz="8" w:space="0" w:color="999999"/>
-              <w:right w:val="single" w:sz="8" w:space="0" w:color="999999"/>
-            </w:tcBorders>
-            <w:shd w:val="clear" w:color="auto" w:fill="F2F2F2"/>
-            <w:vAlign w:val="center"/>
-          </w:tcPr>
-          <w:p>
-            <w:pPr>
-              <w:jc w:val="center"/>
-            </w:pPr>
-            <w:r>
-              <w:rPr>
-                <w:i/>
-                <w:color w:val="808080"/>
-              </w:rPr>
-              <w:t>[Insert screenshot here]</w:t>
-            </w:r>
-          </w:p>
-        </w:tc>
-      </w:tr>
-    </w:tbl>
+    <w:p>
+      <w:r>
+        <w:drawing>
+          <wp:inline>
+            <wp:extent cx="5486400" cy="3250769"/>
+            <wp:docPr id="38" name="Picture 38"/>
+            <wp:cNvGraphicFramePr>
+              <a:graphicFrameLocks noChangeAspect="1"/>
+            </wp:cNvGraphicFramePr>
+            <a:graphic>
+              <a:graphicData uri="http://schemas.openxmlformats.org/drawingml/2006/picture">
+                <pic:pic>
+                  <pic:nvPicPr>
+                    <pic:cNvPr id="0" name="08_debug_prober_debug.png"/>
+                    <pic:cNvPicPr/>
+                  </pic:nvPicPr>
+                  <pic:blipFill>
+                    <a:blip r:embed="rId32"/>
+                    <a:stretch>
+                      <a:fillRect/>
+                    </a:stretch>
+                  </pic:blipFill>
+                  <pic:spPr>
+                    <a:xfrm>
+                      <a:off x="0" y="0"/>
+                      <a:ext cx="5486400" cy="3250769"/>
+                    </a:xfrm>
+                    <a:prstGeom prst="rect"/>
+                  </pic:spPr>
+                </pic:pic>
+              </a:graphicData>
+            </a:graphic>
+          </wp:inline>
+        </w:drawing>
+      </w:r>
+    </w:p>
     <w:p>
       <w:pPr/>
       <w:r>
@@ -9033,46 +8542,42 @@
         <w:t>GPIB Trace</w:t>
       </w:r>
     </w:p>
-    <w:tbl>
-      <w:tblPr>
-        <w:tblW w:type="auto" w:w="0"/>
-        <w:tblLayout w:type="fixed"/>
-        <w:tblLook w:firstColumn="1" w:firstRow="1" w:lastColumn="0" w:lastRow="0" w:noHBand="0" w:noVBand="1" w:val="04A0"/>
-      </w:tblPr>
-      <w:tblGrid>
-        <w:gridCol w:w="9860"/>
-      </w:tblGrid>
-      <w:tr>
-        <w:trPr>
-          <w:trHeight w:val="2592" w:hRule="exact"/>
-        </w:trPr>
-        <w:tc>
-          <w:tcPr>
-            <w:tcW w:type="dxa" w:w="8640"/>
-            <w:tcBorders>
-              <w:top w:val="single" w:sz="8" w:space="0" w:color="999999"/>
-              <w:left w:val="single" w:sz="8" w:space="0" w:color="999999"/>
-              <w:bottom w:val="single" w:sz="8" w:space="0" w:color="999999"/>
-              <w:right w:val="single" w:sz="8" w:space="0" w:color="999999"/>
-            </w:tcBorders>
-            <w:shd w:val="clear" w:color="auto" w:fill="F2F2F2"/>
-            <w:vAlign w:val="center"/>
-          </w:tcPr>
-          <w:p>
-            <w:pPr>
-              <w:jc w:val="center"/>
-            </w:pPr>
-            <w:r>
-              <w:rPr>
-                <w:i/>
-                <w:color w:val="808080"/>
-              </w:rPr>
-              <w:t>[Insert screenshot here]</w:t>
-            </w:r>
-          </w:p>
-        </w:tc>
-      </w:tr>
-    </w:tbl>
+    <w:p>
+      <w:r>
+        <w:drawing>
+          <wp:inline>
+            <wp:extent cx="5486400" cy="3250769"/>
+            <wp:docPr id="39" name="Picture 39"/>
+            <wp:cNvGraphicFramePr>
+              <a:graphicFrameLocks noChangeAspect="1"/>
+            </wp:cNvGraphicFramePr>
+            <a:graphic>
+              <a:graphicData uri="http://schemas.openxmlformats.org/drawingml/2006/picture">
+                <pic:pic>
+                  <pic:nvPicPr>
+                    <pic:cNvPr id="0" name="09_debug_gpib_trace.png"/>
+                    <pic:cNvPicPr/>
+                  </pic:nvPicPr>
+                  <pic:blipFill>
+                    <a:blip r:embed="rId33"/>
+                    <a:stretch>
+                      <a:fillRect/>
+                    </a:stretch>
+                  </pic:blipFill>
+                  <pic:spPr>
+                    <a:xfrm>
+                      <a:off x="0" y="0"/>
+                      <a:ext cx="5486400" cy="3250769"/>
+                    </a:xfrm>
+                    <a:prstGeom prst="rect"/>
+                  </pic:spPr>
+                </pic:pic>
+              </a:graphicData>
+            </a:graphic>
+          </wp:inline>
+        </w:drawing>
+      </w:r>
+    </w:p>
     <w:p>
       <w:pPr/>
       <w:r>
@@ -9096,46 +8601,42 @@
         <w:t>Nanoz Switch</w:t>
       </w:r>
     </w:p>
-    <w:tbl>
-      <w:tblPr>
-        <w:tblW w:type="auto" w:w="0"/>
-        <w:tblLayout w:type="fixed"/>
-        <w:tblLook w:firstColumn="1" w:firstRow="1" w:lastColumn="0" w:lastRow="0" w:noHBand="0" w:noVBand="1" w:val="04A0"/>
-      </w:tblPr>
-      <w:tblGrid>
-        <w:gridCol w:w="9860"/>
-      </w:tblGrid>
-      <w:tr>
-        <w:trPr>
-          <w:trHeight w:val="2592" w:hRule="exact"/>
-        </w:trPr>
-        <w:tc>
-          <w:tcPr>
-            <w:tcW w:type="dxa" w:w="8640"/>
-            <w:tcBorders>
-              <w:top w:val="single" w:sz="8" w:space="0" w:color="999999"/>
-              <w:left w:val="single" w:sz="8" w:space="0" w:color="999999"/>
-              <w:bottom w:val="single" w:sz="8" w:space="0" w:color="999999"/>
-              <w:right w:val="single" w:sz="8" w:space="0" w:color="999999"/>
-            </w:tcBorders>
-            <w:shd w:val="clear" w:color="auto" w:fill="F2F2F2"/>
-            <w:vAlign w:val="center"/>
-          </w:tcPr>
-          <w:p>
-            <w:pPr>
-              <w:jc w:val="center"/>
-            </w:pPr>
-            <w:r>
-              <w:rPr>
-                <w:i/>
-                <w:color w:val="808080"/>
-              </w:rPr>
-              <w:t>[Insert screenshot here]</w:t>
-            </w:r>
-          </w:p>
-        </w:tc>
-      </w:tr>
-    </w:tbl>
+    <w:p>
+      <w:r>
+        <w:drawing>
+          <wp:inline>
+            <wp:extent cx="5486400" cy="3250769"/>
+            <wp:docPr id="40" name="Picture 40"/>
+            <wp:cNvGraphicFramePr>
+              <a:graphicFrameLocks noChangeAspect="1"/>
+            </wp:cNvGraphicFramePr>
+            <a:graphic>
+              <a:graphicData uri="http://schemas.openxmlformats.org/drawingml/2006/picture">
+                <pic:pic>
+                  <pic:nvPicPr>
+                    <pic:cNvPr id="0" name="10_debug_nanoz_switch.png"/>
+                    <pic:cNvPicPr/>
+                  </pic:nvPicPr>
+                  <pic:blipFill>
+                    <a:blip r:embed="rId34"/>
+                    <a:stretch>
+                      <a:fillRect/>
+                    </a:stretch>
+                  </pic:blipFill>
+                  <pic:spPr>
+                    <a:xfrm>
+                      <a:off x="0" y="0"/>
+                      <a:ext cx="5486400" cy="3250769"/>
+                    </a:xfrm>
+                    <a:prstGeom prst="rect"/>
+                  </pic:spPr>
+                </pic:pic>
+              </a:graphicData>
+            </a:graphic>
+          </wp:inline>
+        </w:drawing>
+      </w:r>
+    </w:p>
     <w:p>
       <w:pPr/>
       <w:r>
@@ -9162,46 +8663,42 @@
         <w:t>System and GUI Mode Switching</w:t>
       </w:r>
     </w:p>
-    <w:tbl>
-      <w:tblPr>
-        <w:tblW w:type="auto" w:w="0"/>
-        <w:tblLayout w:type="fixed"/>
-        <w:tblLook w:firstColumn="1" w:firstRow="1" w:lastColumn="0" w:lastRow="0" w:noHBand="0" w:noVBand="1" w:val="04A0"/>
-      </w:tblPr>
-      <w:tblGrid>
-        <w:gridCol w:w="9860"/>
-      </w:tblGrid>
-      <w:tr>
-        <w:trPr>
-          <w:trHeight w:val="2592" w:hRule="exact"/>
-        </w:trPr>
-        <w:tc>
-          <w:tcPr>
-            <w:tcW w:type="dxa" w:w="8640"/>
-            <w:tcBorders>
-              <w:top w:val="single" w:sz="8" w:space="0" w:color="999999"/>
-              <w:left w:val="single" w:sz="8" w:space="0" w:color="999999"/>
-              <w:bottom w:val="single" w:sz="8" w:space="0" w:color="999999"/>
-              <w:right w:val="single" w:sz="8" w:space="0" w:color="999999"/>
-            </w:tcBorders>
-            <w:shd w:val="clear" w:color="auto" w:fill="F2F2F2"/>
-            <w:vAlign w:val="center"/>
-          </w:tcPr>
-          <w:p>
-            <w:pPr>
-              <w:jc w:val="center"/>
-            </w:pPr>
-            <w:r>
-              <w:rPr>
-                <w:i/>
-                <w:color w:val="808080"/>
-              </w:rPr>
-              <w:t>[Insert screenshot here]</w:t>
-            </w:r>
-          </w:p>
-        </w:tc>
-      </w:tr>
-    </w:tbl>
+    <w:p>
+      <w:r>
+        <w:drawing>
+          <wp:inline>
+            <wp:extent cx="5486400" cy="3250769"/>
+            <wp:docPr id="41" name="Picture 41"/>
+            <wp:cNvGraphicFramePr>
+              <a:graphicFrameLocks noChangeAspect="1"/>
+            </wp:cNvGraphicFramePr>
+            <a:graphic>
+              <a:graphicData uri="http://schemas.openxmlformats.org/drawingml/2006/picture">
+                <pic:pic>
+                  <pic:nvPicPr>
+                    <pic:cNvPr id="0" name="01_run_tab.png"/>
+                    <pic:cNvPicPr/>
+                  </pic:nvPicPr>
+                  <pic:blipFill>
+                    <a:blip r:embed="rId29"/>
+                    <a:stretch>
+                      <a:fillRect/>
+                    </a:stretch>
+                  </pic:blipFill>
+                  <pic:spPr>
+                    <a:xfrm>
+                      <a:off x="0" y="0"/>
+                      <a:ext cx="5486400" cy="3250769"/>
+                    </a:xfrm>
+                    <a:prstGeom prst="rect"/>
+                  </pic:spPr>
+                </pic:pic>
+              </a:graphicData>
+            </a:graphic>
+          </wp:inline>
+        </w:drawing>
+      </w:r>
+    </w:p>
     <w:p>
       <w:pPr/>
       <w:r>
@@ -9219,46 +8716,42 @@
         <w:t>Accretech / Electroglas Toggle</w:t>
       </w:r>
     </w:p>
-    <w:tbl>
-      <w:tblPr>
-        <w:tblW w:type="auto" w:w="0"/>
-        <w:tblLayout w:type="fixed"/>
-        <w:tblLook w:firstColumn="1" w:firstRow="1" w:lastColumn="0" w:lastRow="0" w:noHBand="0" w:noVBand="1" w:val="04A0"/>
-      </w:tblPr>
-      <w:tblGrid>
-        <w:gridCol w:w="9860"/>
-      </w:tblGrid>
-      <w:tr>
-        <w:trPr>
-          <w:trHeight w:val="2160" w:hRule="exact"/>
-        </w:trPr>
-        <w:tc>
-          <w:tcPr>
-            <w:tcW w:type="dxa" w:w="8640"/>
-            <w:tcBorders>
-              <w:top w:val="single" w:sz="8" w:space="0" w:color="999999"/>
-              <w:left w:val="single" w:sz="8" w:space="0" w:color="999999"/>
-              <w:bottom w:val="single" w:sz="8" w:space="0" w:color="999999"/>
-              <w:right w:val="single" w:sz="8" w:space="0" w:color="999999"/>
-            </w:tcBorders>
-            <w:shd w:val="clear" w:color="auto" w:fill="F2F2F2"/>
-            <w:vAlign w:val="center"/>
-          </w:tcPr>
-          <w:p>
-            <w:pPr>
-              <w:jc w:val="center"/>
-            </w:pPr>
-            <w:r>
-              <w:rPr>
-                <w:i/>
-                <w:color w:val="808080"/>
-              </w:rPr>
-              <w:t>[Insert screenshot here]</w:t>
-            </w:r>
-          </w:p>
-        </w:tc>
-      </w:tr>
-    </w:tbl>
+    <w:p>
+      <w:r>
+        <w:drawing>
+          <wp:inline>
+            <wp:extent cx="5486400" cy="3250769"/>
+            <wp:docPr id="42" name="Picture 42"/>
+            <wp:cNvGraphicFramePr>
+              <a:graphicFrameLocks noChangeAspect="1"/>
+            </wp:cNvGraphicFramePr>
+            <a:graphic>
+              <a:graphicData uri="http://schemas.openxmlformats.org/drawingml/2006/picture">
+                <pic:pic>
+                  <pic:nvPicPr>
+                    <pic:cNvPr id="0" name="01_run_tab.png"/>
+                    <pic:cNvPicPr/>
+                  </pic:nvPicPr>
+                  <pic:blipFill>
+                    <a:blip r:embed="rId29"/>
+                    <a:stretch>
+                      <a:fillRect/>
+                    </a:stretch>
+                  </pic:blipFill>
+                  <pic:spPr>
+                    <a:xfrm>
+                      <a:off x="0" y="0"/>
+                      <a:ext cx="5486400" cy="3250769"/>
+                    </a:xfrm>
+                    <a:prstGeom prst="rect"/>
+                  </pic:spPr>
+                </pic:pic>
+              </a:graphicData>
+            </a:graphic>
+          </wp:inline>
+        </w:drawing>
+      </w:r>
+    </w:p>
     <w:p>
       <w:pPr/>
       <w:r>
@@ -9294,46 +8787,42 @@
         <w:t>Normal / NanoZ Mode</w:t>
       </w:r>
     </w:p>
-    <w:tbl>
-      <w:tblPr>
-        <w:tblW w:type="auto" w:w="0"/>
-        <w:tblLayout w:type="fixed"/>
-        <w:tblLook w:firstColumn="1" w:firstRow="1" w:lastColumn="0" w:lastRow="0" w:noHBand="0" w:noVBand="1" w:val="04A0"/>
-      </w:tblPr>
-      <w:tblGrid>
-        <w:gridCol w:w="9860"/>
-      </w:tblGrid>
-      <w:tr>
-        <w:trPr>
-          <w:trHeight w:val="2160" w:hRule="exact"/>
-        </w:trPr>
-        <w:tc>
-          <w:tcPr>
-            <w:tcW w:type="dxa" w:w="8640"/>
-            <w:tcBorders>
-              <w:top w:val="single" w:sz="8" w:space="0" w:color="999999"/>
-              <w:left w:val="single" w:sz="8" w:space="0" w:color="999999"/>
-              <w:bottom w:val="single" w:sz="8" w:space="0" w:color="999999"/>
-              <w:right w:val="single" w:sz="8" w:space="0" w:color="999999"/>
-            </w:tcBorders>
-            <w:shd w:val="clear" w:color="auto" w:fill="F2F2F2"/>
-            <w:vAlign w:val="center"/>
-          </w:tcPr>
-          <w:p>
-            <w:pPr>
-              <w:jc w:val="center"/>
-            </w:pPr>
-            <w:r>
-              <w:rPr>
-                <w:i/>
-                <w:color w:val="808080"/>
-              </w:rPr>
-              <w:t>[Insert screenshot here]</w:t>
-            </w:r>
-          </w:p>
-        </w:tc>
-      </w:tr>
-    </w:tbl>
+    <w:p>
+      <w:r>
+        <w:drawing>
+          <wp:inline>
+            <wp:extent cx="5486400" cy="3250769"/>
+            <wp:docPr id="43" name="Picture 43"/>
+            <wp:cNvGraphicFramePr>
+              <a:graphicFrameLocks noChangeAspect="1"/>
+            </wp:cNvGraphicFramePr>
+            <a:graphic>
+              <a:graphicData uri="http://schemas.openxmlformats.org/drawingml/2006/picture">
+                <pic:pic>
+                  <pic:nvPicPr>
+                    <pic:cNvPr id="0" name="13_nanoz_overview.png"/>
+                    <pic:cNvPicPr/>
+                  </pic:nvPicPr>
+                  <pic:blipFill>
+                    <a:blip r:embed="rId35"/>
+                    <a:stretch>
+                      <a:fillRect/>
+                    </a:stretch>
+                  </pic:blipFill>
+                  <pic:spPr>
+                    <a:xfrm>
+                      <a:off x="0" y="0"/>
+                      <a:ext cx="5486400" cy="3250769"/>
+                    </a:xfrm>
+                    <a:prstGeom prst="rect"/>
+                  </pic:spPr>
+                </pic:pic>
+              </a:graphicData>
+            </a:graphic>
+          </wp:inline>
+        </w:drawing>
+      </w:r>
+    </w:p>
     <w:p>
       <w:pPr/>
       <w:r>
@@ -9360,46 +8849,42 @@
         <w:t>NanoZ Mode — Detailed Reference</w:t>
       </w:r>
     </w:p>
-    <w:tbl>
-      <w:tblPr>
-        <w:tblW w:type="auto" w:w="0"/>
-        <w:tblLayout w:type="fixed"/>
-        <w:tblLook w:firstColumn="1" w:firstRow="1" w:lastColumn="0" w:lastRow="0" w:noHBand="0" w:noVBand="1" w:val="04A0"/>
-      </w:tblPr>
-      <w:tblGrid>
-        <w:gridCol w:w="9860"/>
-      </w:tblGrid>
-      <w:tr>
-        <w:trPr>
-          <w:trHeight w:val="3168" w:hRule="exact"/>
-        </w:trPr>
-        <w:tc>
-          <w:tcPr>
-            <w:tcW w:type="dxa" w:w="8640"/>
-            <w:tcBorders>
-              <w:top w:val="single" w:sz="8" w:space="0" w:color="999999"/>
-              <w:left w:val="single" w:sz="8" w:space="0" w:color="999999"/>
-              <w:bottom w:val="single" w:sz="8" w:space="0" w:color="999999"/>
-              <w:right w:val="single" w:sz="8" w:space="0" w:color="999999"/>
-            </w:tcBorders>
-            <w:shd w:val="clear" w:color="auto" w:fill="F2F2F2"/>
-            <w:vAlign w:val="center"/>
-          </w:tcPr>
-          <w:p>
-            <w:pPr>
-              <w:jc w:val="center"/>
-            </w:pPr>
-            <w:r>
-              <w:rPr>
-                <w:i/>
-                <w:color w:val="808080"/>
-              </w:rPr>
-              <w:t>[Insert screenshot here]</w:t>
-            </w:r>
-          </w:p>
-        </w:tc>
-      </w:tr>
-    </w:tbl>
+    <w:p>
+      <w:r>
+        <w:drawing>
+          <wp:inline>
+            <wp:extent cx="5486400" cy="3250769"/>
+            <wp:docPr id="44" name="Picture 44"/>
+            <wp:cNvGraphicFramePr>
+              <a:graphicFrameLocks noChangeAspect="1"/>
+            </wp:cNvGraphicFramePr>
+            <a:graphic>
+              <a:graphicData uri="http://schemas.openxmlformats.org/drawingml/2006/picture">
+                <pic:pic>
+                  <pic:nvPicPr>
+                    <pic:cNvPr id="0" name="13_nanoz_overview.png"/>
+                    <pic:cNvPicPr/>
+                  </pic:nvPicPr>
+                  <pic:blipFill>
+                    <a:blip r:embed="rId35"/>
+                    <a:stretch>
+                      <a:fillRect/>
+                    </a:stretch>
+                  </pic:blipFill>
+                  <pic:spPr>
+                    <a:xfrm>
+                      <a:off x="0" y="0"/>
+                      <a:ext cx="5486400" cy="3250769"/>
+                    </a:xfrm>
+                    <a:prstGeom prst="rect"/>
+                  </pic:spPr>
+                </pic:pic>
+              </a:graphicData>
+            </a:graphic>
+          </wp:inline>
+        </w:drawing>
+      </w:r>
+    </w:p>
     <w:p>
       <w:pPr/>
       <w:r>
@@ -9429,46 +8914,42 @@
         <w:t>Setup</w:t>
       </w:r>
     </w:p>
-    <w:tbl>
-      <w:tblPr>
-        <w:tblW w:type="auto" w:w="0"/>
-        <w:tblLayout w:type="fixed"/>
-        <w:tblLook w:firstColumn="1" w:firstRow="1" w:lastColumn="0" w:lastRow="0" w:noHBand="0" w:noVBand="1" w:val="04A0"/>
-      </w:tblPr>
-      <w:tblGrid>
-        <w:gridCol w:w="9860"/>
-      </w:tblGrid>
-      <w:tr>
-        <w:trPr>
-          <w:trHeight w:val="2592" w:hRule="exact"/>
-        </w:trPr>
-        <w:tc>
-          <w:tcPr>
-            <w:tcW w:type="dxa" w:w="8640"/>
-            <w:tcBorders>
-              <w:top w:val="single" w:sz="8" w:space="0" w:color="999999"/>
-              <w:left w:val="single" w:sz="8" w:space="0" w:color="999999"/>
-              <w:bottom w:val="single" w:sz="8" w:space="0" w:color="999999"/>
-              <w:right w:val="single" w:sz="8" w:space="0" w:color="999999"/>
-            </w:tcBorders>
-            <w:shd w:val="clear" w:color="auto" w:fill="F2F2F2"/>
-            <w:vAlign w:val="center"/>
-          </w:tcPr>
-          <w:p>
-            <w:pPr>
-              <w:jc w:val="center"/>
-            </w:pPr>
-            <w:r>
-              <w:rPr>
-                <w:i/>
-                <w:color w:val="808080"/>
-              </w:rPr>
-              <w:t>[Insert screenshot here]</w:t>
-            </w:r>
-          </w:p>
-        </w:tc>
-      </w:tr>
-    </w:tbl>
+    <w:p>
+      <w:r>
+        <w:drawing>
+          <wp:inline>
+            <wp:extent cx="5486400" cy="3250769"/>
+            <wp:docPr id="45" name="Picture 45"/>
+            <wp:cNvGraphicFramePr>
+              <a:graphicFrameLocks noChangeAspect="1"/>
+            </wp:cNvGraphicFramePr>
+            <a:graphic>
+              <a:graphicData uri="http://schemas.openxmlformats.org/drawingml/2006/picture">
+                <pic:pic>
+                  <pic:nvPicPr>
+                    <pic:cNvPr id="0" name="13_nanoz_overview.png"/>
+                    <pic:cNvPicPr/>
+                  </pic:nvPicPr>
+                  <pic:blipFill>
+                    <a:blip r:embed="rId35"/>
+                    <a:stretch>
+                      <a:fillRect/>
+                    </a:stretch>
+                  </pic:blipFill>
+                  <pic:spPr>
+                    <a:xfrm>
+                      <a:off x="0" y="0"/>
+                      <a:ext cx="5486400" cy="3250769"/>
+                    </a:xfrm>
+                    <a:prstGeom prst="rect"/>
+                  </pic:spPr>
+                </pic:pic>
+              </a:graphicData>
+            </a:graphic>
+          </wp:inline>
+        </w:drawing>
+      </w:r>
+    </w:p>
     <w:p>
       <w:pPr/>
       <w:r>
@@ -9492,46 +8973,42 @@
         <w:t>Recipe</w:t>
       </w:r>
     </w:p>
-    <w:tbl>
-      <w:tblPr>
-        <w:tblW w:type="auto" w:w="0"/>
-        <w:tblLayout w:type="fixed"/>
-        <w:tblLook w:firstColumn="1" w:firstRow="1" w:lastColumn="0" w:lastRow="0" w:noHBand="0" w:noVBand="1" w:val="04A0"/>
-      </w:tblPr>
-      <w:tblGrid>
-        <w:gridCol w:w="9860"/>
-      </w:tblGrid>
-      <w:tr>
-        <w:trPr>
-          <w:trHeight w:val="2592" w:hRule="exact"/>
-        </w:trPr>
-        <w:tc>
-          <w:tcPr>
-            <w:tcW w:type="dxa" w:w="8640"/>
-            <w:tcBorders>
-              <w:top w:val="single" w:sz="8" w:space="0" w:color="999999"/>
-              <w:left w:val="single" w:sz="8" w:space="0" w:color="999999"/>
-              <w:bottom w:val="single" w:sz="8" w:space="0" w:color="999999"/>
-              <w:right w:val="single" w:sz="8" w:space="0" w:color="999999"/>
-            </w:tcBorders>
-            <w:shd w:val="clear" w:color="auto" w:fill="F2F2F2"/>
-            <w:vAlign w:val="center"/>
-          </w:tcPr>
-          <w:p>
-            <w:pPr>
-              <w:jc w:val="center"/>
-            </w:pPr>
-            <w:r>
-              <w:rPr>
-                <w:i/>
-                <w:color w:val="808080"/>
-              </w:rPr>
-              <w:t>[Insert screenshot here]</w:t>
-            </w:r>
-          </w:p>
-        </w:tc>
-      </w:tr>
-    </w:tbl>
+    <w:p>
+      <w:r>
+        <w:drawing>
+          <wp:inline>
+            <wp:extent cx="5486400" cy="3250769"/>
+            <wp:docPr id="46" name="Picture 46"/>
+            <wp:cNvGraphicFramePr>
+              <a:graphicFrameLocks noChangeAspect="1"/>
+            </wp:cNvGraphicFramePr>
+            <a:graphic>
+              <a:graphicData uri="http://schemas.openxmlformats.org/drawingml/2006/picture">
+                <pic:pic>
+                  <pic:nvPicPr>
+                    <pic:cNvPr id="0" name="14_nanoz_recipe.png"/>
+                    <pic:cNvPicPr/>
+                  </pic:nvPicPr>
+                  <pic:blipFill>
+                    <a:blip r:embed="rId36"/>
+                    <a:stretch>
+                      <a:fillRect/>
+                    </a:stretch>
+                  </pic:blipFill>
+                  <pic:spPr>
+                    <a:xfrm>
+                      <a:off x="0" y="0"/>
+                      <a:ext cx="5486400" cy="3250769"/>
+                    </a:xfrm>
+                    <a:prstGeom prst="rect"/>
+                  </pic:spPr>
+                </pic:pic>
+              </a:graphicData>
+            </a:graphic>
+          </wp:inline>
+        </w:drawing>
+      </w:r>
+    </w:p>
     <w:p>
       <w:pPr/>
       <w:r>
@@ -9555,46 +9032,42 @@
         <w:t>Run</w:t>
       </w:r>
     </w:p>
-    <w:tbl>
-      <w:tblPr>
-        <w:tblW w:type="auto" w:w="0"/>
-        <w:tblLayout w:type="fixed"/>
-        <w:tblLook w:firstColumn="1" w:firstRow="1" w:lastColumn="0" w:lastRow="0" w:noHBand="0" w:noVBand="1" w:val="04A0"/>
-      </w:tblPr>
-      <w:tblGrid>
-        <w:gridCol w:w="9860"/>
-      </w:tblGrid>
-      <w:tr>
-        <w:trPr>
-          <w:trHeight w:val="2592" w:hRule="exact"/>
-        </w:trPr>
-        <w:tc>
-          <w:tcPr>
-            <w:tcW w:type="dxa" w:w="8640"/>
-            <w:tcBorders>
-              <w:top w:val="single" w:sz="8" w:space="0" w:color="999999"/>
-              <w:left w:val="single" w:sz="8" w:space="0" w:color="999999"/>
-              <w:bottom w:val="single" w:sz="8" w:space="0" w:color="999999"/>
-              <w:right w:val="single" w:sz="8" w:space="0" w:color="999999"/>
-            </w:tcBorders>
-            <w:shd w:val="clear" w:color="auto" w:fill="F2F2F2"/>
-            <w:vAlign w:val="center"/>
-          </w:tcPr>
-          <w:p>
-            <w:pPr>
-              <w:jc w:val="center"/>
-            </w:pPr>
-            <w:r>
-              <w:rPr>
-                <w:i/>
-                <w:color w:val="808080"/>
-              </w:rPr>
-              <w:t>[Insert screenshot here]</w:t>
-            </w:r>
-          </w:p>
-        </w:tc>
-      </w:tr>
-    </w:tbl>
+    <w:p>
+      <w:r>
+        <w:drawing>
+          <wp:inline>
+            <wp:extent cx="5486400" cy="3250769"/>
+            <wp:docPr id="47" name="Picture 47"/>
+            <wp:cNvGraphicFramePr>
+              <a:graphicFrameLocks noChangeAspect="1"/>
+            </wp:cNvGraphicFramePr>
+            <a:graphic>
+              <a:graphicData uri="http://schemas.openxmlformats.org/drawingml/2006/picture">
+                <pic:pic>
+                  <pic:nvPicPr>
+                    <pic:cNvPr id="0" name="15_nanoz_run.png"/>
+                    <pic:cNvPicPr/>
+                  </pic:nvPicPr>
+                  <pic:blipFill>
+                    <a:blip r:embed="rId37"/>
+                    <a:stretch>
+                      <a:fillRect/>
+                    </a:stretch>
+                  </pic:blipFill>
+                  <pic:spPr>
+                    <a:xfrm>
+                      <a:off x="0" y="0"/>
+                      <a:ext cx="5486400" cy="3250769"/>
+                    </a:xfrm>
+                    <a:prstGeom prst="rect"/>
+                  </pic:spPr>
+                </pic:pic>
+              </a:graphicData>
+            </a:graphic>
+          </wp:inline>
+        </w:drawing>
+      </w:r>
+    </w:p>
     <w:p>
       <w:pPr/>
       <w:r>
@@ -9618,46 +9091,42 @@
         <w:t>Accretech controls</w:t>
       </w:r>
     </w:p>
-    <w:tbl>
-      <w:tblPr>
-        <w:tblW w:type="auto" w:w="0"/>
-        <w:tblLayout w:type="fixed"/>
-        <w:tblLook w:firstColumn="1" w:firstRow="1" w:lastColumn="0" w:lastRow="0" w:noHBand="0" w:noVBand="1" w:val="04A0"/>
-      </w:tblPr>
-      <w:tblGrid>
-        <w:gridCol w:w="9860"/>
-      </w:tblGrid>
-      <w:tr>
-        <w:trPr>
-          <w:trHeight w:val="2592" w:hRule="exact"/>
-        </w:trPr>
-        <w:tc>
-          <w:tcPr>
-            <w:tcW w:type="dxa" w:w="8640"/>
-            <w:tcBorders>
-              <w:top w:val="single" w:sz="8" w:space="0" w:color="999999"/>
-              <w:left w:val="single" w:sz="8" w:space="0" w:color="999999"/>
-              <w:bottom w:val="single" w:sz="8" w:space="0" w:color="999999"/>
-              <w:right w:val="single" w:sz="8" w:space="0" w:color="999999"/>
-            </w:tcBorders>
-            <w:shd w:val="clear" w:color="auto" w:fill="F2F2F2"/>
-            <w:vAlign w:val="center"/>
-          </w:tcPr>
-          <w:p>
-            <w:pPr>
-              <w:jc w:val="center"/>
-            </w:pPr>
-            <w:r>
-              <w:rPr>
-                <w:i/>
-                <w:color w:val="808080"/>
-              </w:rPr>
-              <w:t>[Insert screenshot here]</w:t>
-            </w:r>
-          </w:p>
-        </w:tc>
-      </w:tr>
-    </w:tbl>
+    <w:p>
+      <w:r>
+        <w:drawing>
+          <wp:inline>
+            <wp:extent cx="5486400" cy="3250769"/>
+            <wp:docPr id="48" name="Picture 48"/>
+            <wp:cNvGraphicFramePr>
+              <a:graphicFrameLocks noChangeAspect="1"/>
+            </wp:cNvGraphicFramePr>
+            <a:graphic>
+              <a:graphicData uri="http://schemas.openxmlformats.org/drawingml/2006/picture">
+                <pic:pic>
+                  <pic:nvPicPr>
+                    <pic:cNvPr id="0" name="15_nanoz_run.png"/>
+                    <pic:cNvPicPr/>
+                  </pic:nvPicPr>
+                  <pic:blipFill>
+                    <a:blip r:embed="rId37"/>
+                    <a:stretch>
+                      <a:fillRect/>
+                    </a:stretch>
+                  </pic:blipFill>
+                  <pic:spPr>
+                    <a:xfrm>
+                      <a:off x="0" y="0"/>
+                      <a:ext cx="5486400" cy="3250769"/>
+                    </a:xfrm>
+                    <a:prstGeom prst="rect"/>
+                  </pic:spPr>
+                </pic:pic>
+              </a:graphicData>
+            </a:graphic>
+          </wp:inline>
+        </w:drawing>
+      </w:r>
+    </w:p>
     <w:p>
       <w:pPr/>
       <w:r>
@@ -9715,46 +9184,42 @@
         <w:t>Electroglas controls</w:t>
       </w:r>
     </w:p>
-    <w:tbl>
-      <w:tblPr>
-        <w:tblW w:type="auto" w:w="0"/>
-        <w:tblLayout w:type="fixed"/>
-        <w:tblLook w:firstColumn="1" w:firstRow="1" w:lastColumn="0" w:lastRow="0" w:noHBand="0" w:noVBand="1" w:val="04A0"/>
-      </w:tblPr>
-      <w:tblGrid>
-        <w:gridCol w:w="9860"/>
-      </w:tblGrid>
-      <w:tr>
-        <w:trPr>
-          <w:trHeight w:val="2592" w:hRule="exact"/>
-        </w:trPr>
-        <w:tc>
-          <w:tcPr>
-            <w:tcW w:type="dxa" w:w="8640"/>
-            <w:tcBorders>
-              <w:top w:val="single" w:sz="8" w:space="0" w:color="999999"/>
-              <w:left w:val="single" w:sz="8" w:space="0" w:color="999999"/>
-              <w:bottom w:val="single" w:sz="8" w:space="0" w:color="999999"/>
-              <w:right w:val="single" w:sz="8" w:space="0" w:color="999999"/>
-            </w:tcBorders>
-            <w:shd w:val="clear" w:color="auto" w:fill="F2F2F2"/>
-            <w:vAlign w:val="center"/>
-          </w:tcPr>
-          <w:p>
-            <w:pPr>
-              <w:jc w:val="center"/>
-            </w:pPr>
-            <w:r>
-              <w:rPr>
-                <w:i/>
-                <w:color w:val="808080"/>
-              </w:rPr>
-              <w:t>[Insert screenshot here]</w:t>
-            </w:r>
-          </w:p>
-        </w:tc>
-      </w:tr>
-    </w:tbl>
+    <w:p>
+      <w:r>
+        <w:drawing>
+          <wp:inline>
+            <wp:extent cx="5486400" cy="3250769"/>
+            <wp:docPr id="49" name="Picture 49"/>
+            <wp:cNvGraphicFramePr>
+              <a:graphicFrameLocks noChangeAspect="1"/>
+            </wp:cNvGraphicFramePr>
+            <a:graphic>
+              <a:graphicData uri="http://schemas.openxmlformats.org/drawingml/2006/picture">
+                <pic:pic>
+                  <pic:nvPicPr>
+                    <pic:cNvPr id="0" name="21b_nanoz_electroglas_run_tab.png"/>
+                    <pic:cNvPicPr/>
+                  </pic:nvPicPr>
+                  <pic:blipFill>
+                    <a:blip r:embed="rId38"/>
+                    <a:stretch>
+                      <a:fillRect/>
+                    </a:stretch>
+                  </pic:blipFill>
+                  <pic:spPr>
+                    <a:xfrm>
+                      <a:off x="0" y="0"/>
+                      <a:ext cx="5486400" cy="3250769"/>
+                    </a:xfrm>
+                    <a:prstGeom prst="rect"/>
+                  </pic:spPr>
+                </pic:pic>
+              </a:graphicData>
+            </a:graphic>
+          </wp:inline>
+        </w:drawing>
+      </w:r>
+    </w:p>
     <w:p>
       <w:pPr/>
       <w:r>
@@ -9826,46 +9291,42 @@
         <w:t>Charts</w:t>
       </w:r>
     </w:p>
-    <w:tbl>
-      <w:tblPr>
-        <w:tblW w:type="auto" w:w="0"/>
-        <w:tblLayout w:type="fixed"/>
-        <w:tblLook w:firstColumn="1" w:firstRow="1" w:lastColumn="0" w:lastRow="0" w:noHBand="0" w:noVBand="1" w:val="04A0"/>
-      </w:tblPr>
-      <w:tblGrid>
-        <w:gridCol w:w="9860"/>
-      </w:tblGrid>
-      <w:tr>
-        <w:trPr>
-          <w:trHeight w:val="2592" w:hRule="exact"/>
-        </w:trPr>
-        <w:tc>
-          <w:tcPr>
-            <w:tcW w:type="dxa" w:w="8640"/>
-            <w:tcBorders>
-              <w:top w:val="single" w:sz="8" w:space="0" w:color="999999"/>
-              <w:left w:val="single" w:sz="8" w:space="0" w:color="999999"/>
-              <w:bottom w:val="single" w:sz="8" w:space="0" w:color="999999"/>
-              <w:right w:val="single" w:sz="8" w:space="0" w:color="999999"/>
-            </w:tcBorders>
-            <w:shd w:val="clear" w:color="auto" w:fill="F2F2F2"/>
-            <w:vAlign w:val="center"/>
-          </w:tcPr>
-          <w:p>
-            <w:pPr>
-              <w:jc w:val="center"/>
-            </w:pPr>
-            <w:r>
-              <w:rPr>
-                <w:i/>
-                <w:color w:val="808080"/>
-              </w:rPr>
-              <w:t>[Insert screenshot here]</w:t>
-            </w:r>
-          </w:p>
-        </w:tc>
-      </w:tr>
-    </w:tbl>
+    <w:p>
+      <w:r>
+        <w:drawing>
+          <wp:inline>
+            <wp:extent cx="5486400" cy="3250769"/>
+            <wp:docPr id="50" name="Picture 50"/>
+            <wp:cNvGraphicFramePr>
+              <a:graphicFrameLocks noChangeAspect="1"/>
+            </wp:cNvGraphicFramePr>
+            <a:graphic>
+              <a:graphicData uri="http://schemas.openxmlformats.org/drawingml/2006/picture">
+                <pic:pic>
+                  <pic:nvPicPr>
+                    <pic:cNvPr id="0" name="16_nanoz_charts.png"/>
+                    <pic:cNvPicPr/>
+                  </pic:nvPicPr>
+                  <pic:blipFill>
+                    <a:blip r:embed="rId39"/>
+                    <a:stretch>
+                      <a:fillRect/>
+                    </a:stretch>
+                  </pic:blipFill>
+                  <pic:spPr>
+                    <a:xfrm>
+                      <a:off x="0" y="0"/>
+                      <a:ext cx="5486400" cy="3250769"/>
+                    </a:xfrm>
+                    <a:prstGeom prst="rect"/>
+                  </pic:spPr>
+                </pic:pic>
+              </a:graphicData>
+            </a:graphic>
+          </wp:inline>
+        </w:drawing>
+      </w:r>
+    </w:p>
     <w:p>
       <w:pPr/>
       <w:r>
@@ -9889,46 +9350,42 @@
         <w:t>Results</w:t>
       </w:r>
     </w:p>
-    <w:tbl>
-      <w:tblPr>
-        <w:tblW w:type="auto" w:w="0"/>
-        <w:tblLayout w:type="fixed"/>
-        <w:tblLook w:firstColumn="1" w:firstRow="1" w:lastColumn="0" w:lastRow="0" w:noHBand="0" w:noVBand="1" w:val="04A0"/>
-      </w:tblPr>
-      <w:tblGrid>
-        <w:gridCol w:w="9860"/>
-      </w:tblGrid>
-      <w:tr>
-        <w:trPr>
-          <w:trHeight w:val="2592" w:hRule="exact"/>
-        </w:trPr>
-        <w:tc>
-          <w:tcPr>
-            <w:tcW w:type="dxa" w:w="8640"/>
-            <w:tcBorders>
-              <w:top w:val="single" w:sz="8" w:space="0" w:color="999999"/>
-              <w:left w:val="single" w:sz="8" w:space="0" w:color="999999"/>
-              <w:bottom w:val="single" w:sz="8" w:space="0" w:color="999999"/>
-              <w:right w:val="single" w:sz="8" w:space="0" w:color="999999"/>
-            </w:tcBorders>
-            <w:shd w:val="clear" w:color="auto" w:fill="F2F2F2"/>
-            <w:vAlign w:val="center"/>
-          </w:tcPr>
-          <w:p>
-            <w:pPr>
-              <w:jc w:val="center"/>
-            </w:pPr>
-            <w:r>
-              <w:rPr>
-                <w:i/>
-                <w:color w:val="808080"/>
-              </w:rPr>
-              <w:t>[Insert screenshot here]</w:t>
-            </w:r>
-          </w:p>
-        </w:tc>
-      </w:tr>
-    </w:tbl>
+    <w:p>
+      <w:r>
+        <w:drawing>
+          <wp:inline>
+            <wp:extent cx="5486400" cy="3250769"/>
+            <wp:docPr id="51" name="Picture 51"/>
+            <wp:cNvGraphicFramePr>
+              <a:graphicFrameLocks noChangeAspect="1"/>
+            </wp:cNvGraphicFramePr>
+            <a:graphic>
+              <a:graphicData uri="http://schemas.openxmlformats.org/drawingml/2006/picture">
+                <pic:pic>
+                  <pic:nvPicPr>
+                    <pic:cNvPr id="0" name="17_nanoz_results.png"/>
+                    <pic:cNvPicPr/>
+                  </pic:nvPicPr>
+                  <pic:blipFill>
+                    <a:blip r:embed="rId40"/>
+                    <a:stretch>
+                      <a:fillRect/>
+                    </a:stretch>
+                  </pic:blipFill>
+                  <pic:spPr>
+                    <a:xfrm>
+                      <a:off x="0" y="0"/>
+                      <a:ext cx="5486400" cy="3250769"/>
+                    </a:xfrm>
+                    <a:prstGeom prst="rect"/>
+                  </pic:spPr>
+                </pic:pic>
+              </a:graphicData>
+            </a:graphic>
+          </wp:inline>
+        </w:drawing>
+      </w:r>
+    </w:p>
     <w:p>
       <w:pPr/>
       <w:r>
@@ -9952,46 +9409,42 @@
         <w:t>Cassette (Accretech only)</w:t>
       </w:r>
     </w:p>
-    <w:tbl>
-      <w:tblPr>
-        <w:tblW w:type="auto" w:w="0"/>
-        <w:tblLayout w:type="fixed"/>
-        <w:tblLook w:firstColumn="1" w:firstRow="1" w:lastColumn="0" w:lastRow="0" w:noHBand="0" w:noVBand="1" w:val="04A0"/>
-      </w:tblPr>
-      <w:tblGrid>
-        <w:gridCol w:w="9860"/>
-      </w:tblGrid>
-      <w:tr>
-        <w:trPr>
-          <w:trHeight w:val="2592" w:hRule="exact"/>
-        </w:trPr>
-        <w:tc>
-          <w:tcPr>
-            <w:tcW w:type="dxa" w:w="8640"/>
-            <w:tcBorders>
-              <w:top w:val="single" w:sz="8" w:space="0" w:color="999999"/>
-              <w:left w:val="single" w:sz="8" w:space="0" w:color="999999"/>
-              <w:bottom w:val="single" w:sz="8" w:space="0" w:color="999999"/>
-              <w:right w:val="single" w:sz="8" w:space="0" w:color="999999"/>
-            </w:tcBorders>
-            <w:shd w:val="clear" w:color="auto" w:fill="F2F2F2"/>
-            <w:vAlign w:val="center"/>
-          </w:tcPr>
-          <w:p>
-            <w:pPr>
-              <w:jc w:val="center"/>
-            </w:pPr>
-            <w:r>
-              <w:rPr>
-                <w:i/>
-                <w:color w:val="808080"/>
-              </w:rPr>
-              <w:t>[Insert screenshot here]</w:t>
-            </w:r>
-          </w:p>
-        </w:tc>
-      </w:tr>
-    </w:tbl>
+    <w:p>
+      <w:r>
+        <w:drawing>
+          <wp:inline>
+            <wp:extent cx="5486400" cy="3250769"/>
+            <wp:docPr id="52" name="Picture 52"/>
+            <wp:cNvGraphicFramePr>
+              <a:graphicFrameLocks noChangeAspect="1"/>
+            </wp:cNvGraphicFramePr>
+            <a:graphic>
+              <a:graphicData uri="http://schemas.openxmlformats.org/drawingml/2006/picture">
+                <pic:pic>
+                  <pic:nvPicPr>
+                    <pic:cNvPr id="0" name="18_nanoz_cassette.png"/>
+                    <pic:cNvPicPr/>
+                  </pic:nvPicPr>
+                  <pic:blipFill>
+                    <a:blip r:embed="rId41"/>
+                    <a:stretch>
+                      <a:fillRect/>
+                    </a:stretch>
+                  </pic:blipFill>
+                  <pic:spPr>
+                    <a:xfrm>
+                      <a:off x="0" y="0"/>
+                      <a:ext cx="5486400" cy="3250769"/>
+                    </a:xfrm>
+                    <a:prstGeom prst="rect"/>
+                  </pic:spPr>
+                </pic:pic>
+              </a:graphicData>
+            </a:graphic>
+          </wp:inline>
+        </w:drawing>
+      </w:r>
+    </w:p>
     <w:p>
       <w:pPr/>
       <w:r>
@@ -10015,46 +9468,42 @@
         <w:t>NanoZ_EK</w:t>
       </w:r>
     </w:p>
-    <w:tbl>
-      <w:tblPr>
-        <w:tblW w:type="auto" w:w="0"/>
-        <w:tblLayout w:type="fixed"/>
-        <w:tblLook w:firstColumn="1" w:firstRow="1" w:lastColumn="0" w:lastRow="0" w:noHBand="0" w:noVBand="1" w:val="04A0"/>
-      </w:tblPr>
-      <w:tblGrid>
-        <w:gridCol w:w="9860"/>
-      </w:tblGrid>
-      <w:tr>
-        <w:trPr>
-          <w:trHeight w:val="2592" w:hRule="exact"/>
-        </w:trPr>
-        <w:tc>
-          <w:tcPr>
-            <w:tcW w:type="dxa" w:w="8640"/>
-            <w:tcBorders>
-              <w:top w:val="single" w:sz="8" w:space="0" w:color="999999"/>
-              <w:left w:val="single" w:sz="8" w:space="0" w:color="999999"/>
-              <w:bottom w:val="single" w:sz="8" w:space="0" w:color="999999"/>
-              <w:right w:val="single" w:sz="8" w:space="0" w:color="999999"/>
-            </w:tcBorders>
-            <w:shd w:val="clear" w:color="auto" w:fill="F2F2F2"/>
-            <w:vAlign w:val="center"/>
-          </w:tcPr>
-          <w:p>
-            <w:pPr>
-              <w:jc w:val="center"/>
-            </w:pPr>
-            <w:r>
-              <w:rPr>
-                <w:i/>
-                <w:color w:val="808080"/>
-              </w:rPr>
-              <w:t>[Insert screenshot here]</w:t>
-            </w:r>
-          </w:p>
-        </w:tc>
-      </w:tr>
-    </w:tbl>
+    <w:p>
+      <w:r>
+        <w:drawing>
+          <wp:inline>
+            <wp:extent cx="5486400" cy="3250769"/>
+            <wp:docPr id="53" name="Picture 53"/>
+            <wp:cNvGraphicFramePr>
+              <a:graphicFrameLocks noChangeAspect="1"/>
+            </wp:cNvGraphicFramePr>
+            <a:graphic>
+              <a:graphicData uri="http://schemas.openxmlformats.org/drawingml/2006/picture">
+                <pic:pic>
+                  <pic:nvPicPr>
+                    <pic:cNvPr id="0" name="19_nanoz_ek.png"/>
+                    <pic:cNvPicPr/>
+                  </pic:nvPicPr>
+                  <pic:blipFill>
+                    <a:blip r:embed="rId42"/>
+                    <a:stretch>
+                      <a:fillRect/>
+                    </a:stretch>
+                  </pic:blipFill>
+                  <pic:spPr>
+                    <a:xfrm>
+                      <a:off x="0" y="0"/>
+                      <a:ext cx="5486400" cy="3250769"/>
+                    </a:xfrm>
+                    <a:prstGeom prst="rect"/>
+                  </pic:spPr>
+                </pic:pic>
+              </a:graphicData>
+            </a:graphic>
+          </wp:inline>
+        </w:drawing>
+      </w:r>
+    </w:p>
     <w:p>
       <w:pPr/>
       <w:r>

--- a/references/Manuals/Full GUI Manual.docx
+++ b/references/Manuals/Full GUI Manual.docx
@@ -1700,6 +1700,7 @@
     <w:p>
       <w:pPr>
         <w:pStyle w:val="Heading1"/>
+        <w:pageBreakBefore/>
         <w:numPr>
           <w:ilvl w:val="0"/>
           <w:numId w:val="1"/>
@@ -1874,6 +1875,7 @@
     <w:p>
       <w:pPr>
         <w:pStyle w:val="Heading1"/>
+        <w:pageBreakBefore/>
         <w:numPr>
           <w:ilvl w:val="0"/>
           <w:numId w:val="1"/>
@@ -2538,6 +2540,7 @@
     <w:p>
       <w:pPr>
         <w:pStyle w:val="Heading1"/>
+        <w:pageBreakBefore/>
         <w:numPr>
           <w:ilvl w:val="0"/>
           <w:numId w:val="1"/>
@@ -2954,6 +2957,41 @@
     <w:p>
       <w:pPr>
         <w:pStyle w:val="Heading1"/>
+      </w:pPr>
+      <w:r>
+        <w:t>Table of Contents</w:t>
+      </w:r>
+    </w:p>
+    <w:p>
+      <w:pPr/>
+      <w:r>
+        <w:fldChar w:fldCharType="begin" w:dirty="true"/>
+      </w:r>
+      <w:r>
+        <w:instrText xml:space="preserve"> TOC \o "1-3" \h \z \u </w:instrText>
+      </w:r>
+      <w:r>
+        <w:fldChar w:fldCharType="separate"/>
+      </w:r>
+      <w:r>
+        <w:rPr>
+          <w:i/>
+        </w:rPr>
+        <w:t>Right-click here and choose “Update Field” (or press F9) to build the table of contents.</w:t>
+      </w:r>
+      <w:r>
+        <w:fldChar w:fldCharType="end"/>
+      </w:r>
+    </w:p>
+    <w:p>
+      <w:r>
+        <w:br w:type="page"/>
+      </w:r>
+    </w:p>
+    <w:p>
+      <w:pPr>
+        <w:pStyle w:val="Heading1"/>
+        <w:pageBreakBefore/>
         <w:numPr>
           <w:ilvl w:val="0"/>
           <w:numId w:val="1"/>
@@ -5446,6 +5484,7 @@
     <w:p>
       <w:pPr>
         <w:pStyle w:val="Heading1"/>
+        <w:pageBreakBefore/>
         <w:numPr>
           <w:ilvl w:val="0"/>
           <w:numId w:val="1"/>
@@ -6027,6 +6066,7 @@
     <w:p>
       <w:pPr>
         <w:pStyle w:val="Heading1"/>
+        <w:pageBreakBefore/>
         <w:numPr>
           <w:ilvl w:val="0"/>
           <w:numId w:val="1"/>
@@ -7293,6 +7333,7 @@
     <w:p>
       <w:pPr>
         <w:pStyle w:val="Heading1"/>
+        <w:pageBreakBefore/>
       </w:pPr>
       <w:r>
         <w:t>Setup Tab</w:t>
@@ -7622,6 +7663,7 @@
     <w:p>
       <w:pPr>
         <w:pStyle w:val="Heading1"/>
+        <w:pageBreakBefore/>
       </w:pPr>
       <w:r>
         <w:t>Recipe Tab — Field Reference</w:t>
@@ -8179,6 +8221,7 @@
     <w:p>
       <w:pPr>
         <w:pStyle w:val="Heading1"/>
+        <w:pageBreakBefore/>
       </w:pPr>
       <w:r>
         <w:t>Run Tab — Field Reference</w:t>
@@ -8295,6 +8338,7 @@
     <w:p>
       <w:pPr>
         <w:pStyle w:val="Heading1"/>
+        <w:pageBreakBefore/>
       </w:pPr>
       <w:r>
         <w:t>Debug Section — Sub-tab Reference</w:t>
@@ -8658,6 +8702,7 @@
     <w:p>
       <w:pPr>
         <w:pStyle w:val="Heading1"/>
+        <w:pageBreakBefore/>
       </w:pPr>
       <w:r>
         <w:t>System and GUI Mode Switching</w:t>
@@ -8844,6 +8889,7 @@
     <w:p>
       <w:pPr>
         <w:pStyle w:val="Heading1"/>
+        <w:pageBreakBefore/>
       </w:pPr>
       <w:r>
         <w:t>NanoZ Mode — Detailed Reference</w:t>

--- a/references/Manuals/Full GUI Manual.docx
+++ b/references/Manuals/Full GUI Manual.docx
@@ -1468,1388 +1468,6 @@
                     <pic:pic>
                       <pic:nvPicPr>
                         <pic:cNvPr id="0" name="image19.png"/>
-                        <pic:cNvPicPr preferRelativeResize="0"/>
-                      </pic:nvPicPr>
-                      <pic:blipFill>
-                        <a:blip r:embed="rId7"/>
-                        <a:srcRect/>
-                        <a:stretch>
-                          <a:fillRect/>
-                        </a:stretch>
-                      </pic:blipFill>
-                      <pic:spPr>
-                        <a:xfrm>
-                          <a:off x="0" y="0"/>
-                          <a:ext cx="6130925" cy="31750"/>
-                        </a:xfrm>
-                        <a:prstGeom prst="rect"/>
-                        <a:ln/>
-                      </pic:spPr>
-                    </pic:pic>
-                  </a:graphicData>
-                </a:graphic>
-              </wp:anchor>
-            </w:drawing>
-          </mc:Fallback>
-        </mc:AlternateContent>
-      </w:r>
-    </w:p>
-    <w:p>
-      <w:pPr>
-        <w:keepNext w:val="0"/>
-        <w:keepLines w:val="0"/>
-        <w:pageBreakBefore w:val="0"/>
-        <w:widowControl w:val="0"/>
-        <w:pBdr>
-          <w:top w:space="0" w:sz="0" w:val="nil"/>
-          <w:left w:space="0" w:sz="0" w:val="nil"/>
-          <w:bottom w:space="0" w:sz="0" w:val="nil"/>
-          <w:right w:space="0" w:sz="0" w:val="nil"/>
-          <w:between w:space="0" w:sz="0" w:val="nil"/>
-        </w:pBdr>
-        <w:shd w:fill="auto" w:val="clear"/>
-        <w:spacing w:after="0" w:before="0" w:line="240" w:lineRule="auto"/>
-        <w:ind w:left="0" w:right="0" w:firstLine="0"/>
-        <w:jc w:val="left"/>
-        <w:rPr>
-          <w:rFonts w:ascii="Arial" w:cs="Arial" w:eastAsia="Arial" w:hAnsi="Arial"/>
-          <w:b w:val="0"/>
-          <w:bCs w:val="0"/>
-          <w:i w:val="0"/>
-          <w:iCs w:val="0"/>
-          <w:smallCaps w:val="0"/>
-          <w:strike w:val="0"/>
-          <w:color w:val="000000"/>
-          <w:sz w:val="33"/>
-          <w:szCs w:val="33"/>
-          <w:u w:val="none"/>
-          <w:shd w:fill="auto" w:val="clear"/>
-          <w:vertAlign w:val="baseline"/>
-        </w:rPr>
-      </w:pPr>
-      <w:r>
-        <w:rPr>
-          <w:rtl w:val="0"/>
-        </w:rPr>
-      </w:r>
-    </w:p>
-    <w:p>
-      <w:pPr>
-        <w:keepNext w:val="0"/>
-        <w:keepLines w:val="0"/>
-        <w:pageBreakBefore w:val="0"/>
-        <w:widowControl w:val="0"/>
-        <w:pBdr>
-          <w:top w:space="0" w:sz="0" w:val="nil"/>
-          <w:left w:space="0" w:sz="0" w:val="nil"/>
-          <w:bottom w:space="0" w:sz="0" w:val="nil"/>
-          <w:right w:space="0" w:sz="0" w:val="nil"/>
-          <w:between w:space="0" w:sz="0" w:val="nil"/>
-        </w:pBdr>
-        <w:shd w:fill="auto" w:val="clear"/>
-        <w:spacing w:after="0" w:before="62" w:line="240" w:lineRule="auto"/>
-        <w:ind w:left="0" w:right="0" w:firstLine="0"/>
-        <w:jc w:val="left"/>
-        <w:rPr>
-          <w:rFonts w:ascii="Arial" w:cs="Arial" w:eastAsia="Arial" w:hAnsi="Arial"/>
-          <w:b w:val="0"/>
-          <w:bCs w:val="0"/>
-          <w:i w:val="0"/>
-          <w:iCs w:val="0"/>
-          <w:smallCaps w:val="0"/>
-          <w:strike w:val="0"/>
-          <w:color w:val="000000"/>
-          <w:sz w:val="33"/>
-          <w:szCs w:val="33"/>
-          <w:u w:val="none"/>
-          <w:shd w:fill="auto" w:val="clear"/>
-          <w:vertAlign w:val="baseline"/>
-        </w:rPr>
-      </w:pPr>
-      <w:r>
-        <w:rPr>
-          <w:rtl w:val="0"/>
-        </w:rPr>
-      </w:r>
-    </w:p>
-    <w:p>
-      <w:pPr>
-        <w:pStyle w:val="Heading1"/>
-        <w:numPr>
-          <w:ilvl w:val="0"/>
-          <w:numId w:val="1"/>
-        </w:numPr>
-        <w:tabs>
-          <w:tab w:val="left" w:leader="none" w:pos="696"/>
-        </w:tabs>
-        <w:ind w:left="696" w:hanging="370"/>
-        <w:rPr/>
-      </w:pPr>
-      <w:r>
-        <w:rPr>
-          <w:rtl w:val="0"/>
-        </w:rPr>
-        <w:t xml:space="preserve">Purpose</w:t>
-      </w:r>
-    </w:p>
-    <w:p>
-      <w:pPr>
-        <w:keepNext w:val="0"/>
-        <w:keepLines w:val="0"/>
-        <w:pageBreakBefore w:val="0"/>
-        <w:widowControl w:val="0"/>
-        <w:pBdr>
-          <w:top w:space="0" w:sz="0" w:val="nil"/>
-          <w:left w:space="0" w:sz="0" w:val="nil"/>
-          <w:bottom w:space="0" w:sz="0" w:val="nil"/>
-          <w:right w:space="0" w:sz="0" w:val="nil"/>
-          <w:between w:space="0" w:sz="0" w:val="nil"/>
-        </w:pBdr>
-        <w:shd w:fill="auto" w:val="clear"/>
-        <w:spacing w:after="0" w:before="87" w:line="271" w:lineRule="auto"/>
-        <w:ind w:left="326" w:right="0" w:firstLine="0"/>
-        <w:jc w:val="left"/>
-        <w:rPr>
-          <w:rFonts w:ascii="Arial" w:cs="Arial" w:eastAsia="Arial" w:hAnsi="Arial"/>
-          <w:b w:val="0"/>
-          <w:bCs w:val="0"/>
-          <w:i w:val="0"/>
-          <w:iCs w:val="0"/>
-          <w:smallCaps w:val="0"/>
-          <w:strike w:val="0"/>
-          <w:color w:val="000000"/>
-          <w:sz w:val="21"/>
-          <w:szCs w:val="21"/>
-          <w:u w:val="none"/>
-          <w:shd w:fill="auto" w:val="clear"/>
-          <w:vertAlign w:val="baseline"/>
-        </w:rPr>
-      </w:pPr>
-      <w:r>
-        <w:rPr>
-          <w:rFonts w:ascii="Arial" w:cs="Arial" w:eastAsia="Arial" w:hAnsi="Arial"/>
-          <w:b w:val="0"/>
-          <w:bCs w:val="0"/>
-          <w:i w:val="0"/>
-          <w:iCs w:val="0"/>
-          <w:smallCaps w:val="0"/>
-          <w:strike w:val="0"/>
-          <w:color w:val="000000"/>
-          <w:sz w:val="21"/>
-          <w:szCs w:val="21"/>
-          <w:u w:val="none"/>
-          <w:shd w:fill="auto" w:val="clear"/>
-          <w:vertAlign w:val="baseline"/>
-          <w:rtl w:val="0"/>
-        </w:rPr>
-        <w:t xml:space="preserve">The purpose of this document is to provide instructions for </w:t>
-      </w:r>
-      <w:r>
-        <w:rPr>
-          <w:sz w:val="21"/>
-          <w:szCs w:val="21"/>
-          <w:rtl w:val="0"/>
-        </w:rPr>
-        <w:t xml:space="preserve">using GUI for recipe creation, wafer map generation, and setting up for the Accretech and Electroglas electrical probers. Furthermore, there will be a section on NanoZ for the Nautilus project specifically. </w:t>
-      </w:r>
-      <w:r>
-        <w:rPr>
-          <w:rtl w:val="0"/>
-        </w:rPr>
-      </w:r>
-    </w:p>
-    <w:p>
-      <w:pPr>
-        <w:keepNext w:val="0"/>
-        <w:keepLines w:val="0"/>
-        <w:pageBreakBefore w:val="0"/>
-        <w:widowControl w:val="0"/>
-        <w:pBdr>
-          <w:top w:space="0" w:sz="0" w:val="nil"/>
-          <w:left w:space="0" w:sz="0" w:val="nil"/>
-          <w:bottom w:space="0" w:sz="0" w:val="nil"/>
-          <w:right w:space="0" w:sz="0" w:val="nil"/>
-          <w:between w:space="0" w:sz="0" w:val="nil"/>
-        </w:pBdr>
-        <w:shd w:fill="auto" w:val="clear"/>
-        <w:spacing w:after="0" w:before="128" w:line="240" w:lineRule="auto"/>
-        <w:ind w:left="0" w:right="0" w:firstLine="0"/>
-        <w:jc w:val="left"/>
-        <w:rPr>
-          <w:rFonts w:ascii="Arial" w:cs="Arial" w:eastAsia="Arial" w:hAnsi="Arial"/>
-          <w:b w:val="0"/>
-          <w:bCs w:val="0"/>
-          <w:i w:val="0"/>
-          <w:iCs w:val="0"/>
-          <w:smallCaps w:val="0"/>
-          <w:strike w:val="0"/>
-          <w:color w:val="000000"/>
-          <w:sz w:val="21"/>
-          <w:szCs w:val="21"/>
-          <w:u w:val="none"/>
-          <w:shd w:fill="auto" w:val="clear"/>
-          <w:vertAlign w:val="baseline"/>
-        </w:rPr>
-      </w:pPr>
-      <w:r>
-        <w:rPr>
-          <w:rtl w:val="0"/>
-        </w:rPr>
-      </w:r>
-    </w:p>
-    <w:p>
-      <w:pPr>
-        <w:pStyle w:val="Heading1"/>
-        <w:pageBreakBefore/>
-        <w:numPr>
-          <w:ilvl w:val="0"/>
-          <w:numId w:val="1"/>
-        </w:numPr>
-        <w:tabs>
-          <w:tab w:val="left" w:leader="none" w:pos="696"/>
-        </w:tabs>
-        <w:spacing w:before="1" w:lineRule="auto"/>
-        <w:ind w:left="696" w:hanging="370"/>
-        <w:rPr/>
-      </w:pPr>
-      <w:r>
-        <w:rPr>
-          <w:rtl w:val="0"/>
-        </w:rPr>
-        <w:t xml:space="preserve">Scope</w:t>
-      </w:r>
-    </w:p>
-    <w:p>
-      <w:pPr>
-        <w:keepNext w:val="0"/>
-        <w:keepLines w:val="0"/>
-        <w:pageBreakBefore w:val="0"/>
-        <w:widowControl w:val="0"/>
-        <w:pBdr>
-          <w:top w:space="0" w:sz="0" w:val="nil"/>
-          <w:left w:space="0" w:sz="0" w:val="nil"/>
-          <w:bottom w:space="0" w:sz="0" w:val="nil"/>
-          <w:right w:space="0" w:sz="0" w:val="nil"/>
-          <w:between w:space="0" w:sz="0" w:val="nil"/>
-        </w:pBdr>
-        <w:shd w:fill="auto" w:val="clear"/>
-        <w:spacing w:after="0" w:before="19" w:line="240" w:lineRule="auto"/>
-        <w:ind w:left="0" w:right="0" w:firstLine="0"/>
-        <w:jc w:val="left"/>
-        <w:rPr>
-          <w:rFonts w:ascii="Arial Black" w:cs="Arial Black" w:eastAsia="Arial Black" w:hAnsi="Arial Black"/>
-          <w:b w:val="0"/>
-          <w:bCs w:val="0"/>
-          <w:i w:val="0"/>
-          <w:iCs w:val="0"/>
-          <w:smallCaps w:val="0"/>
-          <w:strike w:val="0"/>
-          <w:color w:val="000000"/>
-          <w:sz w:val="21"/>
-          <w:szCs w:val="21"/>
-          <w:u w:val="none"/>
-          <w:shd w:fill="auto" w:val="clear"/>
-          <w:vertAlign w:val="baseline"/>
-        </w:rPr>
-      </w:pPr>
-      <w:r>
-        <w:rPr>
-          <w:rtl w:val="0"/>
-        </w:rPr>
-      </w:r>
-    </w:p>
-    <w:p>
-      <w:pPr>
-        <w:keepNext w:val="0"/>
-        <w:keepLines w:val="0"/>
-        <w:pageBreakBefore w:val="0"/>
-        <w:widowControl w:val="0"/>
-        <w:numPr>
-          <w:ilvl w:val="1"/>
-          <w:numId w:val="1"/>
-        </w:numPr>
-        <w:pBdr>
-          <w:top w:space="0" w:sz="0" w:val="nil"/>
-          <w:left w:space="0" w:sz="0" w:val="nil"/>
-          <w:bottom w:space="0" w:sz="0" w:val="nil"/>
-          <w:right w:space="0" w:sz="0" w:val="nil"/>
-          <w:between w:space="0" w:sz="0" w:val="nil"/>
-        </w:pBdr>
-        <w:shd w:fill="auto" w:val="clear"/>
-        <w:tabs>
-          <w:tab w:val="left" w:leader="none" w:pos="1015"/>
-          <w:tab w:val="left" w:leader="none" w:pos="1019"/>
-        </w:tabs>
-        <w:spacing w:after="0" w:before="0" w:line="297" w:lineRule="auto"/>
-        <w:ind w:left="1019" w:right="757" w:hanging="457"/>
-        <w:jc w:val="left"/>
-        <w:rPr>
-          <w:rFonts w:ascii="Arial" w:cs="Arial" w:eastAsia="Arial" w:hAnsi="Arial"/>
-          <w:b w:val="0"/>
-          <w:bCs w:val="0"/>
-          <w:i w:val="0"/>
-          <w:iCs w:val="0"/>
-          <w:smallCaps w:val="0"/>
-          <w:strike w:val="0"/>
-          <w:color w:val="000000"/>
-          <w:sz w:val="21"/>
-          <w:szCs w:val="21"/>
-          <w:u w:val="none"/>
-          <w:shd w:fill="auto" w:val="clear"/>
-          <w:vertAlign w:val="baseline"/>
-        </w:rPr>
-      </w:pPr>
-      <w:r>
-        <w:rPr>
-          <w:rFonts w:ascii="Arial" w:cs="Arial" w:eastAsia="Arial" w:hAnsi="Arial"/>
-          <w:b w:val="0"/>
-          <w:bCs w:val="0"/>
-          <w:i w:val="0"/>
-          <w:iCs w:val="0"/>
-          <w:smallCaps w:val="0"/>
-          <w:strike w:val="0"/>
-          <w:color w:val="13151a"/>
-          <w:sz w:val="21"/>
-          <w:szCs w:val="21"/>
-          <w:u w:val="none"/>
-          <w:shd w:fill="auto" w:val="clear"/>
-          <w:vertAlign w:val="baseline"/>
-          <w:rtl w:val="0"/>
-        </w:rPr>
-        <w:t xml:space="preserve">This procedure is designed for any personnel </w:t>
-      </w:r>
-      <w:r>
-        <w:rPr>
-          <w:color w:val="13151a"/>
-          <w:sz w:val="21"/>
-          <w:szCs w:val="21"/>
-          <w:rtl w:val="0"/>
-        </w:rPr>
-        <w:t xml:space="preserve">designing recipes or trying to do electrical probing on new programs.</w:t>
-      </w:r>
-      <w:r>
-        <w:rPr>
-          <w:rtl w:val="0"/>
-        </w:rPr>
-      </w:r>
-    </w:p>
-    <w:p>
-      <w:pPr>
-        <w:keepNext w:val="0"/>
-        <w:keepLines w:val="0"/>
-        <w:pageBreakBefore w:val="0"/>
-        <w:widowControl w:val="0"/>
-        <w:pBdr>
-          <w:top w:space="0" w:sz="0" w:val="nil"/>
-          <w:left w:space="0" w:sz="0" w:val="nil"/>
-          <w:bottom w:space="0" w:sz="0" w:val="nil"/>
-          <w:right w:space="0" w:sz="0" w:val="nil"/>
-          <w:between w:space="0" w:sz="0" w:val="nil"/>
-        </w:pBdr>
-        <w:shd w:fill="auto" w:val="clear"/>
-        <w:spacing w:after="0" w:before="68" w:line="240" w:lineRule="auto"/>
-        <w:ind w:left="0" w:right="0" w:firstLine="0"/>
-        <w:jc w:val="left"/>
-        <w:rPr>
-          <w:rFonts w:ascii="Arial" w:cs="Arial" w:eastAsia="Arial" w:hAnsi="Arial"/>
-          <w:b w:val="0"/>
-          <w:bCs w:val="0"/>
-          <w:i w:val="0"/>
-          <w:iCs w:val="0"/>
-          <w:smallCaps w:val="0"/>
-          <w:strike w:val="0"/>
-          <w:color w:val="000000"/>
-          <w:sz w:val="33"/>
-          <w:szCs w:val="33"/>
-          <w:u w:val="none"/>
-          <w:shd w:fill="auto" w:val="clear"/>
-          <w:vertAlign w:val="baseline"/>
-        </w:rPr>
-      </w:pPr>
-      <w:r>
-        <w:rPr>
-          <w:rtl w:val="0"/>
-        </w:rPr>
-      </w:r>
-    </w:p>
-    <w:p>
-      <w:pPr>
-        <w:pStyle w:val="Heading1"/>
-        <w:pageBreakBefore/>
-        <w:numPr>
-          <w:ilvl w:val="0"/>
-          <w:numId w:val="1"/>
-        </w:numPr>
-        <w:tabs>
-          <w:tab w:val="left" w:leader="none" w:pos="696"/>
-        </w:tabs>
-        <w:ind w:left="696" w:hanging="370"/>
-        <w:rPr/>
-      </w:pPr>
-      <w:r>
-        <w:rPr>
-          <w:rtl w:val="0"/>
-        </w:rPr>
-        <w:t xml:space="preserve">References</w:t>
-      </w:r>
-      <w:r>
-        <w:rPr>
-          <w:rtl w:val="0"/>
-        </w:rPr>
-      </w:r>
-    </w:p>
-    <w:p>
-      <w:pPr>
-        <w:keepNext w:val="0"/>
-        <w:keepLines w:val="0"/>
-        <w:pageBreakBefore w:val="0"/>
-        <w:widowControl w:val="0"/>
-        <w:pBdr>
-          <w:top w:space="0" w:sz="0" w:val="nil"/>
-          <w:left w:space="0" w:sz="0" w:val="nil"/>
-          <w:bottom w:space="0" w:sz="0" w:val="nil"/>
-          <w:right w:space="0" w:sz="0" w:val="nil"/>
-          <w:between w:space="0" w:sz="0" w:val="nil"/>
-        </w:pBdr>
-        <w:shd w:fill="auto" w:val="clear"/>
-        <w:spacing w:after="0" w:before="67" w:line="240" w:lineRule="auto"/>
-        <w:ind w:left="0" w:right="0" w:firstLine="0"/>
-        <w:jc w:val="left"/>
-        <w:rPr>
-          <w:rFonts w:ascii="Arial" w:cs="Arial" w:eastAsia="Arial" w:hAnsi="Arial"/>
-          <w:b w:val="0"/>
-          <w:bCs w:val="0"/>
-          <w:i w:val="0"/>
-          <w:iCs w:val="0"/>
-          <w:smallCaps w:val="0"/>
-          <w:strike w:val="0"/>
-          <w:color w:val="000000"/>
-          <w:sz w:val="33"/>
-          <w:szCs w:val="33"/>
-          <w:u w:val="none"/>
-          <w:shd w:fill="auto" w:val="clear"/>
-          <w:vertAlign w:val="baseline"/>
-        </w:rPr>
-      </w:pPr>
-      <w:r>
-        <w:rPr>
-          <w:rtl w:val="0"/>
-        </w:rPr>
-      </w:r>
-    </w:p>
-    <w:p>
-      <w:pPr>
-        <w:pStyle w:val="Heading1"/>
-        <w:numPr>
-          <w:ilvl w:val="0"/>
-          <w:numId w:val="1"/>
-        </w:numPr>
-        <w:tabs>
-          <w:tab w:val="left" w:leader="none" w:pos="696"/>
-        </w:tabs>
-        <w:ind w:left="696" w:hanging="370"/>
-        <w:rPr/>
-      </w:pPr>
-      <w:sdt>
-        <w:sdtPr>
-          <w:id w:val="545445306"/>
-          <w:tag w:val="goog_rdk_0"/>
-        </w:sdtPr>
-        <w:sdtContent>
-          <w:r>
-            <w:rPr>
-              <w:rFonts w:ascii="Arial Unicode MS" w:cs="Arial Unicode MS" w:eastAsia="Arial Unicode MS" w:hAnsi="Arial Unicode MS"/>
-              <w:rtl w:val="0"/>
-            </w:rPr>
-            <w:t xml:space="preserve">Deﬁnitions</w:t>
-          </w:r>
-        </w:sdtContent>
-      </w:sdt>
-    </w:p>
-    <w:p>
-      <w:pPr>
-        <w:spacing w:before="294" w:lineRule="auto"/>
-        <w:ind w:left="205" w:firstLine="0"/>
-        <w:jc w:val="center"/>
-        <w:rPr>
-          <w:b w:val="1"/>
-          <w:bCs w:val="1"/>
-          <w:i w:val="1"/>
-          <w:iCs w:val="1"/>
-          <w:sz w:val="25"/>
-          <w:szCs w:val="25"/>
-        </w:rPr>
-      </w:pPr>
-      <w:r>
-        <w:rPr>
-          <w:b w:val="1"/>
-          <w:bCs w:val="1"/>
-          <w:i w:val="1"/>
-          <w:iCs w:val="1"/>
-          <w:sz w:val="25"/>
-          <w:szCs w:val="25"/>
-          <w:rtl w:val="0"/>
-        </w:rPr>
-        <w:t>Table 4: Definitions of terms, acronyms, and abbreviations</w:t>
-      </w:r>
-    </w:p>
-    <w:p>
-      <w:pPr>
-        <w:keepNext w:val="0"/>
-        <w:keepLines w:val="0"/>
-        <w:pageBreakBefore w:val="0"/>
-        <w:widowControl w:val="0"/>
-        <w:pBdr>
-          <w:top w:space="0" w:sz="0" w:val="nil"/>
-          <w:left w:space="0" w:sz="0" w:val="nil"/>
-          <w:bottom w:space="0" w:sz="0" w:val="nil"/>
-          <w:right w:space="0" w:sz="0" w:val="nil"/>
-          <w:between w:space="0" w:sz="0" w:val="nil"/>
-        </w:pBdr>
-        <w:shd w:fill="auto" w:val="clear"/>
-        <w:spacing w:after="0" w:before="11" w:line="240" w:lineRule="auto"/>
-        <w:ind w:left="0" w:right="0" w:firstLine="0"/>
-        <w:jc w:val="left"/>
-        <w:rPr>
-          <w:rFonts w:ascii="Arial" w:cs="Arial" w:eastAsia="Arial" w:hAnsi="Arial"/>
-          <w:b w:val="1"/>
-          <w:bCs w:val="1"/>
-          <w:i w:val="1"/>
-          <w:iCs w:val="1"/>
-          <w:smallCaps w:val="0"/>
-          <w:strike w:val="0"/>
-          <w:color w:val="000000"/>
-          <w:sz w:val="14"/>
-          <w:szCs w:val="14"/>
-          <w:u w:val="none"/>
-          <w:shd w:fill="auto" w:val="clear"/>
-          <w:vertAlign w:val="baseline"/>
-        </w:rPr>
-      </w:pPr>
-      <w:r>
-        <w:rPr>
-          <w:rtl w:val="0"/>
-        </w:rPr>
-      </w:r>
-    </w:p>
-    <w:tbl>
-      <w:tblPr>
-        <w:tblStyle w:val="Table2"/>
-        <w:tblW w:w="9390.0" w:type="dxa"/>
-        <w:jc w:val="left"/>
-        <w:tblInd w:w="339.0" w:type="dxa"/>
-        <w:tblBorders>
-          <w:top w:color="b3b3b3" w:space="0" w:sz="6" w:val="single"/>
-          <w:left w:color="b3b3b3" w:space="0" w:sz="6" w:val="single"/>
-          <w:bottom w:color="b3b3b3" w:space="0" w:sz="6" w:val="single"/>
-          <w:right w:color="b3b3b3" w:space="0" w:sz="6" w:val="single"/>
-          <w:insideH w:color="b3b3b3" w:space="0" w:sz="6" w:val="single"/>
-          <w:insideV w:color="b3b3b3" w:space="0" w:sz="6" w:val="single"/>
-        </w:tblBorders>
-        <w:tblLayout w:type="fixed"/>
-        <w:tblLook w:val="0000"/>
-      </w:tblPr>
-      <w:tblGrid>
-        <w:gridCol w:w="2550"/>
-        <w:gridCol w:w="6840"/>
-        <w:tblGridChange w:id="0">
-          <w:tblGrid>
-            <w:gridCol w:w="2550"/>
-            <w:gridCol w:w="6840"/>
-          </w:tblGrid>
-        </w:tblGridChange>
-      </w:tblGrid>
-      <w:tr>
-        <w:trPr>
-          <w:cantSplit w:val="0"/>
-          <w:trHeight w:val="449" w:hRule="atLeast"/>
-          <w:tblHeader w:val="0"/>
-        </w:trPr>
-        <w:tc>
-          <w:tcPr>
-            <w:tcBorders>
-              <w:bottom w:color="bebebe" w:space="0" w:sz="6" w:val="single"/>
-              <w:right w:color="bebebe" w:space="0" w:sz="6" w:val="single"/>
-            </w:tcBorders>
-            <w:shd w:fill="efefef" w:val="clear"/>
-          </w:tcPr>
-          <w:p>
-            <w:pPr>
-              <w:keepNext w:val="0"/>
-              <w:keepLines w:val="0"/>
-              <w:widowControl w:val="0"/>
-              <w:pBdr>
-                <w:top w:space="0" w:sz="0" w:val="nil"/>
-                <w:left w:space="0" w:sz="0" w:val="nil"/>
-                <w:bottom w:space="0" w:sz="0" w:val="nil"/>
-                <w:right w:space="0" w:sz="0" w:val="nil"/>
-                <w:between w:space="0" w:sz="0" w:val="nil"/>
-              </w:pBdr>
-              <w:shd w:fill="auto" w:val="clear"/>
-              <w:spacing w:after="0" w:before="69" w:line="240" w:lineRule="auto"/>
-              <w:ind w:left="95" w:right="0" w:firstLine="0"/>
-              <w:jc w:val="left"/>
-              <w:rPr>
-                <w:rFonts w:ascii="Arial Black" w:cs="Arial Black" w:eastAsia="Arial Black" w:hAnsi="Arial Black"/>
-                <w:b w:val="0"/>
-                <w:bCs w:val="0"/>
-                <w:i w:val="0"/>
-                <w:iCs w:val="0"/>
-                <w:smallCaps w:val="0"/>
-                <w:strike w:val="0"/>
-                <w:color w:val="000000"/>
-                <w:sz w:val="21"/>
-                <w:szCs w:val="21"/>
-                <w:u w:val="none"/>
-                <w:shd w:fill="auto" w:val="clear"/>
-                <w:vertAlign w:val="baseline"/>
-              </w:rPr>
-            </w:pPr>
-            <w:r>
-              <w:rPr>
-                <w:rFonts w:ascii="Arial Black" w:cs="Arial Black" w:eastAsia="Arial Black" w:hAnsi="Arial Black"/>
-                <w:b w:val="0"/>
-                <w:bCs w:val="0"/>
-                <w:i w:val="0"/>
-                <w:iCs w:val="0"/>
-                <w:smallCaps w:val="0"/>
-                <w:strike w:val="0"/>
-                <w:color w:val="000000"/>
-                <w:sz w:val="21"/>
-                <w:szCs w:val="21"/>
-                <w:u w:val="none"/>
-                <w:shd w:fill="auto" w:val="clear"/>
-                <w:vertAlign w:val="baseline"/>
-                <w:rtl w:val="0"/>
-              </w:rPr>
-              <w:t xml:space="preserve">Term</w:t>
-            </w:r>
-          </w:p>
-        </w:tc>
-        <w:tc>
-          <w:tcPr>
-            <w:tcBorders>
-              <w:left w:color="bebebe" w:space="0" w:sz="6" w:val="single"/>
-              <w:bottom w:color="bebebe" w:space="0" w:sz="6" w:val="single"/>
-            </w:tcBorders>
-            <w:shd w:fill="efefef" w:val="clear"/>
-          </w:tcPr>
-          <w:p>
-            <w:pPr>
-              <w:keepNext w:val="0"/>
-              <w:keepLines w:val="0"/>
-              <w:widowControl w:val="0"/>
-              <w:pBdr>
-                <w:top w:space="0" w:sz="0" w:val="nil"/>
-                <w:left w:space="0" w:sz="0" w:val="nil"/>
-                <w:bottom w:space="0" w:sz="0" w:val="nil"/>
-                <w:right w:space="0" w:sz="0" w:val="nil"/>
-                <w:between w:space="0" w:sz="0" w:val="nil"/>
-              </w:pBdr>
-              <w:shd w:fill="auto" w:val="clear"/>
-              <w:spacing w:after="0" w:before="69" w:line="240" w:lineRule="auto"/>
-              <w:ind w:left="95" w:right="0" w:firstLine="0"/>
-              <w:jc w:val="left"/>
-              <w:rPr>
-                <w:rFonts w:ascii="Arial Black" w:cs="Arial Black" w:eastAsia="Arial Black" w:hAnsi="Arial Black"/>
-                <w:b w:val="0"/>
-                <w:bCs w:val="0"/>
-                <w:i w:val="0"/>
-                <w:iCs w:val="0"/>
-                <w:smallCaps w:val="0"/>
-                <w:strike w:val="0"/>
-                <w:color w:val="000000"/>
-                <w:sz w:val="21"/>
-                <w:szCs w:val="21"/>
-                <w:u w:val="none"/>
-                <w:shd w:fill="auto" w:val="clear"/>
-                <w:vertAlign w:val="baseline"/>
-              </w:rPr>
-            </w:pPr>
-            <w:sdt>
-              <w:sdtPr>
-                <w:id w:val="2032721005"/>
-                <w:tag w:val="goog_rdk_1"/>
-              </w:sdtPr>
-              <w:sdtContent>
-                <w:r>
-                  <w:rPr>
-                    <w:rFonts w:ascii="Arial Unicode MS" w:cs="Arial Unicode MS" w:eastAsia="Arial Unicode MS" w:hAnsi="Arial Unicode MS"/>
-                    <w:b w:val="0"/>
-                    <w:bCs w:val="0"/>
-                    <w:i w:val="0"/>
-                    <w:iCs w:val="0"/>
-                    <w:smallCaps w:val="0"/>
-                    <w:strike w:val="0"/>
-                    <w:color w:val="000000"/>
-                    <w:sz w:val="21"/>
-                    <w:szCs w:val="21"/>
-                    <w:u w:val="none"/>
-                    <w:shd w:fill="auto" w:val="clear"/>
-                    <w:vertAlign w:val="baseline"/>
-                    <w:rtl w:val="0"/>
-                  </w:rPr>
-                  <w:t xml:space="preserve">Deﬁnition</w:t>
-                </w:r>
-              </w:sdtContent>
-            </w:sdt>
-          </w:p>
-        </w:tc>
-      </w:tr>
-      <w:tr>
-        <w:trPr>
-          <w:cantSplit w:val="0"/>
-          <w:trHeight w:val="749" w:hRule="atLeast"/>
-          <w:tblHeader w:val="0"/>
-        </w:trPr>
-        <w:tc>
-          <w:tcPr>
-            <w:tcBorders>
-              <w:top w:color="bebebe" w:space="0" w:sz="6" w:val="single"/>
-              <w:bottom w:color="bebebe" w:space="0" w:sz="6" w:val="single"/>
-              <w:right w:color="bebebe" w:space="0" w:sz="6" w:val="single"/>
-            </w:tcBorders>
-          </w:tcPr>
-          <w:p>
-            <w:pPr>
-              <w:keepNext w:val="0"/>
-              <w:keepLines w:val="0"/>
-              <w:widowControl w:val="0"/>
-              <w:pBdr>
-                <w:top w:space="0" w:sz="0" w:val="nil"/>
-                <w:left w:space="0" w:sz="0" w:val="nil"/>
-                <w:bottom w:space="0" w:sz="0" w:val="nil"/>
-                <w:right w:space="0" w:sz="0" w:val="nil"/>
-                <w:between w:space="0" w:sz="0" w:val="nil"/>
-              </w:pBdr>
-              <w:shd w:fill="auto" w:val="clear"/>
-              <w:spacing w:after="0" w:before="0" w:line="240" w:lineRule="auto"/>
-              <w:ind w:left="95" w:right="0" w:firstLine="0"/>
-              <w:jc w:val="left"/>
-              <w:rPr>
-                <w:rFonts w:ascii="Arial" w:cs="Arial" w:eastAsia="Arial" w:hAnsi="Arial"/>
-                <w:b w:val="0"/>
-                <w:bCs w:val="0"/>
-                <w:i w:val="0"/>
-                <w:iCs w:val="0"/>
-                <w:smallCaps w:val="0"/>
-                <w:strike w:val="0"/>
-                <w:color w:val="000000"/>
-                <w:sz w:val="21"/>
-                <w:szCs w:val="21"/>
-                <w:u w:val="none"/>
-                <w:shd w:fill="auto" w:val="clear"/>
-                <w:vertAlign w:val="baseline"/>
-              </w:rPr>
-            </w:pPr>
-            <w:r>
-              <w:rPr>
-                <w:rtl w:val="0"/>
-              </w:rPr>
-            </w:r>
-          </w:p>
-        </w:tc>
-        <w:tc>
-          <w:tcPr>
-            <w:tcBorders>
-              <w:top w:color="bebebe" w:space="0" w:sz="6" w:val="single"/>
-              <w:left w:color="bebebe" w:space="0" w:sz="6" w:val="single"/>
-              <w:bottom w:color="bebebe" w:space="0" w:sz="6" w:val="single"/>
-            </w:tcBorders>
-          </w:tcPr>
-          <w:p>
-            <w:pPr>
-              <w:keepNext w:val="0"/>
-              <w:keepLines w:val="0"/>
-              <w:widowControl w:val="0"/>
-              <w:pBdr>
-                <w:top w:space="0" w:sz="0" w:val="nil"/>
-                <w:left w:space="0" w:sz="0" w:val="nil"/>
-                <w:bottom w:space="0" w:sz="0" w:val="nil"/>
-                <w:right w:space="0" w:sz="0" w:val="nil"/>
-                <w:between w:space="0" w:sz="0" w:val="nil"/>
-              </w:pBdr>
-              <w:shd w:fill="auto" w:val="clear"/>
-              <w:spacing w:after="0" w:before="103" w:line="297" w:lineRule="auto"/>
-              <w:ind w:left="95" w:right="120" w:firstLine="0"/>
-              <w:jc w:val="left"/>
-              <w:rPr>
-                <w:rFonts w:ascii="Arial" w:cs="Arial" w:eastAsia="Arial" w:hAnsi="Arial"/>
-                <w:b w:val="0"/>
-                <w:bCs w:val="0"/>
-                <w:i w:val="0"/>
-                <w:iCs w:val="0"/>
-                <w:smallCaps w:val="0"/>
-                <w:strike w:val="0"/>
-                <w:color w:val="000000"/>
-                <w:sz w:val="21"/>
-                <w:szCs w:val="21"/>
-                <w:u w:val="none"/>
-                <w:shd w:fill="auto" w:val="clear"/>
-                <w:vertAlign w:val="baseline"/>
-              </w:rPr>
-            </w:pPr>
-            <w:r>
-              <w:rPr>
-                <w:rtl w:val="0"/>
-              </w:rPr>
-            </w:r>
-          </w:p>
-        </w:tc>
-      </w:tr>
-      <w:tr>
-        <w:trPr>
-          <w:cantSplit w:val="0"/>
-          <w:trHeight w:val="749" w:hRule="atLeast"/>
-          <w:tblHeader w:val="0"/>
-        </w:trPr>
-        <w:tc>
-          <w:tcPr>
-            <w:tcBorders>
-              <w:top w:color="bebebe" w:space="0" w:sz="6" w:val="single"/>
-              <w:bottom w:color="bebebe" w:space="0" w:sz="6" w:val="single"/>
-              <w:right w:color="bebebe" w:space="0" w:sz="6" w:val="single"/>
-            </w:tcBorders>
-          </w:tcPr>
-          <w:p>
-            <w:pPr>
-              <w:keepNext w:val="0"/>
-              <w:keepLines w:val="0"/>
-              <w:widowControl w:val="0"/>
-              <w:pBdr>
-                <w:top w:space="0" w:sz="0" w:val="nil"/>
-                <w:left w:space="0" w:sz="0" w:val="nil"/>
-                <w:bottom w:space="0" w:sz="0" w:val="nil"/>
-                <w:right w:space="0" w:sz="0" w:val="nil"/>
-                <w:between w:space="0" w:sz="0" w:val="nil"/>
-              </w:pBdr>
-              <w:shd w:fill="auto" w:val="clear"/>
-              <w:spacing w:after="0" w:before="0" w:line="240" w:lineRule="auto"/>
-              <w:ind w:left="95" w:right="0" w:firstLine="0"/>
-              <w:jc w:val="left"/>
-              <w:rPr>
-                <w:rFonts w:ascii="Arial" w:cs="Arial" w:eastAsia="Arial" w:hAnsi="Arial"/>
-                <w:b w:val="0"/>
-                <w:bCs w:val="0"/>
-                <w:i w:val="0"/>
-                <w:iCs w:val="0"/>
-                <w:smallCaps w:val="0"/>
-                <w:strike w:val="0"/>
-                <w:color w:val="000000"/>
-                <w:sz w:val="21"/>
-                <w:szCs w:val="21"/>
-                <w:u w:val="none"/>
-                <w:shd w:fill="auto" w:val="clear"/>
-                <w:vertAlign w:val="baseline"/>
-              </w:rPr>
-            </w:pPr>
-            <w:r>
-              <w:rPr>
-                <w:rtl w:val="0"/>
-              </w:rPr>
-            </w:r>
-          </w:p>
-        </w:tc>
-        <w:tc>
-          <w:tcPr>
-            <w:tcBorders>
-              <w:top w:color="bebebe" w:space="0" w:sz="6" w:val="single"/>
-              <w:left w:color="bebebe" w:space="0" w:sz="6" w:val="single"/>
-              <w:bottom w:color="bebebe" w:space="0" w:sz="6" w:val="single"/>
-            </w:tcBorders>
-          </w:tcPr>
-          <w:p>
-            <w:pPr>
-              <w:keepNext w:val="0"/>
-              <w:keepLines w:val="0"/>
-              <w:widowControl w:val="0"/>
-              <w:pBdr>
-                <w:top w:space="0" w:sz="0" w:val="nil"/>
-                <w:left w:space="0" w:sz="0" w:val="nil"/>
-                <w:bottom w:space="0" w:sz="0" w:val="nil"/>
-                <w:right w:space="0" w:sz="0" w:val="nil"/>
-                <w:between w:space="0" w:sz="0" w:val="nil"/>
-              </w:pBdr>
-              <w:shd w:fill="auto" w:val="clear"/>
-              <w:spacing w:after="0" w:before="103" w:line="297" w:lineRule="auto"/>
-              <w:ind w:left="95" w:right="0" w:firstLine="0"/>
-              <w:jc w:val="left"/>
-              <w:rPr>
-                <w:rFonts w:ascii="Arial" w:cs="Arial" w:eastAsia="Arial" w:hAnsi="Arial"/>
-                <w:b w:val="0"/>
-                <w:bCs w:val="0"/>
-                <w:i w:val="0"/>
-                <w:iCs w:val="0"/>
-                <w:smallCaps w:val="0"/>
-                <w:strike w:val="0"/>
-                <w:color w:val="000000"/>
-                <w:sz w:val="21"/>
-                <w:szCs w:val="21"/>
-                <w:u w:val="none"/>
-                <w:shd w:fill="auto" w:val="clear"/>
-                <w:vertAlign w:val="baseline"/>
-              </w:rPr>
-            </w:pPr>
-            <w:r>
-              <w:rPr>
-                <w:rtl w:val="0"/>
-              </w:rPr>
-            </w:r>
-          </w:p>
-        </w:tc>
-      </w:tr>
-      <w:tr>
-        <w:trPr>
-          <w:cantSplit w:val="0"/>
-          <w:trHeight w:val="749" w:hRule="atLeast"/>
-          <w:tblHeader w:val="0"/>
-        </w:trPr>
-        <w:tc>
-          <w:tcPr>
-            <w:tcBorders>
-              <w:top w:color="bebebe" w:space="0" w:sz="6" w:val="single"/>
-              <w:right w:color="bebebe" w:space="0" w:sz="6" w:val="single"/>
-            </w:tcBorders>
-          </w:tcPr>
-          <w:p>
-            <w:pPr>
-              <w:keepNext w:val="0"/>
-              <w:keepLines w:val="0"/>
-              <w:widowControl w:val="0"/>
-              <w:pBdr>
-                <w:top w:space="0" w:sz="0" w:val="nil"/>
-                <w:left w:space="0" w:sz="0" w:val="nil"/>
-                <w:bottom w:space="0" w:sz="0" w:val="nil"/>
-                <w:right w:space="0" w:sz="0" w:val="nil"/>
-                <w:between w:space="0" w:sz="0" w:val="nil"/>
-              </w:pBdr>
-              <w:shd w:fill="auto" w:val="clear"/>
-              <w:spacing w:after="0" w:before="0" w:line="240" w:lineRule="auto"/>
-              <w:ind w:left="95" w:right="0" w:firstLine="0"/>
-              <w:jc w:val="left"/>
-              <w:rPr>
-                <w:rFonts w:ascii="Arial" w:cs="Arial" w:eastAsia="Arial" w:hAnsi="Arial"/>
-                <w:b w:val="0"/>
-                <w:bCs w:val="0"/>
-                <w:i w:val="0"/>
-                <w:iCs w:val="0"/>
-                <w:smallCaps w:val="0"/>
-                <w:strike w:val="0"/>
-                <w:color w:val="000000"/>
-                <w:sz w:val="21"/>
-                <w:szCs w:val="21"/>
-                <w:u w:val="none"/>
-                <w:shd w:fill="auto" w:val="clear"/>
-                <w:vertAlign w:val="baseline"/>
-              </w:rPr>
-            </w:pPr>
-            <w:r>
-              <w:rPr>
-                <w:rtl w:val="0"/>
-              </w:rPr>
-            </w:r>
-          </w:p>
-        </w:tc>
-        <w:tc>
-          <w:tcPr>
-            <w:tcBorders>
-              <w:top w:color="bebebe" w:space="0" w:sz="6" w:val="single"/>
-              <w:left w:color="bebebe" w:space="0" w:sz="6" w:val="single"/>
-            </w:tcBorders>
-          </w:tcPr>
-          <w:p>
-            <w:pPr>
-              <w:keepNext w:val="0"/>
-              <w:keepLines w:val="0"/>
-              <w:widowControl w:val="0"/>
-              <w:pBdr>
-                <w:top w:space="0" w:sz="0" w:val="nil"/>
-                <w:left w:space="0" w:sz="0" w:val="nil"/>
-                <w:bottom w:space="0" w:sz="0" w:val="nil"/>
-                <w:right w:space="0" w:sz="0" w:val="nil"/>
-                <w:between w:space="0" w:sz="0" w:val="nil"/>
-              </w:pBdr>
-              <w:shd w:fill="auto" w:val="clear"/>
-              <w:spacing w:after="0" w:before="103" w:line="297" w:lineRule="auto"/>
-              <w:ind w:left="95" w:right="0" w:firstLine="0"/>
-              <w:jc w:val="left"/>
-              <w:rPr>
-                <w:rFonts w:ascii="Arial" w:cs="Arial" w:eastAsia="Arial" w:hAnsi="Arial"/>
-                <w:b w:val="0"/>
-                <w:bCs w:val="0"/>
-                <w:i w:val="0"/>
-                <w:iCs w:val="0"/>
-                <w:smallCaps w:val="0"/>
-                <w:strike w:val="0"/>
-                <w:color w:val="000000"/>
-                <w:sz w:val="21"/>
-                <w:szCs w:val="21"/>
-                <w:u w:val="none"/>
-                <w:shd w:fill="auto" w:val="clear"/>
-                <w:vertAlign w:val="baseline"/>
-              </w:rPr>
-            </w:pPr>
-            <w:r>
-              <w:rPr>
-                <w:rtl w:val="0"/>
-              </w:rPr>
-            </w:r>
-          </w:p>
-        </w:tc>
-      </w:tr>
-    </w:tbl>
-    <w:p>
-      <w:pPr>
-        <w:keepNext w:val="0"/>
-        <w:keepLines w:val="0"/>
-        <w:pageBreakBefore w:val="0"/>
-        <w:widowControl w:val="0"/>
-        <w:pBdr>
-          <w:top w:space="0" w:sz="0" w:val="nil"/>
-          <w:left w:space="0" w:sz="0" w:val="nil"/>
-          <w:bottom w:space="0" w:sz="0" w:val="nil"/>
-          <w:right w:space="0" w:sz="0" w:val="nil"/>
-          <w:between w:space="0" w:sz="0" w:val="nil"/>
-        </w:pBdr>
-        <w:shd w:fill="auto" w:val="clear"/>
-        <w:spacing w:after="0" w:before="133" w:line="240" w:lineRule="auto"/>
-        <w:ind w:left="0" w:right="0" w:firstLine="0"/>
-        <w:jc w:val="left"/>
-        <w:rPr>
-          <w:rFonts w:ascii="Arial" w:cs="Arial" w:eastAsia="Arial" w:hAnsi="Arial"/>
-          <w:b w:val="1"/>
-          <w:bCs w:val="1"/>
-          <w:i w:val="1"/>
-          <w:iCs w:val="1"/>
-          <w:smallCaps w:val="0"/>
-          <w:strike w:val="0"/>
-          <w:color w:val="000000"/>
-          <w:sz w:val="25"/>
-          <w:szCs w:val="25"/>
-          <w:u w:val="none"/>
-          <w:shd w:fill="auto" w:val="clear"/>
-          <w:vertAlign w:val="baseline"/>
-        </w:rPr>
-      </w:pPr>
-      <w:r>
-        <w:rPr>
-          <w:rtl w:val="0"/>
-        </w:rPr>
-      </w:r>
-    </w:p>
-    <w:p>
-      <w:pPr>
-        <w:pStyle w:val="Heading1"/>
-        <w:pageBreakBefore/>
-        <w:numPr>
-          <w:ilvl w:val="0"/>
-          <w:numId w:val="1"/>
-        </w:numPr>
-        <w:tabs>
-          <w:tab w:val="left" w:leader="none" w:pos="696"/>
-        </w:tabs>
-        <w:ind w:left="696" w:hanging="370"/>
-        <w:rPr/>
-      </w:pPr>
-      <w:r>
-        <w:rPr>
-          <w:rtl w:val="0"/>
-        </w:rPr>
-        <w:t xml:space="preserve">Responsibilities</w:t>
-      </w:r>
-    </w:p>
-    <w:p>
-      <w:pPr>
-        <w:keepNext w:val="0"/>
-        <w:keepLines w:val="0"/>
-        <w:pageBreakBefore w:val="0"/>
-        <w:widowControl w:val="0"/>
-        <w:numPr>
-          <w:ilvl w:val="1"/>
-          <w:numId w:val="1"/>
-        </w:numPr>
-        <w:pBdr>
-          <w:top w:space="0" w:sz="0" w:val="nil"/>
-          <w:left w:space="0" w:sz="0" w:val="nil"/>
-          <w:bottom w:space="0" w:sz="0" w:val="nil"/>
-          <w:right w:space="0" w:sz="0" w:val="nil"/>
-          <w:between w:space="0" w:sz="0" w:val="nil"/>
-        </w:pBdr>
-        <w:shd w:fill="auto" w:val="clear"/>
-        <w:tabs>
-          <w:tab w:val="left" w:leader="none" w:pos="1016"/>
-        </w:tabs>
-        <w:spacing w:after="0" w:before="282" w:line="240" w:lineRule="auto"/>
-        <w:ind w:left="1016" w:right="0" w:hanging="453"/>
-        <w:jc w:val="left"/>
-        <w:rPr>
-          <w:rFonts w:ascii="Arial" w:cs="Arial" w:eastAsia="Arial" w:hAnsi="Arial"/>
-          <w:b w:val="0"/>
-          <w:bCs w:val="0"/>
-          <w:i w:val="0"/>
-          <w:iCs w:val="0"/>
-          <w:smallCaps w:val="0"/>
-          <w:strike w:val="0"/>
-          <w:color w:val="000000"/>
-          <w:sz w:val="21"/>
-          <w:szCs w:val="21"/>
-          <w:u w:val="none"/>
-          <w:shd w:fill="auto" w:val="clear"/>
-          <w:vertAlign w:val="baseline"/>
-        </w:rPr>
-      </w:pPr>
-      <w:r>
-        <w:rPr>
-          <w:rFonts w:ascii="Arial" w:cs="Arial" w:eastAsia="Arial" w:hAnsi="Arial"/>
-          <w:b w:val="0"/>
-          <w:bCs w:val="0"/>
-          <w:i w:val="0"/>
-          <w:iCs w:val="0"/>
-          <w:smallCaps w:val="0"/>
-          <w:strike w:val="0"/>
-          <w:color w:val="000000"/>
-          <w:sz w:val="21"/>
-          <w:szCs w:val="21"/>
-          <w:u w:val="none"/>
-          <w:shd w:fill="auto" w:val="clear"/>
-          <w:vertAlign w:val="baseline"/>
-          <w:rtl w:val="0"/>
-        </w:rPr>
-        <w:t xml:space="preserve">It is the responsibility of persons operating </w:t>
-      </w:r>
-      <w:r>
-        <w:rPr>
-          <w:rFonts w:ascii="Arial Black" w:cs="Arial Black" w:eastAsia="Arial Black" w:hAnsi="Arial Black"/>
-          <w:b w:val="0"/>
-          <w:bCs w:val="0"/>
-          <w:i w:val="0"/>
-          <w:iCs w:val="0"/>
-          <w:smallCaps w:val="0"/>
-          <w:strike w:val="0"/>
-          <w:color w:val="40a75e"/>
-          <w:sz w:val="21"/>
-          <w:szCs w:val="21"/>
-          <w:u w:val="none"/>
-          <w:shd w:fill="auto" w:val="clear"/>
-          <w:vertAlign w:val="baseline"/>
-          <w:rtl w:val="0"/>
-        </w:rPr>
-        <w:t xml:space="preserve">PROBE08 </w:t>
-      </w:r>
-      <w:r>
-        <w:rPr>
-          <w:rFonts w:ascii="Arial" w:cs="Arial" w:eastAsia="Arial" w:hAnsi="Arial"/>
-          <w:b w:val="0"/>
-          <w:bCs w:val="0"/>
-          <w:i w:val="0"/>
-          <w:iCs w:val="0"/>
-          <w:smallCaps w:val="0"/>
-          <w:strike w:val="0"/>
-          <w:color w:val="000000"/>
-          <w:sz w:val="21"/>
-          <w:szCs w:val="21"/>
-          <w:u w:val="none"/>
-          <w:shd w:fill="auto" w:val="clear"/>
-          <w:vertAlign w:val="baseline"/>
-          <w:rtl w:val="0"/>
-        </w:rPr>
-        <w:t xml:space="preserve">to read this document.</w:t>
-      </w:r>
-    </w:p>
-    <w:p>
-      <w:pPr>
-        <w:keepNext w:val="0"/>
-        <w:keepLines w:val="0"/>
-        <w:pageBreakBefore w:val="0"/>
-        <w:widowControl w:val="0"/>
-        <w:numPr>
-          <w:ilvl w:val="1"/>
-          <w:numId w:val="1"/>
-        </w:numPr>
-        <w:pBdr>
-          <w:top w:space="0" w:sz="0" w:val="nil"/>
-          <w:left w:space="0" w:sz="0" w:val="nil"/>
-          <w:bottom w:space="0" w:sz="0" w:val="nil"/>
-          <w:right w:space="0" w:sz="0" w:val="nil"/>
-          <w:between w:space="0" w:sz="0" w:val="nil"/>
-        </w:pBdr>
-        <w:shd w:fill="auto" w:val="clear"/>
-        <w:tabs>
-          <w:tab w:val="left" w:leader="none" w:pos="1016"/>
-        </w:tabs>
-        <w:spacing w:after="0" w:before="188" w:line="240" w:lineRule="auto"/>
-        <w:ind w:left="1016" w:right="0" w:hanging="453"/>
-        <w:jc w:val="left"/>
-        <w:rPr>
-          <w:rFonts w:ascii="Arial" w:cs="Arial" w:eastAsia="Arial" w:hAnsi="Arial"/>
-          <w:b w:val="0"/>
-          <w:bCs w:val="0"/>
-          <w:i w:val="0"/>
-          <w:iCs w:val="0"/>
-          <w:smallCaps w:val="0"/>
-          <w:strike w:val="0"/>
-          <w:color w:val="000000"/>
-          <w:sz w:val="21"/>
-          <w:szCs w:val="21"/>
-          <w:u w:val="none"/>
-          <w:shd w:fill="auto" w:val="clear"/>
-          <w:vertAlign w:val="baseline"/>
-        </w:rPr>
-        <w:sectPr>
-          <w:type w:val="nextPage"/>
-          <w:pgSz w:h="16840" w:w="11900" w:orient="portrait"/>
-          <w:pgMar w:bottom="840" w:top="1100" w:left="1020" w:right="1020" w:header="824" w:footer="643"/>
-        </w:sectPr>
-      </w:pPr>
-      <w:r>
-        <w:rPr>
-          <w:rFonts w:ascii="Arial" w:cs="Arial" w:eastAsia="Arial" w:hAnsi="Arial"/>
-          <w:b w:val="0"/>
-          <w:bCs w:val="0"/>
-          <w:i w:val="0"/>
-          <w:iCs w:val="0"/>
-          <w:smallCaps w:val="0"/>
-          <w:strike w:val="0"/>
-          <w:color w:val="000000"/>
-          <w:sz w:val="21"/>
-          <w:szCs w:val="21"/>
-          <w:u w:val="none"/>
-          <w:shd w:fill="auto" w:val="clear"/>
-          <w:vertAlign w:val="baseline"/>
-          <w:rtl w:val="0"/>
-        </w:rPr>
-        <w:t xml:space="preserve">It is the responsibility of the Metrology Engineer to maintain this document.</w:t>
-      </w:r>
-    </w:p>
-    <w:p>
-      <w:pPr>
-        <w:tabs>
-          <w:tab w:val="left" w:leader="none" w:pos="9067"/>
-        </w:tabs>
-        <w:spacing w:before="51" w:lineRule="auto"/>
-        <w:ind w:left="114" w:firstLine="0"/>
-        <w:rPr>
-          <w:sz w:val="18"/>
-          <w:szCs w:val="18"/>
-        </w:rPr>
-      </w:pPr>
-      <w:r>
-        <w:rPr>
-          <w:sz w:val="18"/>
-          <w:szCs w:val="18"/>
-          <w:rtl w:val="0"/>
-        </w:rPr>
-        <w:t xml:space="preserve">Atomica Corp.</w:t>
-        <w:tab/>
-        <w:t xml:space="preserve">EOI-249</w:t>
-      </w:r>
-    </w:p>
-    <w:p>
-      <w:pPr>
-        <w:tabs>
-          <w:tab w:val="left" w:leader="none" w:pos="8738"/>
-        </w:tabs>
-        <w:spacing w:before="93" w:lineRule="auto"/>
-        <w:ind w:left="114" w:firstLine="0"/>
-        <w:rPr>
-          <w:sz w:val="18"/>
-          <w:szCs w:val="18"/>
-        </w:rPr>
-      </w:pPr>
-      <w:r>
-        <w:rPr>
-          <w:sz w:val="18"/>
-          <w:szCs w:val="18"/>
-          <w:rtl w:val="0"/>
-        </w:rPr>
-        <w:t xml:space="preserve">Operation of PROBE08 (Accretech UF200R)</w:t>
-        <w:tab/>
-        <w:t xml:space="preserve">Version: 4.0</w:t>
-      </w:r>
-      <w:r>
-        <mc:AlternateContent>
-          <mc:Choice Requires="wpg">
-            <w:drawing>
-              <wp:anchor allowOverlap="1" behindDoc="0" distB="0" distT="0" distL="0" distR="0" hidden="0" layoutInCell="1" locked="0" relativeHeight="0" simplePos="0">
-                <wp:simplePos x="0" y="0"/>
-                <wp:positionH relativeFrom="column">
-                  <wp:posOffset>66979</wp:posOffset>
-                </wp:positionH>
-                <wp:positionV relativeFrom="paragraph">
-                  <wp:posOffset>207817</wp:posOffset>
-                </wp:positionV>
-                <wp:extent cx="6130925" cy="31750"/>
-                <wp:effectExtent b="0" l="0" r="0" t="0"/>
-                <wp:wrapTopAndBottom distB="0" distT="0"/>
-                <wp:docPr id="5" name=""/>
-                <a:graphic>
-                  <a:graphicData uri="http://schemas.microsoft.com/office/word/2010/wordprocessingShape">
-                    <wps:wsp>
-                      <wps:cNvSpPr/>
-                      <wps:cNvPr id="6" name="Shape 6"/>
-                      <wps:spPr>
-                        <a:xfrm>
-                          <a:off x="2290063" y="3773650"/>
-                          <a:ext cx="6111875" cy="12700"/>
-                        </a:xfrm>
-                        <a:custGeom>
-                          <a:rect b="b" l="l" r="r" t="t"/>
-                          <a:pathLst>
-                            <a:path extrusionOk="0" h="12700" w="6111875">
-                              <a:moveTo>
-                                <a:pt x="6111266" y="12705"/>
-                              </a:moveTo>
-                              <a:lnTo>
-                                <a:pt x="0" y="12705"/>
-                              </a:lnTo>
-                              <a:lnTo>
-                                <a:pt x="0" y="0"/>
-                              </a:lnTo>
-                              <a:lnTo>
-                                <a:pt x="6111266" y="0"/>
-                              </a:lnTo>
-                              <a:lnTo>
-                                <a:pt x="6111266" y="12705"/>
-                              </a:lnTo>
-                              <a:close/>
-                            </a:path>
-                          </a:pathLst>
-                        </a:custGeom>
-                        <a:solidFill>
-                          <a:srgbClr val="CCCCCC"/>
-                        </a:solidFill>
-                        <a:ln>
-                          <a:noFill/>
-                        </a:ln>
-                      </wps:spPr>
-                      <wps:bodyPr anchorCtr="0" anchor="ctr" bIns="91425" lIns="91425" spcFirstLastPara="1" rIns="91425" wrap="square" tIns="91425">
-                        <a:noAutofit/>
-                      </wps:bodyPr>
-                    </wps:wsp>
-                  </a:graphicData>
-                </a:graphic>
-              </wp:anchor>
-            </w:drawing>
-          </mc:Choice>
-          <mc:Fallback>
-            <w:drawing>
-              <wp:anchor allowOverlap="1" behindDoc="0" distB="0" distT="0" distL="0" distR="0" hidden="0" layoutInCell="1" locked="0" relativeHeight="0" simplePos="0">
-                <wp:simplePos x="0" y="0"/>
-                <wp:positionH relativeFrom="column">
-                  <wp:posOffset>66979</wp:posOffset>
-                </wp:positionH>
-                <wp:positionV relativeFrom="paragraph">
-                  <wp:posOffset>207817</wp:posOffset>
-                </wp:positionV>
-                <wp:extent cx="6130925" cy="31750"/>
-                <wp:effectExtent b="0" l="0" r="0" t="0"/>
-                <wp:wrapTopAndBottom distB="0" distT="0"/>
-                <wp:docPr id="5" name="image22.png"/>
-                <a:graphic>
-                  <a:graphicData uri="http://schemas.openxmlformats.org/drawingml/2006/picture">
-                    <pic:pic>
-                      <pic:nvPicPr>
-                        <pic:cNvPr id="0" name="image22.png"/>
                         <pic:cNvPicPr preferRelativeResize="0"/>
                       </pic:nvPicPr>
                       <pic:blipFill>
